--- a/6-过程管理/运行记录类文件/060202-过程框架设计需求分析报告.docx
+++ b/6-过程管理/运行记录类文件/060202-过程框架设计需求分析报告.docx
@@ -14,12 +14,45 @@
         <w:topLinePunct w:val="0"/>
         <w:bidi w:val="0"/>
         <w:rPr>
+          <w:rFonts w:hint="eastAsia"/>
+          <w:lang w:val="en-US" w:eastAsia="zh-CN"/>
+        </w:rPr>
+      </w:pPr>
+      <w:bookmarkStart w:id="0" w:name="_Toc13859"/>
+    </w:p>
+    <w:p>
+      <w:pPr>
+        <w:pStyle w:val="52"/>
+        <w:keepNext w:val="0"/>
+        <w:keepLines w:val="0"/>
+        <w:pageBreakBefore w:val="0"/>
+        <w:widowControl w:val="0"/>
+        <w:wordWrap/>
+        <w:overflowPunct/>
+        <w:topLinePunct w:val="0"/>
+        <w:bidi w:val="0"/>
+        <w:rPr>
+          <w:rFonts w:hint="eastAsia"/>
+          <w:lang w:val="en-US" w:eastAsia="zh-CN"/>
+        </w:rPr>
+      </w:pPr>
+    </w:p>
+    <w:p>
+      <w:pPr>
+        <w:pStyle w:val="52"/>
+        <w:keepNext w:val="0"/>
+        <w:keepLines w:val="0"/>
+        <w:pageBreakBefore w:val="0"/>
+        <w:widowControl w:val="0"/>
+        <w:wordWrap/>
+        <w:overflowPunct/>
+        <w:topLinePunct w:val="0"/>
+        <w:bidi w:val="0"/>
+        <w:rPr>
           <w:rFonts w:hint="default"/>
           <w:lang w:val="en-US"/>
         </w:rPr>
       </w:pPr>
-      <w:bookmarkStart w:id="0" w:name="_Toc8124"/>
-      <w:bookmarkStart w:id="169" w:name="_GoBack"/>
       <w:r>
         <w:rPr>
           <w:rFonts w:hint="eastAsia"/>
@@ -41,7 +74,7 @@
         <w:topLinePunct w:val="0"/>
         <w:bidi w:val="0"/>
       </w:pPr>
-      <w:bookmarkStart w:id="1" w:name="_Toc32370"/>
+      <w:bookmarkStart w:id="1" w:name="_Toc2939"/>
       <w:r>
         <w:t>甘肃国邦信息科技有限公司</w:t>
       </w:r>
@@ -179,7 +212,7 @@
           <w:szCs w:val="21"/>
         </w:rPr>
       </w:pPr>
-      <w:bookmarkStart w:id="2" w:name="_Toc2809"/>
+      <w:bookmarkStart w:id="2" w:name="_Toc30089"/>
       <w:r>
         <w:rPr>
           <w:rFonts w:ascii="宋体" w:hAnsi="宋体" w:eastAsia="宋体" w:cs="宋体"/>
@@ -1269,23 +1302,6 @@
         <w:br w:type="page"/>
       </w:r>
     </w:p>
-    <w:p>
-      <w:pPr>
-        <w:keepNext w:val="0"/>
-        <w:keepLines w:val="0"/>
-        <w:pageBreakBefore w:val="0"/>
-        <w:widowControl w:val="0"/>
-        <w:wordWrap/>
-        <w:overflowPunct/>
-        <w:topLinePunct w:val="0"/>
-        <w:bidi w:val="0"/>
-        <w:rPr>
-          <w:rFonts w:hint="eastAsia" w:ascii="Microsoft JhengHei" w:hAnsi="Microsoft JhengHei" w:eastAsia="Microsoft JhengHei" w:cs="Microsoft JhengHei"/>
-          <w:sz w:val="24"/>
-          <w:szCs w:val="24"/>
-        </w:rPr>
-      </w:pPr>
-    </w:p>
     <w:sdt>
       <w:sdtPr>
         <w:rPr>
@@ -1386,7 +1402,7 @@
               <w:rFonts w:hint="eastAsia" w:ascii="Microsoft JhengHei" w:hAnsi="Microsoft JhengHei" w:eastAsia="Microsoft JhengHei" w:cs="Microsoft JhengHei"/>
               <w:szCs w:val="24"/>
             </w:rPr>
-            <w:instrText xml:space="preserve"> HYPERLINK \l _Toc8124 </w:instrText>
+            <w:instrText xml:space="preserve"> HYPERLINK \l _Toc13859 </w:instrText>
           </w:r>
           <w:r>
             <w:rPr>
@@ -1409,7 +1425,7 @@
             <w:fldChar w:fldCharType="begin"/>
           </w:r>
           <w:r>
-            <w:instrText xml:space="preserve"> PAGEREF _Toc8124 \h </w:instrText>
+            <w:instrText xml:space="preserve"> PAGEREF _Toc13859 \h </w:instrText>
           </w:r>
           <w:r>
             <w:fldChar w:fldCharType="separate"/>
@@ -1447,7 +1463,7 @@
               <w:rFonts w:hint="eastAsia" w:ascii="Microsoft JhengHei" w:hAnsi="Microsoft JhengHei" w:eastAsia="Microsoft JhengHei" w:cs="Microsoft JhengHei"/>
               <w:szCs w:val="24"/>
             </w:rPr>
-            <w:instrText xml:space="preserve"> HYPERLINK \l _Toc32370 </w:instrText>
+            <w:instrText xml:space="preserve"> HYPERLINK \l _Toc2939 </w:instrText>
           </w:r>
           <w:r>
             <w:rPr>
@@ -1466,7 +1482,7 @@
             <w:fldChar w:fldCharType="begin"/>
           </w:r>
           <w:r>
-            <w:instrText xml:space="preserve"> PAGEREF _Toc32370 \h </w:instrText>
+            <w:instrText xml:space="preserve"> PAGEREF _Toc2939 \h </w:instrText>
           </w:r>
           <w:r>
             <w:fldChar w:fldCharType="separate"/>
@@ -1504,7 +1520,7 @@
               <w:rFonts w:hint="eastAsia" w:ascii="Microsoft JhengHei" w:hAnsi="Microsoft JhengHei" w:eastAsia="Microsoft JhengHei" w:cs="Microsoft JhengHei"/>
               <w:szCs w:val="24"/>
             </w:rPr>
-            <w:instrText xml:space="preserve"> HYPERLINK \l _Toc2809 </w:instrText>
+            <w:instrText xml:space="preserve"> HYPERLINK \l _Toc30089 </w:instrText>
           </w:r>
           <w:r>
             <w:rPr>
@@ -1528,7 +1544,7 @@
             <w:fldChar w:fldCharType="begin"/>
           </w:r>
           <w:r>
-            <w:instrText xml:space="preserve"> PAGEREF _Toc2809 \h </w:instrText>
+            <w:instrText xml:space="preserve"> PAGEREF _Toc30089 \h </w:instrText>
           </w:r>
           <w:r>
             <w:fldChar w:fldCharType="separate"/>
@@ -1566,7 +1582,7 @@
               <w:rFonts w:hint="eastAsia" w:ascii="Microsoft JhengHei" w:hAnsi="Microsoft JhengHei" w:eastAsia="Microsoft JhengHei" w:cs="Microsoft JhengHei"/>
               <w:szCs w:val="24"/>
             </w:rPr>
-            <w:instrText xml:space="preserve"> HYPERLINK \l _Toc21660 </w:instrText>
+            <w:instrText xml:space="preserve"> HYPERLINK \l _Toc22737 </w:instrText>
           </w:r>
           <w:r>
             <w:rPr>
@@ -1591,7 +1607,7 @@
             <w:fldChar w:fldCharType="begin"/>
           </w:r>
           <w:r>
-            <w:instrText xml:space="preserve"> PAGEREF _Toc21660 \h </w:instrText>
+            <w:instrText xml:space="preserve"> PAGEREF _Toc22737 \h </w:instrText>
           </w:r>
           <w:r>
             <w:fldChar w:fldCharType="separate"/>
@@ -1629,7 +1645,7 @@
               <w:rFonts w:hint="eastAsia" w:ascii="Microsoft JhengHei" w:hAnsi="Microsoft JhengHei" w:eastAsia="Microsoft JhengHei" w:cs="Microsoft JhengHei"/>
               <w:szCs w:val="24"/>
             </w:rPr>
-            <w:instrText xml:space="preserve"> HYPERLINK \l _Toc11902 </w:instrText>
+            <w:instrText xml:space="preserve"> HYPERLINK \l _Toc27534 </w:instrText>
           </w:r>
           <w:r>
             <w:rPr>
@@ -1654,7 +1670,7 @@
             <w:fldChar w:fldCharType="begin"/>
           </w:r>
           <w:r>
-            <w:instrText xml:space="preserve"> PAGEREF _Toc11902 \h </w:instrText>
+            <w:instrText xml:space="preserve"> PAGEREF _Toc27534 \h </w:instrText>
           </w:r>
           <w:r>
             <w:fldChar w:fldCharType="separate"/>
@@ -1692,7 +1708,7 @@
               <w:rFonts w:hint="eastAsia" w:ascii="Microsoft JhengHei" w:hAnsi="Microsoft JhengHei" w:eastAsia="Microsoft JhengHei" w:cs="Microsoft JhengHei"/>
               <w:szCs w:val="24"/>
             </w:rPr>
-            <w:instrText xml:space="preserve"> HYPERLINK \l _Toc12065 </w:instrText>
+            <w:instrText xml:space="preserve"> HYPERLINK \l _Toc23239 </w:instrText>
           </w:r>
           <w:r>
             <w:rPr>
@@ -1717,7 +1733,7 @@
             <w:fldChar w:fldCharType="begin"/>
           </w:r>
           <w:r>
-            <w:instrText xml:space="preserve"> PAGEREF _Toc12065 \h </w:instrText>
+            <w:instrText xml:space="preserve"> PAGEREF _Toc23239 \h </w:instrText>
           </w:r>
           <w:r>
             <w:fldChar w:fldCharType="separate"/>
@@ -1755,7 +1771,7 @@
               <w:rFonts w:hint="eastAsia" w:ascii="Microsoft JhengHei" w:hAnsi="Microsoft JhengHei" w:eastAsia="Microsoft JhengHei" w:cs="Microsoft JhengHei"/>
               <w:szCs w:val="24"/>
             </w:rPr>
-            <w:instrText xml:space="preserve"> HYPERLINK \l _Toc10829 </w:instrText>
+            <w:instrText xml:space="preserve"> HYPERLINK \l _Toc16191 </w:instrText>
           </w:r>
           <w:r>
             <w:rPr>
@@ -1780,7 +1796,7 @@
             <w:fldChar w:fldCharType="begin"/>
           </w:r>
           <w:r>
-            <w:instrText xml:space="preserve"> PAGEREF _Toc10829 \h </w:instrText>
+            <w:instrText xml:space="preserve"> PAGEREF _Toc16191 \h </w:instrText>
           </w:r>
           <w:r>
             <w:fldChar w:fldCharType="separate"/>
@@ -1818,7 +1834,7 @@
               <w:rFonts w:hint="eastAsia" w:ascii="Microsoft JhengHei" w:hAnsi="Microsoft JhengHei" w:eastAsia="Microsoft JhengHei" w:cs="Microsoft JhengHei"/>
               <w:szCs w:val="24"/>
             </w:rPr>
-            <w:instrText xml:space="preserve"> HYPERLINK \l _Toc2492 </w:instrText>
+            <w:instrText xml:space="preserve"> HYPERLINK \l _Toc16927 </w:instrText>
           </w:r>
           <w:r>
             <w:rPr>
@@ -1843,7 +1859,7 @@
             <w:fldChar w:fldCharType="begin"/>
           </w:r>
           <w:r>
-            <w:instrText xml:space="preserve"> PAGEREF _Toc2492 \h </w:instrText>
+            <w:instrText xml:space="preserve"> PAGEREF _Toc16927 \h </w:instrText>
           </w:r>
           <w:r>
             <w:fldChar w:fldCharType="separate"/>
@@ -1881,7 +1897,7 @@
               <w:rFonts w:hint="eastAsia" w:ascii="Microsoft JhengHei" w:hAnsi="Microsoft JhengHei" w:eastAsia="Microsoft JhengHei" w:cs="Microsoft JhengHei"/>
               <w:szCs w:val="24"/>
             </w:rPr>
-            <w:instrText xml:space="preserve"> HYPERLINK \l _Toc24582 </w:instrText>
+            <w:instrText xml:space="preserve"> HYPERLINK \l _Toc5264 </w:instrText>
           </w:r>
           <w:r>
             <w:rPr>
@@ -1906,7 +1922,7 @@
             <w:fldChar w:fldCharType="begin"/>
           </w:r>
           <w:r>
-            <w:instrText xml:space="preserve"> PAGEREF _Toc24582 \h </w:instrText>
+            <w:instrText xml:space="preserve"> PAGEREF _Toc5264 \h </w:instrText>
           </w:r>
           <w:r>
             <w:fldChar w:fldCharType="separate"/>
@@ -1944,7 +1960,7 @@
               <w:rFonts w:hint="eastAsia" w:ascii="Microsoft JhengHei" w:hAnsi="Microsoft JhengHei" w:eastAsia="Microsoft JhengHei" w:cs="Microsoft JhengHei"/>
               <w:szCs w:val="24"/>
             </w:rPr>
-            <w:instrText xml:space="preserve"> HYPERLINK \l _Toc2325 </w:instrText>
+            <w:instrText xml:space="preserve"> HYPERLINK \l _Toc2106 </w:instrText>
           </w:r>
           <w:r>
             <w:rPr>
@@ -1969,7 +1985,7 @@
             <w:fldChar w:fldCharType="begin"/>
           </w:r>
           <w:r>
-            <w:instrText xml:space="preserve"> PAGEREF _Toc2325 \h </w:instrText>
+            <w:instrText xml:space="preserve"> PAGEREF _Toc2106 \h </w:instrText>
           </w:r>
           <w:r>
             <w:fldChar w:fldCharType="separate"/>
@@ -2007,7 +2023,7 @@
               <w:rFonts w:hint="eastAsia" w:ascii="Microsoft JhengHei" w:hAnsi="Microsoft JhengHei" w:eastAsia="Microsoft JhengHei" w:cs="Microsoft JhengHei"/>
               <w:szCs w:val="24"/>
             </w:rPr>
-            <w:instrText xml:space="preserve"> HYPERLINK \l _Toc11540 </w:instrText>
+            <w:instrText xml:space="preserve"> HYPERLINK \l _Toc14266 </w:instrText>
           </w:r>
           <w:r>
             <w:rPr>
@@ -2032,7 +2048,7 @@
             <w:fldChar w:fldCharType="begin"/>
           </w:r>
           <w:r>
-            <w:instrText xml:space="preserve"> PAGEREF _Toc11540 \h </w:instrText>
+            <w:instrText xml:space="preserve"> PAGEREF _Toc14266 \h </w:instrText>
           </w:r>
           <w:r>
             <w:fldChar w:fldCharType="separate"/>
@@ -2070,7 +2086,7 @@
               <w:rFonts w:hint="eastAsia" w:ascii="Microsoft JhengHei" w:hAnsi="Microsoft JhengHei" w:eastAsia="Microsoft JhengHei" w:cs="Microsoft JhengHei"/>
               <w:szCs w:val="24"/>
             </w:rPr>
-            <w:instrText xml:space="preserve"> HYPERLINK \l _Toc15042 </w:instrText>
+            <w:instrText xml:space="preserve"> HYPERLINK \l _Toc26486 </w:instrText>
           </w:r>
           <w:r>
             <w:rPr>
@@ -2103,7 +2119,7 @@
             <w:fldChar w:fldCharType="begin"/>
           </w:r>
           <w:r>
-            <w:instrText xml:space="preserve"> PAGEREF _Toc15042 \h </w:instrText>
+            <w:instrText xml:space="preserve"> PAGEREF _Toc26486 \h </w:instrText>
           </w:r>
           <w:r>
             <w:fldChar w:fldCharType="separate"/>
@@ -2141,7 +2157,7 @@
               <w:rFonts w:hint="eastAsia" w:ascii="Microsoft JhengHei" w:hAnsi="Microsoft JhengHei" w:eastAsia="Microsoft JhengHei" w:cs="Microsoft JhengHei"/>
               <w:szCs w:val="24"/>
             </w:rPr>
-            <w:instrText xml:space="preserve"> HYPERLINK \l _Toc24357 </w:instrText>
+            <w:instrText xml:space="preserve"> HYPERLINK \l _Toc17529 </w:instrText>
           </w:r>
           <w:r>
             <w:rPr>
@@ -2166,7 +2182,7 @@
             <w:fldChar w:fldCharType="begin"/>
           </w:r>
           <w:r>
-            <w:instrText xml:space="preserve"> PAGEREF _Toc24357 \h </w:instrText>
+            <w:instrText xml:space="preserve"> PAGEREF _Toc17529 \h </w:instrText>
           </w:r>
           <w:r>
             <w:fldChar w:fldCharType="separate"/>
@@ -2204,7 +2220,7 @@
               <w:rFonts w:hint="eastAsia" w:ascii="Microsoft JhengHei" w:hAnsi="Microsoft JhengHei" w:eastAsia="Microsoft JhengHei" w:cs="Microsoft JhengHei"/>
               <w:szCs w:val="24"/>
             </w:rPr>
-            <w:instrText xml:space="preserve"> HYPERLINK \l _Toc6758 </w:instrText>
+            <w:instrText xml:space="preserve"> HYPERLINK \l _Toc13302 </w:instrText>
           </w:r>
           <w:r>
             <w:rPr>
@@ -2229,7 +2245,7 @@
             <w:fldChar w:fldCharType="begin"/>
           </w:r>
           <w:r>
-            <w:instrText xml:space="preserve"> PAGEREF _Toc6758 \h </w:instrText>
+            <w:instrText xml:space="preserve"> PAGEREF _Toc13302 \h </w:instrText>
           </w:r>
           <w:r>
             <w:fldChar w:fldCharType="separate"/>
@@ -2267,7 +2283,7 @@
               <w:rFonts w:hint="eastAsia" w:ascii="Microsoft JhengHei" w:hAnsi="Microsoft JhengHei" w:eastAsia="Microsoft JhengHei" w:cs="Microsoft JhengHei"/>
               <w:szCs w:val="24"/>
             </w:rPr>
-            <w:instrText xml:space="preserve"> HYPERLINK \l _Toc32083 </w:instrText>
+            <w:instrText xml:space="preserve"> HYPERLINK \l _Toc12386 </w:instrText>
           </w:r>
           <w:r>
             <w:rPr>
@@ -2292,7 +2308,7 @@
             <w:fldChar w:fldCharType="begin"/>
           </w:r>
           <w:r>
-            <w:instrText xml:space="preserve"> PAGEREF _Toc32083 \h </w:instrText>
+            <w:instrText xml:space="preserve"> PAGEREF _Toc12386 \h </w:instrText>
           </w:r>
           <w:r>
             <w:fldChar w:fldCharType="separate"/>
@@ -2330,7 +2346,7 @@
               <w:rFonts w:hint="eastAsia" w:ascii="Microsoft JhengHei" w:hAnsi="Microsoft JhengHei" w:eastAsia="Microsoft JhengHei" w:cs="Microsoft JhengHei"/>
               <w:szCs w:val="24"/>
             </w:rPr>
-            <w:instrText xml:space="preserve"> HYPERLINK \l _Toc11437 </w:instrText>
+            <w:instrText xml:space="preserve"> HYPERLINK \l _Toc32554 </w:instrText>
           </w:r>
           <w:r>
             <w:rPr>
@@ -2355,7 +2371,7 @@
             <w:fldChar w:fldCharType="begin"/>
           </w:r>
           <w:r>
-            <w:instrText xml:space="preserve"> PAGEREF _Toc11437 \h </w:instrText>
+            <w:instrText xml:space="preserve"> PAGEREF _Toc32554 \h </w:instrText>
           </w:r>
           <w:r>
             <w:fldChar w:fldCharType="separate"/>
@@ -2393,7 +2409,7 @@
               <w:rFonts w:hint="eastAsia" w:ascii="Microsoft JhengHei" w:hAnsi="Microsoft JhengHei" w:eastAsia="Microsoft JhengHei" w:cs="Microsoft JhengHei"/>
               <w:szCs w:val="24"/>
             </w:rPr>
-            <w:instrText xml:space="preserve"> HYPERLINK \l _Toc5038 </w:instrText>
+            <w:instrText xml:space="preserve"> HYPERLINK \l _Toc6301 </w:instrText>
           </w:r>
           <w:r>
             <w:rPr>
@@ -2418,7 +2434,7 @@
             <w:fldChar w:fldCharType="begin"/>
           </w:r>
           <w:r>
-            <w:instrText xml:space="preserve"> PAGEREF _Toc5038 \h </w:instrText>
+            <w:instrText xml:space="preserve"> PAGEREF _Toc6301 \h </w:instrText>
           </w:r>
           <w:r>
             <w:fldChar w:fldCharType="separate"/>
@@ -2456,7 +2472,7 @@
               <w:rFonts w:hint="eastAsia" w:ascii="Microsoft JhengHei" w:hAnsi="Microsoft JhengHei" w:eastAsia="Microsoft JhengHei" w:cs="Microsoft JhengHei"/>
               <w:szCs w:val="24"/>
             </w:rPr>
-            <w:instrText xml:space="preserve"> HYPERLINK \l _Toc18224 </w:instrText>
+            <w:instrText xml:space="preserve"> HYPERLINK \l _Toc1294 </w:instrText>
           </w:r>
           <w:r>
             <w:rPr>
@@ -2481,7 +2497,7 @@
             <w:fldChar w:fldCharType="begin"/>
           </w:r>
           <w:r>
-            <w:instrText xml:space="preserve"> PAGEREF _Toc18224 \h </w:instrText>
+            <w:instrText xml:space="preserve"> PAGEREF _Toc1294 \h </w:instrText>
           </w:r>
           <w:r>
             <w:fldChar w:fldCharType="separate"/>
@@ -2519,7 +2535,7 @@
               <w:rFonts w:hint="eastAsia" w:ascii="Microsoft JhengHei" w:hAnsi="Microsoft JhengHei" w:eastAsia="Microsoft JhengHei" w:cs="Microsoft JhengHei"/>
               <w:szCs w:val="24"/>
             </w:rPr>
-            <w:instrText xml:space="preserve"> HYPERLINK \l _Toc23561 </w:instrText>
+            <w:instrText xml:space="preserve"> HYPERLINK \l _Toc30415 </w:instrText>
           </w:r>
           <w:r>
             <w:rPr>
@@ -2544,7 +2560,7 @@
             <w:fldChar w:fldCharType="begin"/>
           </w:r>
           <w:r>
-            <w:instrText xml:space="preserve"> PAGEREF _Toc23561 \h </w:instrText>
+            <w:instrText xml:space="preserve"> PAGEREF _Toc30415 \h </w:instrText>
           </w:r>
           <w:r>
             <w:fldChar w:fldCharType="separate"/>
@@ -2582,7 +2598,7 @@
               <w:rFonts w:hint="eastAsia" w:ascii="Microsoft JhengHei" w:hAnsi="Microsoft JhengHei" w:eastAsia="Microsoft JhengHei" w:cs="Microsoft JhengHei"/>
               <w:szCs w:val="24"/>
             </w:rPr>
-            <w:instrText xml:space="preserve"> HYPERLINK \l _Toc5265 </w:instrText>
+            <w:instrText xml:space="preserve"> HYPERLINK \l _Toc6144 </w:instrText>
           </w:r>
           <w:r>
             <w:rPr>
@@ -2607,7 +2623,7 @@
             <w:fldChar w:fldCharType="begin"/>
           </w:r>
           <w:r>
-            <w:instrText xml:space="preserve"> PAGEREF _Toc5265 \h </w:instrText>
+            <w:instrText xml:space="preserve"> PAGEREF _Toc6144 \h </w:instrText>
           </w:r>
           <w:r>
             <w:fldChar w:fldCharType="separate"/>
@@ -2645,7 +2661,7 @@
               <w:rFonts w:hint="eastAsia" w:ascii="Microsoft JhengHei" w:hAnsi="Microsoft JhengHei" w:eastAsia="Microsoft JhengHei" w:cs="Microsoft JhengHei"/>
               <w:szCs w:val="24"/>
             </w:rPr>
-            <w:instrText xml:space="preserve"> HYPERLINK \l _Toc13877 </w:instrText>
+            <w:instrText xml:space="preserve"> HYPERLINK \l _Toc15866 </w:instrText>
           </w:r>
           <w:r>
             <w:rPr>
@@ -2670,7 +2686,7 @@
             <w:fldChar w:fldCharType="begin"/>
           </w:r>
           <w:r>
-            <w:instrText xml:space="preserve"> PAGEREF _Toc13877 \h </w:instrText>
+            <w:instrText xml:space="preserve"> PAGEREF _Toc15866 \h </w:instrText>
           </w:r>
           <w:r>
             <w:fldChar w:fldCharType="separate"/>
@@ -2708,7 +2724,7 @@
               <w:rFonts w:hint="eastAsia" w:ascii="Microsoft JhengHei" w:hAnsi="Microsoft JhengHei" w:eastAsia="Microsoft JhengHei" w:cs="Microsoft JhengHei"/>
               <w:szCs w:val="24"/>
             </w:rPr>
-            <w:instrText xml:space="preserve"> HYPERLINK \l _Toc7748 </w:instrText>
+            <w:instrText xml:space="preserve"> HYPERLINK \l _Toc10392 </w:instrText>
           </w:r>
           <w:r>
             <w:rPr>
@@ -2733,7 +2749,7 @@
             <w:fldChar w:fldCharType="begin"/>
           </w:r>
           <w:r>
-            <w:instrText xml:space="preserve"> PAGEREF _Toc7748 \h </w:instrText>
+            <w:instrText xml:space="preserve"> PAGEREF _Toc10392 \h </w:instrText>
           </w:r>
           <w:r>
             <w:fldChar w:fldCharType="separate"/>
@@ -2771,7 +2787,7 @@
               <w:rFonts w:hint="eastAsia" w:ascii="Microsoft JhengHei" w:hAnsi="Microsoft JhengHei" w:eastAsia="Microsoft JhengHei" w:cs="Microsoft JhengHei"/>
               <w:szCs w:val="24"/>
             </w:rPr>
-            <w:instrText xml:space="preserve"> HYPERLINK \l _Toc13073 </w:instrText>
+            <w:instrText xml:space="preserve"> HYPERLINK \l _Toc10127 </w:instrText>
           </w:r>
           <w:r>
             <w:rPr>
@@ -2796,7 +2812,7 @@
             <w:fldChar w:fldCharType="begin"/>
           </w:r>
           <w:r>
-            <w:instrText xml:space="preserve"> PAGEREF _Toc13073 \h </w:instrText>
+            <w:instrText xml:space="preserve"> PAGEREF _Toc10127 \h </w:instrText>
           </w:r>
           <w:r>
             <w:fldChar w:fldCharType="separate"/>
@@ -2834,7 +2850,7 @@
               <w:rFonts w:hint="eastAsia" w:ascii="Microsoft JhengHei" w:hAnsi="Microsoft JhengHei" w:eastAsia="Microsoft JhengHei" w:cs="Microsoft JhengHei"/>
               <w:szCs w:val="24"/>
             </w:rPr>
-            <w:instrText xml:space="preserve"> HYPERLINK \l _Toc12777 </w:instrText>
+            <w:instrText xml:space="preserve"> HYPERLINK \l _Toc12518 </w:instrText>
           </w:r>
           <w:r>
             <w:rPr>
@@ -2859,7 +2875,7 @@
             <w:fldChar w:fldCharType="begin"/>
           </w:r>
           <w:r>
-            <w:instrText xml:space="preserve"> PAGEREF _Toc12777 \h </w:instrText>
+            <w:instrText xml:space="preserve"> PAGEREF _Toc12518 \h </w:instrText>
           </w:r>
           <w:r>
             <w:fldChar w:fldCharType="separate"/>
@@ -2897,7 +2913,7 @@
               <w:rFonts w:hint="eastAsia" w:ascii="Microsoft JhengHei" w:hAnsi="Microsoft JhengHei" w:eastAsia="Microsoft JhengHei" w:cs="Microsoft JhengHei"/>
               <w:szCs w:val="24"/>
             </w:rPr>
-            <w:instrText xml:space="preserve"> HYPERLINK \l _Toc20758 </w:instrText>
+            <w:instrText xml:space="preserve"> HYPERLINK \l _Toc31259 </w:instrText>
           </w:r>
           <w:r>
             <w:rPr>
@@ -2922,7 +2938,7 @@
             <w:fldChar w:fldCharType="begin"/>
           </w:r>
           <w:r>
-            <w:instrText xml:space="preserve"> PAGEREF _Toc20758 \h </w:instrText>
+            <w:instrText xml:space="preserve"> PAGEREF _Toc31259 \h </w:instrText>
           </w:r>
           <w:r>
             <w:fldChar w:fldCharType="separate"/>
@@ -2960,7 +2976,7 @@
               <w:rFonts w:hint="eastAsia" w:ascii="Microsoft JhengHei" w:hAnsi="Microsoft JhengHei" w:eastAsia="Microsoft JhengHei" w:cs="Microsoft JhengHei"/>
               <w:szCs w:val="24"/>
             </w:rPr>
-            <w:instrText xml:space="preserve"> HYPERLINK \l _Toc26142 </w:instrText>
+            <w:instrText xml:space="preserve"> HYPERLINK \l _Toc18179 </w:instrText>
           </w:r>
           <w:r>
             <w:rPr>
@@ -2985,7 +3001,7 @@
             <w:fldChar w:fldCharType="begin"/>
           </w:r>
           <w:r>
-            <w:instrText xml:space="preserve"> PAGEREF _Toc26142 \h </w:instrText>
+            <w:instrText xml:space="preserve"> PAGEREF _Toc18179 \h </w:instrText>
           </w:r>
           <w:r>
             <w:fldChar w:fldCharType="separate"/>
@@ -3023,7 +3039,7 @@
               <w:rFonts w:hint="eastAsia" w:ascii="Microsoft JhengHei" w:hAnsi="Microsoft JhengHei" w:eastAsia="Microsoft JhengHei" w:cs="Microsoft JhengHei"/>
               <w:szCs w:val="24"/>
             </w:rPr>
-            <w:instrText xml:space="preserve"> HYPERLINK \l _Toc15945 </w:instrText>
+            <w:instrText xml:space="preserve"> HYPERLINK \l _Toc7716 </w:instrText>
           </w:r>
           <w:r>
             <w:rPr>
@@ -3048,7 +3064,7 @@
             <w:fldChar w:fldCharType="begin"/>
           </w:r>
           <w:r>
-            <w:instrText xml:space="preserve"> PAGEREF _Toc15945 \h </w:instrText>
+            <w:instrText xml:space="preserve"> PAGEREF _Toc7716 \h </w:instrText>
           </w:r>
           <w:r>
             <w:fldChar w:fldCharType="separate"/>
@@ -3086,7 +3102,7 @@
               <w:rFonts w:hint="eastAsia" w:ascii="Microsoft JhengHei" w:hAnsi="Microsoft JhengHei" w:eastAsia="Microsoft JhengHei" w:cs="Microsoft JhengHei"/>
               <w:szCs w:val="24"/>
             </w:rPr>
-            <w:instrText xml:space="preserve"> HYPERLINK \l _Toc25391 </w:instrText>
+            <w:instrText xml:space="preserve"> HYPERLINK \l _Toc30945 </w:instrText>
           </w:r>
           <w:r>
             <w:rPr>
@@ -3111,7 +3127,7 @@
             <w:fldChar w:fldCharType="begin"/>
           </w:r>
           <w:r>
-            <w:instrText xml:space="preserve"> PAGEREF _Toc25391 \h </w:instrText>
+            <w:instrText xml:space="preserve"> PAGEREF _Toc30945 \h </w:instrText>
           </w:r>
           <w:r>
             <w:fldChar w:fldCharType="separate"/>
@@ -3149,7 +3165,7 @@
               <w:rFonts w:hint="eastAsia" w:ascii="Microsoft JhengHei" w:hAnsi="Microsoft JhengHei" w:eastAsia="Microsoft JhengHei" w:cs="Microsoft JhengHei"/>
               <w:szCs w:val="24"/>
             </w:rPr>
-            <w:instrText xml:space="preserve"> HYPERLINK \l _Toc21178 </w:instrText>
+            <w:instrText xml:space="preserve"> HYPERLINK \l _Toc15164 </w:instrText>
           </w:r>
           <w:r>
             <w:rPr>
@@ -3174,7 +3190,7 @@
             <w:fldChar w:fldCharType="begin"/>
           </w:r>
           <w:r>
-            <w:instrText xml:space="preserve"> PAGEREF _Toc21178 \h </w:instrText>
+            <w:instrText xml:space="preserve"> PAGEREF _Toc15164 \h </w:instrText>
           </w:r>
           <w:r>
             <w:fldChar w:fldCharType="separate"/>
@@ -3212,7 +3228,7 @@
               <w:rFonts w:hint="eastAsia" w:ascii="Microsoft JhengHei" w:hAnsi="Microsoft JhengHei" w:eastAsia="Microsoft JhengHei" w:cs="Microsoft JhengHei"/>
               <w:szCs w:val="24"/>
             </w:rPr>
-            <w:instrText xml:space="preserve"> HYPERLINK \l _Toc30232 </w:instrText>
+            <w:instrText xml:space="preserve"> HYPERLINK \l _Toc25515 </w:instrText>
           </w:r>
           <w:r>
             <w:rPr>
@@ -3237,7 +3253,7 @@
             <w:fldChar w:fldCharType="begin"/>
           </w:r>
           <w:r>
-            <w:instrText xml:space="preserve"> PAGEREF _Toc30232 \h </w:instrText>
+            <w:instrText xml:space="preserve"> PAGEREF _Toc25515 \h </w:instrText>
           </w:r>
           <w:r>
             <w:fldChar w:fldCharType="separate"/>
@@ -3275,7 +3291,7 @@
               <w:rFonts w:hint="eastAsia" w:ascii="Microsoft JhengHei" w:hAnsi="Microsoft JhengHei" w:eastAsia="Microsoft JhengHei" w:cs="Microsoft JhengHei"/>
               <w:szCs w:val="24"/>
             </w:rPr>
-            <w:instrText xml:space="preserve"> HYPERLINK \l _Toc20468 </w:instrText>
+            <w:instrText xml:space="preserve"> HYPERLINK \l _Toc9805 </w:instrText>
           </w:r>
           <w:r>
             <w:rPr>
@@ -3300,7 +3316,7 @@
             <w:fldChar w:fldCharType="begin"/>
           </w:r>
           <w:r>
-            <w:instrText xml:space="preserve"> PAGEREF _Toc20468 \h </w:instrText>
+            <w:instrText xml:space="preserve"> PAGEREF _Toc9805 \h </w:instrText>
           </w:r>
           <w:r>
             <w:fldChar w:fldCharType="separate"/>
@@ -3338,7 +3354,7 @@
               <w:rFonts w:hint="eastAsia" w:ascii="Microsoft JhengHei" w:hAnsi="Microsoft JhengHei" w:eastAsia="Microsoft JhengHei" w:cs="Microsoft JhengHei"/>
               <w:szCs w:val="24"/>
             </w:rPr>
-            <w:instrText xml:space="preserve"> HYPERLINK \l _Toc26794 </w:instrText>
+            <w:instrText xml:space="preserve"> HYPERLINK \l _Toc19270 </w:instrText>
           </w:r>
           <w:r>
             <w:rPr>
@@ -3363,7 +3379,7 @@
             <w:fldChar w:fldCharType="begin"/>
           </w:r>
           <w:r>
-            <w:instrText xml:space="preserve"> PAGEREF _Toc26794 \h </w:instrText>
+            <w:instrText xml:space="preserve"> PAGEREF _Toc19270 \h </w:instrText>
           </w:r>
           <w:r>
             <w:fldChar w:fldCharType="separate"/>
@@ -3401,7 +3417,7 @@
               <w:rFonts w:hint="eastAsia" w:ascii="Microsoft JhengHei" w:hAnsi="Microsoft JhengHei" w:eastAsia="Microsoft JhengHei" w:cs="Microsoft JhengHei"/>
               <w:szCs w:val="24"/>
             </w:rPr>
-            <w:instrText xml:space="preserve"> HYPERLINK \l _Toc5397 </w:instrText>
+            <w:instrText xml:space="preserve"> HYPERLINK \l _Toc29614 </w:instrText>
           </w:r>
           <w:r>
             <w:rPr>
@@ -3426,7 +3442,7 @@
             <w:fldChar w:fldCharType="begin"/>
           </w:r>
           <w:r>
-            <w:instrText xml:space="preserve"> PAGEREF _Toc5397 \h </w:instrText>
+            <w:instrText xml:space="preserve"> PAGEREF _Toc29614 \h </w:instrText>
           </w:r>
           <w:r>
             <w:fldChar w:fldCharType="separate"/>
@@ -3464,7 +3480,7 @@
               <w:rFonts w:hint="eastAsia" w:ascii="Microsoft JhengHei" w:hAnsi="Microsoft JhengHei" w:eastAsia="Microsoft JhengHei" w:cs="Microsoft JhengHei"/>
               <w:szCs w:val="24"/>
             </w:rPr>
-            <w:instrText xml:space="preserve"> HYPERLINK \l _Toc12253 </w:instrText>
+            <w:instrText xml:space="preserve"> HYPERLINK \l _Toc23211 </w:instrText>
           </w:r>
           <w:r>
             <w:rPr>
@@ -3489,7 +3505,7 @@
             <w:fldChar w:fldCharType="begin"/>
           </w:r>
           <w:r>
-            <w:instrText xml:space="preserve"> PAGEREF _Toc12253 \h </w:instrText>
+            <w:instrText xml:space="preserve"> PAGEREF _Toc23211 \h </w:instrText>
           </w:r>
           <w:r>
             <w:fldChar w:fldCharType="separate"/>
@@ -3527,7 +3543,7 @@
               <w:rFonts w:hint="eastAsia" w:ascii="Microsoft JhengHei" w:hAnsi="Microsoft JhengHei" w:eastAsia="Microsoft JhengHei" w:cs="Microsoft JhengHei"/>
               <w:szCs w:val="24"/>
             </w:rPr>
-            <w:instrText xml:space="preserve"> HYPERLINK \l _Toc13405 </w:instrText>
+            <w:instrText xml:space="preserve"> HYPERLINK \l _Toc21127 </w:instrText>
           </w:r>
           <w:r>
             <w:rPr>
@@ -3552,7 +3568,7 @@
             <w:fldChar w:fldCharType="begin"/>
           </w:r>
           <w:r>
-            <w:instrText xml:space="preserve"> PAGEREF _Toc13405 \h </w:instrText>
+            <w:instrText xml:space="preserve"> PAGEREF _Toc21127 \h </w:instrText>
           </w:r>
           <w:r>
             <w:fldChar w:fldCharType="separate"/>
@@ -3590,7 +3606,7 @@
               <w:rFonts w:hint="eastAsia" w:ascii="Microsoft JhengHei" w:hAnsi="Microsoft JhengHei" w:eastAsia="Microsoft JhengHei" w:cs="Microsoft JhengHei"/>
               <w:szCs w:val="24"/>
             </w:rPr>
-            <w:instrText xml:space="preserve"> HYPERLINK \l _Toc18824 </w:instrText>
+            <w:instrText xml:space="preserve"> HYPERLINK \l _Toc15405 </w:instrText>
           </w:r>
           <w:r>
             <w:rPr>
@@ -3615,7 +3631,7 @@
             <w:fldChar w:fldCharType="begin"/>
           </w:r>
           <w:r>
-            <w:instrText xml:space="preserve"> PAGEREF _Toc18824 \h </w:instrText>
+            <w:instrText xml:space="preserve"> PAGEREF _Toc15405 \h </w:instrText>
           </w:r>
           <w:r>
             <w:fldChar w:fldCharType="separate"/>
@@ -3653,7 +3669,7 @@
               <w:rFonts w:hint="eastAsia" w:ascii="Microsoft JhengHei" w:hAnsi="Microsoft JhengHei" w:eastAsia="Microsoft JhengHei" w:cs="Microsoft JhengHei"/>
               <w:szCs w:val="24"/>
             </w:rPr>
-            <w:instrText xml:space="preserve"> HYPERLINK \l _Toc32371 </w:instrText>
+            <w:instrText xml:space="preserve"> HYPERLINK \l _Toc17533 </w:instrText>
           </w:r>
           <w:r>
             <w:rPr>
@@ -3678,7 +3694,7 @@
             <w:fldChar w:fldCharType="begin"/>
           </w:r>
           <w:r>
-            <w:instrText xml:space="preserve"> PAGEREF _Toc32371 \h </w:instrText>
+            <w:instrText xml:space="preserve"> PAGEREF _Toc17533 \h </w:instrText>
           </w:r>
           <w:r>
             <w:fldChar w:fldCharType="separate"/>
@@ -3716,7 +3732,7 @@
               <w:rFonts w:hint="eastAsia" w:ascii="Microsoft JhengHei" w:hAnsi="Microsoft JhengHei" w:eastAsia="Microsoft JhengHei" w:cs="Microsoft JhengHei"/>
               <w:szCs w:val="24"/>
             </w:rPr>
-            <w:instrText xml:space="preserve"> HYPERLINK \l _Toc11551 </w:instrText>
+            <w:instrText xml:space="preserve"> HYPERLINK \l _Toc28914 </w:instrText>
           </w:r>
           <w:r>
             <w:rPr>
@@ -3741,7 +3757,7 @@
             <w:fldChar w:fldCharType="begin"/>
           </w:r>
           <w:r>
-            <w:instrText xml:space="preserve"> PAGEREF _Toc11551 \h </w:instrText>
+            <w:instrText xml:space="preserve"> PAGEREF _Toc28914 \h </w:instrText>
           </w:r>
           <w:r>
             <w:fldChar w:fldCharType="separate"/>
@@ -3779,7 +3795,7 @@
               <w:rFonts w:hint="eastAsia" w:ascii="Microsoft JhengHei" w:hAnsi="Microsoft JhengHei" w:eastAsia="Microsoft JhengHei" w:cs="Microsoft JhengHei"/>
               <w:szCs w:val="24"/>
             </w:rPr>
-            <w:instrText xml:space="preserve"> HYPERLINK \l _Toc30910 </w:instrText>
+            <w:instrText xml:space="preserve"> HYPERLINK \l _Toc7122 </w:instrText>
           </w:r>
           <w:r>
             <w:rPr>
@@ -3804,7 +3820,7 @@
             <w:fldChar w:fldCharType="begin"/>
           </w:r>
           <w:r>
-            <w:instrText xml:space="preserve"> PAGEREF _Toc30910 \h </w:instrText>
+            <w:instrText xml:space="preserve"> PAGEREF _Toc7122 \h </w:instrText>
           </w:r>
           <w:r>
             <w:fldChar w:fldCharType="separate"/>
@@ -3842,7 +3858,7 @@
               <w:rFonts w:hint="eastAsia" w:ascii="Microsoft JhengHei" w:hAnsi="Microsoft JhengHei" w:eastAsia="Microsoft JhengHei" w:cs="Microsoft JhengHei"/>
               <w:szCs w:val="24"/>
             </w:rPr>
-            <w:instrText xml:space="preserve"> HYPERLINK \l _Toc3884 </w:instrText>
+            <w:instrText xml:space="preserve"> HYPERLINK \l _Toc18723 </w:instrText>
           </w:r>
           <w:r>
             <w:rPr>
@@ -3867,7 +3883,7 @@
             <w:fldChar w:fldCharType="begin"/>
           </w:r>
           <w:r>
-            <w:instrText xml:space="preserve"> PAGEREF _Toc3884 \h </w:instrText>
+            <w:instrText xml:space="preserve"> PAGEREF _Toc18723 \h </w:instrText>
           </w:r>
           <w:r>
             <w:fldChar w:fldCharType="separate"/>
@@ -3905,7 +3921,7 @@
               <w:rFonts w:hint="eastAsia" w:ascii="Microsoft JhengHei" w:hAnsi="Microsoft JhengHei" w:eastAsia="Microsoft JhengHei" w:cs="Microsoft JhengHei"/>
               <w:szCs w:val="24"/>
             </w:rPr>
-            <w:instrText xml:space="preserve"> HYPERLINK \l _Toc8053 </w:instrText>
+            <w:instrText xml:space="preserve"> HYPERLINK \l _Toc15185 </w:instrText>
           </w:r>
           <w:r>
             <w:rPr>
@@ -3930,7 +3946,7 @@
             <w:fldChar w:fldCharType="begin"/>
           </w:r>
           <w:r>
-            <w:instrText xml:space="preserve"> PAGEREF _Toc8053 \h </w:instrText>
+            <w:instrText xml:space="preserve"> PAGEREF _Toc15185 \h </w:instrText>
           </w:r>
           <w:r>
             <w:fldChar w:fldCharType="separate"/>
@@ -3968,7 +3984,7 @@
               <w:rFonts w:hint="eastAsia" w:ascii="Microsoft JhengHei" w:hAnsi="Microsoft JhengHei" w:eastAsia="Microsoft JhengHei" w:cs="Microsoft JhengHei"/>
               <w:szCs w:val="24"/>
             </w:rPr>
-            <w:instrText xml:space="preserve"> HYPERLINK \l _Toc30093 </w:instrText>
+            <w:instrText xml:space="preserve"> HYPERLINK \l _Toc10906 </w:instrText>
           </w:r>
           <w:r>
             <w:rPr>
@@ -3993,7 +4009,7 @@
             <w:fldChar w:fldCharType="begin"/>
           </w:r>
           <w:r>
-            <w:instrText xml:space="preserve"> PAGEREF _Toc30093 \h </w:instrText>
+            <w:instrText xml:space="preserve"> PAGEREF _Toc10906 \h </w:instrText>
           </w:r>
           <w:r>
             <w:fldChar w:fldCharType="separate"/>
@@ -4031,7 +4047,7 @@
               <w:rFonts w:hint="eastAsia" w:ascii="Microsoft JhengHei" w:hAnsi="Microsoft JhengHei" w:eastAsia="Microsoft JhengHei" w:cs="Microsoft JhengHei"/>
               <w:szCs w:val="24"/>
             </w:rPr>
-            <w:instrText xml:space="preserve"> HYPERLINK \l _Toc6495 </w:instrText>
+            <w:instrText xml:space="preserve"> HYPERLINK \l _Toc11960 </w:instrText>
           </w:r>
           <w:r>
             <w:rPr>
@@ -4056,7 +4072,7 @@
             <w:fldChar w:fldCharType="begin"/>
           </w:r>
           <w:r>
-            <w:instrText xml:space="preserve"> PAGEREF _Toc6495 \h </w:instrText>
+            <w:instrText xml:space="preserve"> PAGEREF _Toc11960 \h </w:instrText>
           </w:r>
           <w:r>
             <w:fldChar w:fldCharType="separate"/>
@@ -4094,7 +4110,7 @@
               <w:rFonts w:hint="eastAsia" w:ascii="Microsoft JhengHei" w:hAnsi="Microsoft JhengHei" w:eastAsia="Microsoft JhengHei" w:cs="Microsoft JhengHei"/>
               <w:szCs w:val="24"/>
             </w:rPr>
-            <w:instrText xml:space="preserve"> HYPERLINK \l _Toc19145 </w:instrText>
+            <w:instrText xml:space="preserve"> HYPERLINK \l _Toc543 </w:instrText>
           </w:r>
           <w:r>
             <w:rPr>
@@ -4119,13 +4135,13 @@
             <w:fldChar w:fldCharType="begin"/>
           </w:r>
           <w:r>
-            <w:instrText xml:space="preserve"> PAGEREF _Toc19145 \h </w:instrText>
+            <w:instrText xml:space="preserve"> PAGEREF _Toc543 \h </w:instrText>
           </w:r>
           <w:r>
             <w:fldChar w:fldCharType="separate"/>
           </w:r>
           <w:r>
-            <w:t>9</w:t>
+            <w:t>10</w:t>
           </w:r>
           <w:r>
             <w:fldChar w:fldCharType="end"/>
@@ -4157,7 +4173,7 @@
               <w:rFonts w:hint="eastAsia" w:ascii="Microsoft JhengHei" w:hAnsi="Microsoft JhengHei" w:eastAsia="Microsoft JhengHei" w:cs="Microsoft JhengHei"/>
               <w:szCs w:val="24"/>
             </w:rPr>
-            <w:instrText xml:space="preserve"> HYPERLINK \l _Toc29270 </w:instrText>
+            <w:instrText xml:space="preserve"> HYPERLINK \l _Toc10130 </w:instrText>
           </w:r>
           <w:r>
             <w:rPr>
@@ -4182,7 +4198,7 @@
             <w:fldChar w:fldCharType="begin"/>
           </w:r>
           <w:r>
-            <w:instrText xml:space="preserve"> PAGEREF _Toc29270 \h </w:instrText>
+            <w:instrText xml:space="preserve"> PAGEREF _Toc10130 \h </w:instrText>
           </w:r>
           <w:r>
             <w:fldChar w:fldCharType="separate"/>
@@ -4220,7 +4236,7 @@
               <w:rFonts w:hint="eastAsia" w:ascii="Microsoft JhengHei" w:hAnsi="Microsoft JhengHei" w:eastAsia="Microsoft JhengHei" w:cs="Microsoft JhengHei"/>
               <w:szCs w:val="24"/>
             </w:rPr>
-            <w:instrText xml:space="preserve"> HYPERLINK \l _Toc20735 </w:instrText>
+            <w:instrText xml:space="preserve"> HYPERLINK \l _Toc23413 </w:instrText>
           </w:r>
           <w:r>
             <w:rPr>
@@ -4245,7 +4261,7 @@
             <w:fldChar w:fldCharType="begin"/>
           </w:r>
           <w:r>
-            <w:instrText xml:space="preserve"> PAGEREF _Toc20735 \h </w:instrText>
+            <w:instrText xml:space="preserve"> PAGEREF _Toc23413 \h </w:instrText>
           </w:r>
           <w:r>
             <w:fldChar w:fldCharType="separate"/>
@@ -4283,7 +4299,7 @@
               <w:rFonts w:hint="eastAsia" w:ascii="Microsoft JhengHei" w:hAnsi="Microsoft JhengHei" w:eastAsia="Microsoft JhengHei" w:cs="Microsoft JhengHei"/>
               <w:szCs w:val="24"/>
             </w:rPr>
-            <w:instrText xml:space="preserve"> HYPERLINK \l _Toc23298 </w:instrText>
+            <w:instrText xml:space="preserve"> HYPERLINK \l _Toc2444 </w:instrText>
           </w:r>
           <w:r>
             <w:rPr>
@@ -4308,7 +4324,7 @@
             <w:fldChar w:fldCharType="begin"/>
           </w:r>
           <w:r>
-            <w:instrText xml:space="preserve"> PAGEREF _Toc23298 \h </w:instrText>
+            <w:instrText xml:space="preserve"> PAGEREF _Toc2444 \h </w:instrText>
           </w:r>
           <w:r>
             <w:fldChar w:fldCharType="separate"/>
@@ -4346,7 +4362,7 @@
               <w:rFonts w:hint="eastAsia" w:ascii="Microsoft JhengHei" w:hAnsi="Microsoft JhengHei" w:eastAsia="Microsoft JhengHei" w:cs="Microsoft JhengHei"/>
               <w:szCs w:val="24"/>
             </w:rPr>
-            <w:instrText xml:space="preserve"> HYPERLINK \l _Toc6448 </w:instrText>
+            <w:instrText xml:space="preserve"> HYPERLINK \l _Toc16056 </w:instrText>
           </w:r>
           <w:r>
             <w:rPr>
@@ -4371,7 +4387,7 @@
             <w:fldChar w:fldCharType="begin"/>
           </w:r>
           <w:r>
-            <w:instrText xml:space="preserve"> PAGEREF _Toc6448 \h </w:instrText>
+            <w:instrText xml:space="preserve"> PAGEREF _Toc16056 \h </w:instrText>
           </w:r>
           <w:r>
             <w:fldChar w:fldCharType="separate"/>
@@ -4409,7 +4425,7 @@
               <w:rFonts w:hint="eastAsia" w:ascii="Microsoft JhengHei" w:hAnsi="Microsoft JhengHei" w:eastAsia="Microsoft JhengHei" w:cs="Microsoft JhengHei"/>
               <w:szCs w:val="24"/>
             </w:rPr>
-            <w:instrText xml:space="preserve"> HYPERLINK \l _Toc8051 </w:instrText>
+            <w:instrText xml:space="preserve"> HYPERLINK \l _Toc19151 </w:instrText>
           </w:r>
           <w:r>
             <w:rPr>
@@ -4434,7 +4450,7 @@
             <w:fldChar w:fldCharType="begin"/>
           </w:r>
           <w:r>
-            <w:instrText xml:space="preserve"> PAGEREF _Toc8051 \h </w:instrText>
+            <w:instrText xml:space="preserve"> PAGEREF _Toc19151 \h </w:instrText>
           </w:r>
           <w:r>
             <w:fldChar w:fldCharType="separate"/>
@@ -4472,7 +4488,7 @@
               <w:rFonts w:hint="eastAsia" w:ascii="Microsoft JhengHei" w:hAnsi="Microsoft JhengHei" w:eastAsia="Microsoft JhengHei" w:cs="Microsoft JhengHei"/>
               <w:szCs w:val="24"/>
             </w:rPr>
-            <w:instrText xml:space="preserve"> HYPERLINK \l _Toc2548 </w:instrText>
+            <w:instrText xml:space="preserve"> HYPERLINK \l _Toc9704 </w:instrText>
           </w:r>
           <w:r>
             <w:rPr>
@@ -4497,7 +4513,7 @@
             <w:fldChar w:fldCharType="begin"/>
           </w:r>
           <w:r>
-            <w:instrText xml:space="preserve"> PAGEREF _Toc2548 \h </w:instrText>
+            <w:instrText xml:space="preserve"> PAGEREF _Toc9704 \h </w:instrText>
           </w:r>
           <w:r>
             <w:fldChar w:fldCharType="separate"/>
@@ -4535,7 +4551,7 @@
               <w:rFonts w:hint="eastAsia" w:ascii="Microsoft JhengHei" w:hAnsi="Microsoft JhengHei" w:eastAsia="Microsoft JhengHei" w:cs="Microsoft JhengHei"/>
               <w:szCs w:val="24"/>
             </w:rPr>
-            <w:instrText xml:space="preserve"> HYPERLINK \l _Toc21375 </w:instrText>
+            <w:instrText xml:space="preserve"> HYPERLINK \l _Toc20464 </w:instrText>
           </w:r>
           <w:r>
             <w:rPr>
@@ -4560,7 +4576,7 @@
             <w:fldChar w:fldCharType="begin"/>
           </w:r>
           <w:r>
-            <w:instrText xml:space="preserve"> PAGEREF _Toc21375 \h </w:instrText>
+            <w:instrText xml:space="preserve"> PAGEREF _Toc20464 \h </w:instrText>
           </w:r>
           <w:r>
             <w:fldChar w:fldCharType="separate"/>
@@ -4598,7 +4614,7 @@
               <w:rFonts w:hint="eastAsia" w:ascii="Microsoft JhengHei" w:hAnsi="Microsoft JhengHei" w:eastAsia="Microsoft JhengHei" w:cs="Microsoft JhengHei"/>
               <w:szCs w:val="24"/>
             </w:rPr>
-            <w:instrText xml:space="preserve"> HYPERLINK \l _Toc6374 </w:instrText>
+            <w:instrText xml:space="preserve"> HYPERLINK \l _Toc13204 </w:instrText>
           </w:r>
           <w:r>
             <w:rPr>
@@ -4623,7 +4639,7 @@
             <w:fldChar w:fldCharType="begin"/>
           </w:r>
           <w:r>
-            <w:instrText xml:space="preserve"> PAGEREF _Toc6374 \h </w:instrText>
+            <w:instrText xml:space="preserve"> PAGEREF _Toc13204 \h </w:instrText>
           </w:r>
           <w:r>
             <w:fldChar w:fldCharType="separate"/>
@@ -4661,7 +4677,7 @@
               <w:rFonts w:hint="eastAsia" w:ascii="Microsoft JhengHei" w:hAnsi="Microsoft JhengHei" w:eastAsia="Microsoft JhengHei" w:cs="Microsoft JhengHei"/>
               <w:szCs w:val="24"/>
             </w:rPr>
-            <w:instrText xml:space="preserve"> HYPERLINK \l _Toc27403 </w:instrText>
+            <w:instrText xml:space="preserve"> HYPERLINK \l _Toc26721 </w:instrText>
           </w:r>
           <w:r>
             <w:rPr>
@@ -4686,7 +4702,7 @@
             <w:fldChar w:fldCharType="begin"/>
           </w:r>
           <w:r>
-            <w:instrText xml:space="preserve"> PAGEREF _Toc27403 \h </w:instrText>
+            <w:instrText xml:space="preserve"> PAGEREF _Toc26721 \h </w:instrText>
           </w:r>
           <w:r>
             <w:fldChar w:fldCharType="separate"/>
@@ -4724,7 +4740,7 @@
               <w:rFonts w:hint="eastAsia" w:ascii="Microsoft JhengHei" w:hAnsi="Microsoft JhengHei" w:eastAsia="Microsoft JhengHei" w:cs="Microsoft JhengHei"/>
               <w:szCs w:val="24"/>
             </w:rPr>
-            <w:instrText xml:space="preserve"> HYPERLINK \l _Toc13375 </w:instrText>
+            <w:instrText xml:space="preserve"> HYPERLINK \l _Toc23548 </w:instrText>
           </w:r>
           <w:r>
             <w:rPr>
@@ -4749,7 +4765,7 @@
             <w:fldChar w:fldCharType="begin"/>
           </w:r>
           <w:r>
-            <w:instrText xml:space="preserve"> PAGEREF _Toc13375 \h </w:instrText>
+            <w:instrText xml:space="preserve"> PAGEREF _Toc23548 \h </w:instrText>
           </w:r>
           <w:r>
             <w:fldChar w:fldCharType="separate"/>
@@ -4787,7 +4803,7 @@
               <w:rFonts w:hint="eastAsia" w:ascii="Microsoft JhengHei" w:hAnsi="Microsoft JhengHei" w:eastAsia="Microsoft JhengHei" w:cs="Microsoft JhengHei"/>
               <w:szCs w:val="24"/>
             </w:rPr>
-            <w:instrText xml:space="preserve"> HYPERLINK \l _Toc26028 </w:instrText>
+            <w:instrText xml:space="preserve"> HYPERLINK \l _Toc30617 </w:instrText>
           </w:r>
           <w:r>
             <w:rPr>
@@ -4812,7 +4828,7 @@
             <w:fldChar w:fldCharType="begin"/>
           </w:r>
           <w:r>
-            <w:instrText xml:space="preserve"> PAGEREF _Toc26028 \h </w:instrText>
+            <w:instrText xml:space="preserve"> PAGEREF _Toc30617 \h </w:instrText>
           </w:r>
           <w:r>
             <w:fldChar w:fldCharType="separate"/>
@@ -4850,7 +4866,7 @@
               <w:rFonts w:hint="eastAsia" w:ascii="Microsoft JhengHei" w:hAnsi="Microsoft JhengHei" w:eastAsia="Microsoft JhengHei" w:cs="Microsoft JhengHei"/>
               <w:szCs w:val="24"/>
             </w:rPr>
-            <w:instrText xml:space="preserve"> HYPERLINK \l _Toc1658 </w:instrText>
+            <w:instrText xml:space="preserve"> HYPERLINK \l _Toc31780 </w:instrText>
           </w:r>
           <w:r>
             <w:rPr>
@@ -4875,7 +4891,7 @@
             <w:fldChar w:fldCharType="begin"/>
           </w:r>
           <w:r>
-            <w:instrText xml:space="preserve"> PAGEREF _Toc1658 \h </w:instrText>
+            <w:instrText xml:space="preserve"> PAGEREF _Toc31780 \h </w:instrText>
           </w:r>
           <w:r>
             <w:fldChar w:fldCharType="separate"/>
@@ -4945,7 +4961,7 @@
         </w:rPr>
         <w:sectPr>
           <w:pgSz w:w="11906" w:h="16839"/>
-          <w:pgMar w:top="1431" w:right="1236" w:bottom="0" w:left="1588" w:header="0" w:footer="0" w:gutter="0"/>
+          <w:pgMar w:top="1431" w:right="1236" w:bottom="1128" w:left="1588" w:header="0" w:footer="0" w:gutter="0"/>
           <w:cols w:space="720" w:num="1"/>
         </w:sectPr>
       </w:pPr>
@@ -4962,7 +4978,7 @@
         <w:topLinePunct w:val="0"/>
         <w:bidi w:val="0"/>
       </w:pPr>
-      <w:bookmarkStart w:id="3" w:name="_Toc21660"/>
+      <w:bookmarkStart w:id="3" w:name="_Toc22737"/>
       <w:r>
         <w:t>目的</w:t>
       </w:r>
@@ -5000,7 +5016,7 @@
       <w:bookmarkEnd w:id="4"/>
       <w:bookmarkStart w:id="5" w:name="bookmark4"/>
       <w:bookmarkEnd w:id="5"/>
-      <w:bookmarkStart w:id="6" w:name="_Toc11902"/>
+      <w:bookmarkStart w:id="6" w:name="_Toc27534"/>
       <w:r>
         <w:t>.适用范围</w:t>
       </w:r>
@@ -5034,15 +5050,15 @@
         <w:topLinePunct w:val="0"/>
         <w:bidi w:val="0"/>
       </w:pPr>
-      <w:bookmarkStart w:id="7" w:name="bookmark9"/>
+      <w:bookmarkStart w:id="7" w:name="bookmark6"/>
       <w:bookmarkEnd w:id="7"/>
-      <w:bookmarkStart w:id="8" w:name="bookmark6"/>
+      <w:bookmarkStart w:id="8" w:name="bookmark7"/>
       <w:bookmarkEnd w:id="8"/>
-      <w:bookmarkStart w:id="9" w:name="bookmark7"/>
+      <w:bookmarkStart w:id="9" w:name="bookmark9"/>
       <w:bookmarkEnd w:id="9"/>
       <w:bookmarkStart w:id="10" w:name="bookmark8"/>
       <w:bookmarkEnd w:id="10"/>
-      <w:bookmarkStart w:id="11" w:name="_Toc12065"/>
+      <w:bookmarkStart w:id="11" w:name="_Toc23239"/>
       <w:r>
         <w:t>具体需求</w:t>
       </w:r>
@@ -5062,7 +5078,7 @@
       </w:pPr>
       <w:bookmarkStart w:id="12" w:name="bookmark117"/>
       <w:bookmarkEnd w:id="12"/>
-      <w:bookmarkStart w:id="13" w:name="_Toc10829"/>
+      <w:bookmarkStart w:id="13" w:name="_Toc16191"/>
       <w:r>
         <w:t>服务级别管理</w:t>
       </w:r>
@@ -5084,7 +5100,7 @@
       <w:bookmarkEnd w:id="14"/>
       <w:bookmarkStart w:id="15" w:name="bookmark11"/>
       <w:bookmarkEnd w:id="15"/>
-      <w:bookmarkStart w:id="16" w:name="_Toc2492"/>
+      <w:bookmarkStart w:id="16" w:name="_Toc16927"/>
       <w:r>
         <w:t>管理范围</w:t>
       </w:r>
@@ -5103,7 +5119,7 @@
         <w:bidi w:val="0"/>
       </w:pPr>
       <w:r>
-        <w:t>主要适用于我公司相关产品及支持软件在客户运维服务需求从受理到方案提供、SLA 签订、SLA 实施与监控的全生命周期管理。</w:t>
+        <w:t>主要适用于我公司相关产品及支持软件在客户运维服务需求从受理到方案提供、SLA 签订、SLA实施与监控的全生命周期管理。</w:t>
       </w:r>
     </w:p>
     <w:p>
@@ -5118,11 +5134,11 @@
         <w:topLinePunct w:val="0"/>
         <w:bidi w:val="0"/>
       </w:pPr>
-      <w:bookmarkStart w:id="17" w:name="bookmark13"/>
+      <w:bookmarkStart w:id="17" w:name="bookmark12"/>
       <w:bookmarkEnd w:id="17"/>
-      <w:bookmarkStart w:id="18" w:name="bookmark12"/>
+      <w:bookmarkStart w:id="18" w:name="bookmark13"/>
       <w:bookmarkEnd w:id="18"/>
-      <w:bookmarkStart w:id="19" w:name="_Toc24582"/>
+      <w:bookmarkStart w:id="19" w:name="_Toc5264"/>
       <w:r>
         <w:t>管理目标</w:t>
       </w:r>
@@ -5261,7 +5277,7 @@
           <w:sz w:val="24"/>
           <w:szCs w:val="24"/>
         </w:rPr>
-        <w:t>通过工具化的手段确保 SLA 得到落地，时刻掌握 SLA 达成情况，解决 SLA异常状况。</w:t>
+        <w:t>通过工具化的手段确保 SLA得到落地，时刻掌握 SLA 达成情况，解决 SLA异常状况。</w:t>
       </w:r>
     </w:p>
     <w:p>
@@ -5276,11 +5292,11 @@
         <w:topLinePunct w:val="0"/>
         <w:bidi w:val="0"/>
       </w:pPr>
-      <w:bookmarkStart w:id="20" w:name="bookmark15"/>
+      <w:bookmarkStart w:id="20" w:name="bookmark14"/>
       <w:bookmarkEnd w:id="20"/>
-      <w:bookmarkStart w:id="21" w:name="bookmark14"/>
+      <w:bookmarkStart w:id="21" w:name="bookmark15"/>
       <w:bookmarkEnd w:id="21"/>
-      <w:bookmarkStart w:id="22" w:name="_Toc2325"/>
+      <w:bookmarkStart w:id="22" w:name="_Toc2106"/>
       <w:r>
         <w:t>关键绩效指标</w:t>
       </w:r>
@@ -5289,7 +5305,7 @@
     <w:tbl>
       <w:tblPr>
         <w:tblStyle w:val="45"/>
-        <w:tblW w:w="6801" w:type="dxa"/>
+        <w:tblW w:w="8314" w:type="dxa"/>
         <w:tblInd w:w="13" w:type="dxa"/>
         <w:tblBorders>
           <w:top w:val="single" w:color="000000" w:sz="4" w:space="0"/>
@@ -5309,9 +5325,9 @@
       </w:tblPr>
       <w:tblGrid>
         <w:gridCol w:w="1557"/>
-        <w:gridCol w:w="2871"/>
-        <w:gridCol w:w="1094"/>
-        <w:gridCol w:w="1279"/>
+        <w:gridCol w:w="3517"/>
+        <w:gridCol w:w="1097"/>
+        <w:gridCol w:w="2143"/>
       </w:tblGrid>
       <w:tr>
         <w:tblPrEx>
@@ -5365,7 +5381,7 @@
         </w:tc>
         <w:tc>
           <w:tcPr>
-            <w:tcW w:w="2871" w:type="dxa"/>
+            <w:tcW w:w="3517" w:type="dxa"/>
             <w:shd w:val="clear" w:color="auto" w:fill="auto"/>
           </w:tcPr>
           <w:p>
@@ -5395,7 +5411,7 @@
         </w:tc>
         <w:tc>
           <w:tcPr>
-            <w:tcW w:w="1094" w:type="dxa"/>
+            <w:tcW w:w="1097" w:type="dxa"/>
             <w:shd w:val="clear" w:color="auto" w:fill="auto"/>
           </w:tcPr>
           <w:p>
@@ -5425,7 +5441,7 @@
         </w:tc>
         <w:tc>
           <w:tcPr>
-            <w:tcW w:w="1279" w:type="dxa"/>
+            <w:tcW w:w="2143" w:type="dxa"/>
             <w:shd w:val="clear" w:color="auto" w:fill="auto"/>
           </w:tcPr>
           <w:p>
@@ -5496,9 +5512,9 @@
                 <w:szCs w:val="18"/>
               </w:rPr>
             </w:pPr>
-            <w:bookmarkStart w:id="23" w:name="bookmark17"/>
+            <w:bookmarkStart w:id="23" w:name="bookmark16"/>
             <w:bookmarkEnd w:id="23"/>
-            <w:bookmarkStart w:id="24" w:name="bookmark16"/>
+            <w:bookmarkStart w:id="24" w:name="bookmark17"/>
             <w:bookmarkEnd w:id="24"/>
             <w:r>
               <w:rPr>
@@ -5528,7 +5544,7 @@
         </w:tc>
         <w:tc>
           <w:tcPr>
-            <w:tcW w:w="2871" w:type="dxa"/>
+            <w:tcW w:w="3517" w:type="dxa"/>
           </w:tcPr>
           <w:p>
             <w:pPr>
@@ -5560,7 +5576,7 @@
         </w:tc>
         <w:tc>
           <w:tcPr>
-            <w:tcW w:w="1094" w:type="dxa"/>
+            <w:tcW w:w="1097" w:type="dxa"/>
           </w:tcPr>
           <w:p>
             <w:pPr>
@@ -5594,7 +5610,7 @@
         </w:tc>
         <w:tc>
           <w:tcPr>
-            <w:tcW w:w="1279" w:type="dxa"/>
+            <w:tcW w:w="2143" w:type="dxa"/>
           </w:tcPr>
           <w:p>
             <w:pPr>
@@ -5656,7 +5672,7 @@
         <w:topLinePunct w:val="0"/>
         <w:bidi w:val="0"/>
       </w:pPr>
-      <w:bookmarkStart w:id="25" w:name="_Toc11540"/>
+      <w:bookmarkStart w:id="25" w:name="_Toc14266"/>
       <w:r>
         <w:t>参与方</w:t>
       </w:r>
@@ -5704,11 +5720,11 @@
           <w:lang w:eastAsia="zh-CN"/>
         </w:rPr>
       </w:pPr>
-      <w:bookmarkStart w:id="26" w:name="bookmark19"/>
+      <w:bookmarkStart w:id="26" w:name="bookmark18"/>
       <w:bookmarkEnd w:id="26"/>
-      <w:bookmarkStart w:id="27" w:name="bookmark18"/>
+      <w:bookmarkStart w:id="27" w:name="bookmark19"/>
       <w:bookmarkEnd w:id="27"/>
-      <w:bookmarkStart w:id="28" w:name="_Toc15042"/>
+      <w:bookmarkStart w:id="28" w:name="_Toc26486"/>
       <w:r>
         <w:t>服务</w:t>
       </w:r>
@@ -5733,7 +5749,7 @@
         <w:topLinePunct w:val="0"/>
         <w:bidi w:val="0"/>
       </w:pPr>
-      <w:bookmarkStart w:id="29" w:name="_Toc24357"/>
+      <w:bookmarkStart w:id="29" w:name="_Toc17529"/>
       <w:r>
         <w:t>管理范围</w:t>
       </w:r>
@@ -5767,11 +5783,11 @@
         <w:topLinePunct w:val="0"/>
         <w:bidi w:val="0"/>
       </w:pPr>
-      <w:bookmarkStart w:id="30" w:name="bookmark21"/>
+      <w:bookmarkStart w:id="30" w:name="bookmark20"/>
       <w:bookmarkEnd w:id="30"/>
-      <w:bookmarkStart w:id="31" w:name="bookmark20"/>
+      <w:bookmarkStart w:id="31" w:name="bookmark21"/>
       <w:bookmarkEnd w:id="31"/>
-      <w:bookmarkStart w:id="32" w:name="_Toc6758"/>
+      <w:bookmarkStart w:id="32" w:name="_Toc13302"/>
       <w:r>
         <w:t>管理目标</w:t>
       </w:r>
@@ -5809,7 +5825,7 @@
       <w:bookmarkEnd w:id="33"/>
       <w:bookmarkStart w:id="34" w:name="bookmark23"/>
       <w:bookmarkEnd w:id="34"/>
-      <w:bookmarkStart w:id="35" w:name="_Toc32083"/>
+      <w:bookmarkStart w:id="35" w:name="_Toc12386"/>
       <w:r>
         <w:t>关键绩效指标</w:t>
       </w:r>
@@ -5818,7 +5834,7 @@
     <w:tbl>
       <w:tblPr>
         <w:tblStyle w:val="45"/>
-        <w:tblW w:w="6801" w:type="dxa"/>
+        <w:tblW w:w="8776" w:type="dxa"/>
         <w:tblInd w:w="13" w:type="dxa"/>
         <w:tblBorders>
           <w:top w:val="single" w:color="000000" w:sz="4" w:space="0"/>
@@ -5837,10 +5853,10 @@
         </w:tblCellMar>
       </w:tblPr>
       <w:tblGrid>
-        <w:gridCol w:w="1557"/>
-        <w:gridCol w:w="2974"/>
-        <w:gridCol w:w="991"/>
-        <w:gridCol w:w="1279"/>
+        <w:gridCol w:w="2486"/>
+        <w:gridCol w:w="2725"/>
+        <w:gridCol w:w="1782"/>
+        <w:gridCol w:w="1783"/>
       </w:tblGrid>
       <w:tr>
         <w:tblPrEx>
@@ -5864,7 +5880,7 @@
         </w:trPr>
         <w:tc>
           <w:tcPr>
-            <w:tcW w:w="1557" w:type="dxa"/>
+            <w:tcW w:w="2486" w:type="dxa"/>
           </w:tcPr>
           <w:p>
             <w:pPr>
@@ -5901,7 +5917,7 @@
         </w:tc>
         <w:tc>
           <w:tcPr>
-            <w:tcW w:w="2974" w:type="dxa"/>
+            <w:tcW w:w="2725" w:type="dxa"/>
           </w:tcPr>
           <w:p>
             <w:pPr>
@@ -5937,7 +5953,7 @@
         </w:tc>
         <w:tc>
           <w:tcPr>
-            <w:tcW w:w="991" w:type="dxa"/>
+            <w:tcW w:w="1782" w:type="dxa"/>
           </w:tcPr>
           <w:p>
             <w:pPr>
@@ -5974,7 +5990,7 @@
         </w:tc>
         <w:tc>
           <w:tcPr>
-            <w:tcW w:w="1279" w:type="dxa"/>
+            <w:tcW w:w="1783" w:type="dxa"/>
             <w:shd w:val="clear" w:color="auto" w:fill="auto"/>
           </w:tcPr>
           <w:p>
@@ -6033,7 +6049,7 @@
         </w:trPr>
         <w:tc>
           <w:tcPr>
-            <w:tcW w:w="1557" w:type="dxa"/>
+            <w:tcW w:w="2486" w:type="dxa"/>
             <w:shd w:val="clear" w:color="auto" w:fill="auto"/>
           </w:tcPr>
           <w:p>
@@ -6079,7 +6095,7 @@
         </w:tc>
         <w:tc>
           <w:tcPr>
-            <w:tcW w:w="2974" w:type="dxa"/>
+            <w:tcW w:w="2725" w:type="dxa"/>
             <w:shd w:val="clear" w:color="auto" w:fill="auto"/>
           </w:tcPr>
           <w:p>
@@ -6135,7 +6151,7 @@
         </w:tc>
         <w:tc>
           <w:tcPr>
-            <w:tcW w:w="991" w:type="dxa"/>
+            <w:tcW w:w="1782" w:type="dxa"/>
             <w:shd w:val="clear" w:color="auto" w:fill="auto"/>
           </w:tcPr>
           <w:p>
@@ -6173,7 +6189,7 @@
         </w:tc>
         <w:tc>
           <w:tcPr>
-            <w:tcW w:w="1279" w:type="dxa"/>
+            <w:tcW w:w="1783" w:type="dxa"/>
             <w:shd w:val="clear" w:color="auto" w:fill="auto"/>
           </w:tcPr>
           <w:p>
@@ -6227,7 +6243,7 @@
       <w:bookmarkEnd w:id="36"/>
       <w:bookmarkStart w:id="37" w:name="bookmark24"/>
       <w:bookmarkEnd w:id="37"/>
-      <w:bookmarkStart w:id="38" w:name="_Toc11437"/>
+      <w:bookmarkStart w:id="38" w:name="_Toc32554"/>
       <w:r>
         <w:t>参与方</w:t>
       </w:r>
@@ -6271,11 +6287,11 @@
         <w:topLinePunct w:val="0"/>
         <w:bidi w:val="0"/>
       </w:pPr>
-      <w:bookmarkStart w:id="39" w:name="bookmark26"/>
+      <w:bookmarkStart w:id="39" w:name="bookmark27"/>
       <w:bookmarkEnd w:id="39"/>
-      <w:bookmarkStart w:id="40" w:name="bookmark27"/>
+      <w:bookmarkStart w:id="40" w:name="bookmark26"/>
       <w:bookmarkEnd w:id="40"/>
-      <w:bookmarkStart w:id="41" w:name="_Toc5038"/>
+      <w:bookmarkStart w:id="41" w:name="_Toc6301"/>
       <w:r>
         <w:t>事件管理</w:t>
       </w:r>
@@ -6297,7 +6313,7 @@
       <w:bookmarkEnd w:id="42"/>
       <w:bookmarkStart w:id="43" w:name="bookmark29"/>
       <w:bookmarkEnd w:id="43"/>
-      <w:bookmarkStart w:id="44" w:name="_Toc18224"/>
+      <w:bookmarkStart w:id="44" w:name="_Toc1294"/>
       <w:r>
         <w:t>管理范围</w:t>
       </w:r>
@@ -6331,11 +6347,11 @@
         <w:topLinePunct w:val="0"/>
         <w:bidi w:val="0"/>
       </w:pPr>
-      <w:bookmarkStart w:id="45" w:name="bookmark31"/>
+      <w:bookmarkStart w:id="45" w:name="bookmark30"/>
       <w:bookmarkEnd w:id="45"/>
-      <w:bookmarkStart w:id="46" w:name="bookmark30"/>
+      <w:bookmarkStart w:id="46" w:name="bookmark31"/>
       <w:bookmarkEnd w:id="46"/>
-      <w:bookmarkStart w:id="47" w:name="_Toc23561"/>
+      <w:bookmarkStart w:id="47" w:name="_Toc30415"/>
       <w:r>
         <w:t>管理目标</w:t>
       </w:r>
@@ -6373,7 +6389,7 @@
       <w:bookmarkEnd w:id="48"/>
       <w:bookmarkStart w:id="49" w:name="bookmark33"/>
       <w:bookmarkEnd w:id="49"/>
-      <w:bookmarkStart w:id="50" w:name="_Toc5265"/>
+      <w:bookmarkStart w:id="50" w:name="_Toc6144"/>
       <w:r>
         <w:t>关键绩效指标</w:t>
       </w:r>
@@ -6382,7 +6398,7 @@
     <w:tbl>
       <w:tblPr>
         <w:tblStyle w:val="45"/>
-        <w:tblW w:w="6513" w:type="dxa"/>
+        <w:tblW w:w="8601" w:type="dxa"/>
         <w:tblInd w:w="13" w:type="dxa"/>
         <w:tblBorders>
           <w:top w:val="single" w:color="000000" w:sz="4" w:space="0"/>
@@ -6401,8 +6417,8 @@
         </w:tblCellMar>
       </w:tblPr>
       <w:tblGrid>
-        <w:gridCol w:w="1557"/>
-        <w:gridCol w:w="2715"/>
+        <w:gridCol w:w="1854"/>
+        <w:gridCol w:w="4506"/>
         <w:gridCol w:w="1250"/>
         <w:gridCol w:w="991"/>
       </w:tblGrid>
@@ -6428,7 +6444,7 @@
         </w:trPr>
         <w:tc>
           <w:tcPr>
-            <w:tcW w:w="1557" w:type="dxa"/>
+            <w:tcW w:w="1854" w:type="dxa"/>
           </w:tcPr>
           <w:p>
             <w:pPr>
@@ -6465,7 +6481,7 @@
         </w:tc>
         <w:tc>
           <w:tcPr>
-            <w:tcW w:w="2715" w:type="dxa"/>
+            <w:tcW w:w="4506" w:type="dxa"/>
           </w:tcPr>
           <w:p>
             <w:pPr>
@@ -6517,7 +6533,7 @@
               <w:spacing w:before="205" w:line="220" w:lineRule="auto"/>
               <w:ind w:left="321" w:leftChars="0"/>
               <w:rPr>
-                <w:rFonts w:hint="default" w:eastAsia="宋体"/>
+                <w:rFonts w:hint="default"/>
                 <w:spacing w:val="-3"/>
                 <w:sz w:val="18"/>
                 <w:szCs w:val="18"/>
@@ -6553,9 +6569,9 @@
               <w:topLinePunct w:val="0"/>
               <w:bidi w:val="0"/>
               <w:spacing w:before="230" w:line="238" w:lineRule="auto"/>
-              <w:ind w:left="436" w:leftChars="0"/>
-              <w:rPr>
-                <w:rFonts w:hint="eastAsia" w:eastAsia="宋体"/>
+              <w:jc w:val="center"/>
+              <w:rPr>
+                <w:rFonts w:hint="eastAsia"/>
                 <w:spacing w:val="-5"/>
                 <w:sz w:val="18"/>
                 <w:szCs w:val="18"/>
@@ -6597,7 +6613,7 @@
         </w:trPr>
         <w:tc>
           <w:tcPr>
-            <w:tcW w:w="1557" w:type="dxa"/>
+            <w:tcW w:w="1854" w:type="dxa"/>
           </w:tcPr>
           <w:p>
             <w:pPr>
@@ -6629,7 +6645,7 @@
         </w:tc>
         <w:tc>
           <w:tcPr>
-            <w:tcW w:w="2715" w:type="dxa"/>
+            <w:tcW w:w="4506" w:type="dxa"/>
           </w:tcPr>
           <w:p>
             <w:pPr>
@@ -6688,15 +6704,20 @@
               <w:spacing w:before="205" w:line="220" w:lineRule="auto"/>
               <w:ind w:left="321" w:leftChars="0"/>
               <w:rPr>
-                <w:sz w:val="18"/>
-                <w:szCs w:val="18"/>
-              </w:rPr>
-            </w:pPr>
-            <w:r>
-              <w:rPr>
+                <w:rFonts w:hint="eastAsia"/>
                 <w:spacing w:val="-3"/>
                 <w:sz w:val="18"/>
                 <w:szCs w:val="18"/>
+                <w:lang w:val="en-US" w:eastAsia="zh-CN"/>
+              </w:rPr>
+            </w:pPr>
+            <w:r>
+              <w:rPr>
+                <w:rFonts w:hint="eastAsia"/>
+                <w:spacing w:val="-3"/>
+                <w:sz w:val="18"/>
+                <w:szCs w:val="18"/>
+                <w:lang w:val="en-US" w:eastAsia="zh-CN"/>
               </w:rPr>
               <w:t>按月</w:t>
             </w:r>
@@ -6719,25 +6740,15 @@
               <w:topLinePunct w:val="0"/>
               <w:bidi w:val="0"/>
               <w:spacing w:before="230" w:line="238" w:lineRule="auto"/>
-              <w:ind w:left="436" w:leftChars="0"/>
-              <w:rPr>
-                <w:rFonts w:ascii="宋体" w:hAnsi="宋体" w:eastAsia="宋体" w:cs="宋体"/>
-                <w:snapToGrid w:val="0"/>
-                <w:color w:val="000000"/>
-                <w:kern w:val="0"/>
-                <w:sz w:val="18"/>
-                <w:szCs w:val="18"/>
-                <w:lang w:val="en-US" w:eastAsia="en-US" w:bidi="ar-SA"/>
-              </w:rPr>
-            </w:pPr>
-            <w:r>
-              <w:rPr>
+              <w:jc w:val="center"/>
+              <w:rPr>
+                <w:rFonts w:hint="eastAsia"/>
                 <w:spacing w:val="-5"/>
                 <w:sz w:val="18"/>
                 <w:szCs w:val="18"/>
-              </w:rPr>
-              <w:t>≥9</w:t>
-            </w:r>
+                <w:lang w:val="en-US" w:eastAsia="en-US"/>
+              </w:rPr>
+            </w:pPr>
             <w:r>
               <w:rPr>
                 <w:rFonts w:hint="eastAsia"/>
@@ -6746,15 +6757,17 @@
                 <w:szCs w:val="18"/>
                 <w:lang w:val="en-US" w:eastAsia="zh-CN"/>
               </w:rPr>
-              <w:t>5</w:t>
-            </w:r>
-            <w:r>
-              <w:rPr>
+              <w:t>≥9</w:t>
+            </w:r>
+            <w:r>
+              <w:rPr>
+                <w:rFonts w:hint="eastAsia"/>
                 <w:spacing w:val="-5"/>
                 <w:sz w:val="18"/>
                 <w:szCs w:val="18"/>
-              </w:rPr>
-              <w:t>%</w:t>
+                <w:lang w:val="en-US" w:eastAsia="zh-CN"/>
+              </w:rPr>
+              <w:t>5%</w:t>
             </w:r>
           </w:p>
         </w:tc>
@@ -6781,7 +6794,7 @@
         </w:trPr>
         <w:tc>
           <w:tcPr>
-            <w:tcW w:w="1557" w:type="dxa"/>
+            <w:tcW w:w="1854" w:type="dxa"/>
           </w:tcPr>
           <w:p>
             <w:pPr>
@@ -6817,7 +6830,7 @@
         </w:tc>
         <w:tc>
           <w:tcPr>
-            <w:tcW w:w="2715" w:type="dxa"/>
+            <w:tcW w:w="4506" w:type="dxa"/>
           </w:tcPr>
           <w:p>
             <w:pPr>
@@ -6861,18 +6874,23 @@
               <w:overflowPunct/>
               <w:topLinePunct w:val="0"/>
               <w:bidi w:val="0"/>
-              <w:spacing w:before="238" w:line="220" w:lineRule="auto"/>
+              <w:spacing w:before="205" w:line="220" w:lineRule="auto"/>
               <w:ind w:left="321" w:leftChars="0"/>
               <w:rPr>
-                <w:sz w:val="18"/>
-                <w:szCs w:val="18"/>
-              </w:rPr>
-            </w:pPr>
-            <w:r>
-              <w:rPr>
+                <w:rFonts w:hint="eastAsia"/>
                 <w:spacing w:val="-3"/>
                 <w:sz w:val="18"/>
                 <w:szCs w:val="18"/>
+                <w:lang w:val="en-US" w:eastAsia="zh-CN"/>
+              </w:rPr>
+            </w:pPr>
+            <w:r>
+              <w:rPr>
+                <w:rFonts w:hint="eastAsia"/>
+                <w:spacing w:val="-3"/>
+                <w:sz w:val="18"/>
+                <w:szCs w:val="18"/>
+                <w:lang w:val="en-US" w:eastAsia="zh-CN"/>
               </w:rPr>
               <w:t>按月</w:t>
             </w:r>
@@ -6894,26 +6912,16 @@
               <w:overflowPunct/>
               <w:topLinePunct w:val="0"/>
               <w:bidi w:val="0"/>
-              <w:spacing w:before="238" w:line="222" w:lineRule="auto"/>
-              <w:ind w:left="319" w:leftChars="0"/>
-              <w:rPr>
-                <w:rFonts w:ascii="宋体" w:hAnsi="宋体" w:eastAsia="宋体" w:cs="宋体"/>
-                <w:snapToGrid w:val="0"/>
-                <w:color w:val="000000"/>
-                <w:kern w:val="0"/>
-                <w:sz w:val="18"/>
-                <w:szCs w:val="18"/>
-                <w:lang w:val="en-US" w:eastAsia="en-US" w:bidi="ar-SA"/>
-              </w:rPr>
-            </w:pPr>
-            <w:r>
-              <w:rPr>
+              <w:spacing w:before="230" w:line="238" w:lineRule="auto"/>
+              <w:jc w:val="center"/>
+              <w:rPr>
+                <w:rFonts w:hint="eastAsia"/>
                 <w:spacing w:val="-5"/>
                 <w:sz w:val="18"/>
                 <w:szCs w:val="18"/>
-              </w:rPr>
-              <w:t>≥9</w:t>
-            </w:r>
+                <w:lang w:val="en-US" w:eastAsia="en-US"/>
+              </w:rPr>
+            </w:pPr>
             <w:r>
               <w:rPr>
                 <w:rFonts w:hint="eastAsia"/>
@@ -6922,15 +6930,17 @@
                 <w:szCs w:val="18"/>
                 <w:lang w:val="en-US" w:eastAsia="zh-CN"/>
               </w:rPr>
-              <w:t>5</w:t>
-            </w:r>
-            <w:r>
-              <w:rPr>
+              <w:t>≥9</w:t>
+            </w:r>
+            <w:r>
+              <w:rPr>
+                <w:rFonts w:hint="eastAsia"/>
                 <w:spacing w:val="-5"/>
                 <w:sz w:val="18"/>
                 <w:szCs w:val="18"/>
-              </w:rPr>
-              <w:t>%</w:t>
+                <w:lang w:val="en-US" w:eastAsia="zh-CN"/>
+              </w:rPr>
+              <w:t>5%</w:t>
             </w:r>
           </w:p>
         </w:tc>
@@ -6957,7 +6967,7 @@
         </w:trPr>
         <w:tc>
           <w:tcPr>
-            <w:tcW w:w="1557" w:type="dxa"/>
+            <w:tcW w:w="1854" w:type="dxa"/>
           </w:tcPr>
           <w:p>
             <w:pPr>
@@ -6996,7 +7006,7 @@
         </w:tc>
         <w:tc>
           <w:tcPr>
-            <w:tcW w:w="2715" w:type="dxa"/>
+            <w:tcW w:w="4506" w:type="dxa"/>
           </w:tcPr>
           <w:p>
             <w:pPr>
@@ -7012,39 +7022,20 @@
               <w:spacing w:before="76" w:line="220" w:lineRule="auto"/>
               <w:ind w:left="185"/>
               <w:rPr>
-                <w:sz w:val="18"/>
-                <w:szCs w:val="18"/>
-              </w:rPr>
-            </w:pPr>
-            <w:r>
-              <w:rPr>
-                <w:spacing w:val="-1"/>
-                <w:sz w:val="18"/>
-                <w:szCs w:val="18"/>
-              </w:rPr>
-              <w:t>按时回访的事件数量/已回访的事</w:t>
-            </w:r>
-          </w:p>
-          <w:p>
-            <w:pPr>
-              <w:pStyle w:val="46"/>
-              <w:keepNext w:val="0"/>
-              <w:keepLines w:val="0"/>
-              <w:pageBreakBefore w:val="0"/>
-              <w:widowControl w:val="0"/>
-              <w:wordWrap/>
-              <w:overflowPunct/>
-              <w:topLinePunct w:val="0"/>
-              <w:bidi w:val="0"/>
-              <w:spacing w:before="111" w:line="220" w:lineRule="auto"/>
-              <w:ind w:left="1218"/>
-              <w:rPr>
                 <w:rFonts w:hint="default" w:eastAsia="宋体"/>
                 <w:sz w:val="18"/>
                 <w:szCs w:val="18"/>
                 <w:lang w:val="en-US" w:eastAsia="zh-CN"/>
               </w:rPr>
             </w:pPr>
+            <w:r>
+              <w:rPr>
+                <w:spacing w:val="-1"/>
+                <w:sz w:val="18"/>
+                <w:szCs w:val="18"/>
+              </w:rPr>
+              <w:t>按时回访的事件数量/已回访的事</w:t>
+            </w:r>
             <w:r>
               <w:rPr>
                 <w:spacing w:val="-2"/>
@@ -7080,18 +7071,23 @@
               <w:overflowPunct/>
               <w:topLinePunct w:val="0"/>
               <w:bidi w:val="0"/>
-              <w:spacing w:before="239" w:line="220" w:lineRule="auto"/>
-              <w:ind w:left="231" w:leftChars="0"/>
-              <w:rPr>
+              <w:spacing w:before="205" w:line="220" w:lineRule="auto"/>
+              <w:ind w:left="321" w:leftChars="0"/>
+              <w:rPr>
+                <w:rFonts w:hint="eastAsia"/>
+                <w:spacing w:val="-3"/>
                 <w:sz w:val="18"/>
                 <w:szCs w:val="18"/>
+                <w:lang w:val="en-US" w:eastAsia="zh-CN"/>
               </w:rPr>
             </w:pPr>
             <w:r>
               <w:rPr>
-                <w:spacing w:val="-2"/>
+                <w:rFonts w:hint="eastAsia"/>
+                <w:spacing w:val="-3"/>
                 <w:sz w:val="18"/>
                 <w:szCs w:val="18"/>
+                <w:lang w:val="en-US" w:eastAsia="zh-CN"/>
               </w:rPr>
               <w:t>按季度</w:t>
             </w:r>
@@ -7113,23 +7109,23 @@
               <w:overflowPunct/>
               <w:topLinePunct w:val="0"/>
               <w:bidi w:val="0"/>
-              <w:spacing w:before="265" w:line="238" w:lineRule="auto"/>
-              <w:ind w:left="436" w:leftChars="0"/>
-              <w:rPr>
-                <w:rFonts w:ascii="宋体" w:hAnsi="宋体" w:eastAsia="宋体" w:cs="宋体"/>
-                <w:snapToGrid w:val="0"/>
-                <w:color w:val="000000"/>
-                <w:kern w:val="0"/>
-                <w:sz w:val="18"/>
-                <w:szCs w:val="18"/>
-                <w:lang w:val="en-US" w:eastAsia="en-US" w:bidi="ar-SA"/>
-              </w:rPr>
-            </w:pPr>
-            <w:r>
-              <w:rPr>
+              <w:spacing w:before="230" w:line="238" w:lineRule="auto"/>
+              <w:jc w:val="center"/>
+              <w:rPr>
+                <w:rFonts w:hint="eastAsia"/>
                 <w:spacing w:val="-5"/>
                 <w:sz w:val="18"/>
                 <w:szCs w:val="18"/>
+                <w:lang w:val="en-US" w:eastAsia="en-US"/>
+              </w:rPr>
+            </w:pPr>
+            <w:r>
+              <w:rPr>
+                <w:rFonts w:hint="eastAsia"/>
+                <w:spacing w:val="-5"/>
+                <w:sz w:val="18"/>
+                <w:szCs w:val="18"/>
+                <w:lang w:val="en-US" w:eastAsia="zh-CN"/>
               </w:rPr>
               <w:t>≥95%</w:t>
             </w:r>
@@ -7149,11 +7145,11 @@
         <w:topLinePunct w:val="0"/>
         <w:bidi w:val="0"/>
       </w:pPr>
-      <w:bookmarkStart w:id="51" w:name="bookmark35"/>
+      <w:bookmarkStart w:id="51" w:name="bookmark34"/>
       <w:bookmarkEnd w:id="51"/>
-      <w:bookmarkStart w:id="52" w:name="bookmark34"/>
+      <w:bookmarkStart w:id="52" w:name="bookmark35"/>
       <w:bookmarkEnd w:id="52"/>
-      <w:bookmarkStart w:id="53" w:name="_Toc13877"/>
+      <w:bookmarkStart w:id="53" w:name="_Toc15866"/>
       <w:r>
         <w:t>参与方</w:t>
       </w:r>
@@ -7197,11 +7193,11 @@
         <w:topLinePunct w:val="0"/>
         <w:bidi w:val="0"/>
       </w:pPr>
-      <w:bookmarkStart w:id="54" w:name="bookmark36"/>
+      <w:bookmarkStart w:id="54" w:name="bookmark37"/>
       <w:bookmarkEnd w:id="54"/>
-      <w:bookmarkStart w:id="55" w:name="bookmark37"/>
+      <w:bookmarkStart w:id="55" w:name="bookmark36"/>
       <w:bookmarkEnd w:id="55"/>
-      <w:bookmarkStart w:id="56" w:name="_Toc7748"/>
+      <w:bookmarkStart w:id="56" w:name="_Toc10392"/>
       <w:r>
         <w:t>问题管理</w:t>
       </w:r>
@@ -7219,31 +7215,31 @@
         <w:topLinePunct w:val="0"/>
         <w:bidi w:val="0"/>
       </w:pPr>
-      <w:bookmarkStart w:id="57" w:name="bookmark38"/>
+      <w:bookmarkStart w:id="57" w:name="bookmark99"/>
       <w:bookmarkEnd w:id="57"/>
-      <w:bookmarkStart w:id="58" w:name="bookmark108"/>
+      <w:bookmarkStart w:id="58" w:name="bookmark96"/>
       <w:bookmarkEnd w:id="58"/>
-      <w:bookmarkStart w:id="59" w:name="bookmark114"/>
+      <w:bookmarkStart w:id="59" w:name="bookmark93"/>
       <w:bookmarkEnd w:id="59"/>
-      <w:bookmarkStart w:id="60" w:name="bookmark87"/>
+      <w:bookmarkStart w:id="60" w:name="bookmark108"/>
       <w:bookmarkEnd w:id="60"/>
-      <w:bookmarkStart w:id="61" w:name="bookmark96"/>
+      <w:bookmarkStart w:id="61" w:name="bookmark38"/>
       <w:bookmarkEnd w:id="61"/>
-      <w:bookmarkStart w:id="62" w:name="bookmark99"/>
+      <w:bookmarkStart w:id="62" w:name="bookmark87"/>
       <w:bookmarkEnd w:id="62"/>
-      <w:bookmarkStart w:id="63" w:name="bookmark39"/>
+      <w:bookmarkStart w:id="63" w:name="bookmark90"/>
       <w:bookmarkEnd w:id="63"/>
-      <w:bookmarkStart w:id="64" w:name="bookmark90"/>
+      <w:bookmarkStart w:id="64" w:name="bookmark105"/>
       <w:bookmarkEnd w:id="64"/>
-      <w:bookmarkStart w:id="65" w:name="bookmark105"/>
+      <w:bookmarkStart w:id="65" w:name="bookmark111"/>
       <w:bookmarkEnd w:id="65"/>
-      <w:bookmarkStart w:id="66" w:name="bookmark111"/>
+      <w:bookmarkStart w:id="66" w:name="bookmark114"/>
       <w:bookmarkEnd w:id="66"/>
-      <w:bookmarkStart w:id="67" w:name="bookmark93"/>
+      <w:bookmarkStart w:id="67" w:name="bookmark102"/>
       <w:bookmarkEnd w:id="67"/>
-      <w:bookmarkStart w:id="68" w:name="bookmark102"/>
+      <w:bookmarkStart w:id="68" w:name="bookmark39"/>
       <w:bookmarkEnd w:id="68"/>
-      <w:bookmarkStart w:id="69" w:name="_Toc13073"/>
+      <w:bookmarkStart w:id="69" w:name="_Toc10127"/>
       <w:r>
         <w:t>管理范围</w:t>
       </w:r>
@@ -7277,11 +7273,11 @@
         <w:topLinePunct w:val="0"/>
         <w:bidi w:val="0"/>
       </w:pPr>
-      <w:bookmarkStart w:id="70" w:name="bookmark41"/>
+      <w:bookmarkStart w:id="70" w:name="bookmark40"/>
       <w:bookmarkEnd w:id="70"/>
-      <w:bookmarkStart w:id="71" w:name="bookmark40"/>
+      <w:bookmarkStart w:id="71" w:name="bookmark41"/>
       <w:bookmarkEnd w:id="71"/>
-      <w:bookmarkStart w:id="72" w:name="_Toc12777"/>
+      <w:bookmarkStart w:id="72" w:name="_Toc12518"/>
       <w:r>
         <w:t>管理目标</w:t>
       </w:r>
@@ -7319,7 +7315,7 @@
       <w:bookmarkEnd w:id="73"/>
       <w:bookmarkStart w:id="74" w:name="bookmark42"/>
       <w:bookmarkEnd w:id="74"/>
-      <w:bookmarkStart w:id="75" w:name="_Toc20758"/>
+      <w:bookmarkStart w:id="75" w:name="_Toc31259"/>
       <w:r>
         <w:t>关键绩效指标</w:t>
       </w:r>
@@ -7328,7 +7324,7 @@
     <w:tbl>
       <w:tblPr>
         <w:tblStyle w:val="45"/>
-        <w:tblW w:w="6487" w:type="dxa"/>
+        <w:tblW w:w="8647" w:type="dxa"/>
         <w:tblInd w:w="13" w:type="dxa"/>
         <w:tblBorders>
           <w:top w:val="single" w:color="000000" w:sz="4" w:space="0"/>
@@ -7348,7 +7344,7 @@
       </w:tblPr>
       <w:tblGrid>
         <w:gridCol w:w="1243"/>
-        <w:gridCol w:w="2974"/>
+        <w:gridCol w:w="5134"/>
         <w:gridCol w:w="991"/>
         <w:gridCol w:w="1279"/>
       </w:tblGrid>
@@ -7409,7 +7405,7 @@
         </w:tc>
         <w:tc>
           <w:tcPr>
-            <w:tcW w:w="2974" w:type="dxa"/>
+            <w:tcW w:w="5134" w:type="dxa"/>
             <w:shd w:val="clear" w:color="auto" w:fill="auto"/>
           </w:tcPr>
           <w:p>
@@ -7555,7 +7551,7 @@
         </w:tc>
         <w:tc>
           <w:tcPr>
-            <w:tcW w:w="2974" w:type="dxa"/>
+            <w:tcW w:w="5134" w:type="dxa"/>
           </w:tcPr>
           <w:p>
             <w:pPr>
@@ -7627,11 +7623,11 @@
         <w:topLinePunct w:val="0"/>
         <w:bidi w:val="0"/>
       </w:pPr>
-      <w:bookmarkStart w:id="76" w:name="bookmark44"/>
+      <w:bookmarkStart w:id="76" w:name="bookmark45"/>
       <w:bookmarkEnd w:id="76"/>
-      <w:bookmarkStart w:id="77" w:name="bookmark45"/>
+      <w:bookmarkStart w:id="77" w:name="bookmark44"/>
       <w:bookmarkEnd w:id="77"/>
-      <w:bookmarkStart w:id="78" w:name="_Toc26142"/>
+      <w:bookmarkStart w:id="78" w:name="_Toc18179"/>
       <w:r>
         <w:t>参与方</w:t>
       </w:r>
@@ -7675,11 +7671,11 @@
         <w:topLinePunct w:val="0"/>
         <w:bidi w:val="0"/>
       </w:pPr>
-      <w:bookmarkStart w:id="79" w:name="bookmark46"/>
+      <w:bookmarkStart w:id="79" w:name="bookmark47"/>
       <w:bookmarkEnd w:id="79"/>
-      <w:bookmarkStart w:id="80" w:name="bookmark47"/>
+      <w:bookmarkStart w:id="80" w:name="bookmark46"/>
       <w:bookmarkEnd w:id="80"/>
-      <w:bookmarkStart w:id="81" w:name="_Toc15945"/>
+      <w:bookmarkStart w:id="81" w:name="_Toc7716"/>
       <w:r>
         <w:t>变更管理</w:t>
       </w:r>
@@ -7697,11 +7693,11 @@
         <w:topLinePunct w:val="0"/>
         <w:bidi w:val="0"/>
       </w:pPr>
-      <w:bookmarkStart w:id="82" w:name="bookmark48"/>
+      <w:bookmarkStart w:id="82" w:name="bookmark49"/>
       <w:bookmarkEnd w:id="82"/>
-      <w:bookmarkStart w:id="83" w:name="bookmark49"/>
+      <w:bookmarkStart w:id="83" w:name="bookmark48"/>
       <w:bookmarkEnd w:id="83"/>
-      <w:bookmarkStart w:id="84" w:name="_Toc25391"/>
+      <w:bookmarkStart w:id="84" w:name="_Toc30945"/>
       <w:r>
         <w:t>管理范围</w:t>
       </w:r>
@@ -7739,7 +7735,7 @@
       <w:bookmarkEnd w:id="85"/>
       <w:bookmarkStart w:id="86" w:name="bookmark51"/>
       <w:bookmarkEnd w:id="86"/>
-      <w:bookmarkStart w:id="87" w:name="_Toc21178"/>
+      <w:bookmarkStart w:id="87" w:name="_Toc15164"/>
       <w:r>
         <w:t>管理目标</w:t>
       </w:r>
@@ -7777,7 +7773,7 @@
       <w:bookmarkEnd w:id="88"/>
       <w:bookmarkStart w:id="89" w:name="bookmark53"/>
       <w:bookmarkEnd w:id="89"/>
-      <w:bookmarkStart w:id="90" w:name="_Toc30232"/>
+      <w:bookmarkStart w:id="90" w:name="_Toc25515"/>
       <w:r>
         <w:t>关键绩效指标</w:t>
       </w:r>
@@ -7786,7 +7782,7 @@
     <w:tbl>
       <w:tblPr>
         <w:tblStyle w:val="45"/>
-        <w:tblW w:w="6801" w:type="dxa"/>
+        <w:tblW w:w="8407" w:type="dxa"/>
         <w:tblInd w:w="13" w:type="dxa"/>
         <w:tblBorders>
           <w:top w:val="single" w:color="000000" w:sz="4" w:space="0"/>
@@ -7806,7 +7802,7 @@
       </w:tblPr>
       <w:tblGrid>
         <w:gridCol w:w="1557"/>
-        <w:gridCol w:w="2974"/>
+        <w:gridCol w:w="4580"/>
         <w:gridCol w:w="991"/>
         <w:gridCol w:w="1279"/>
       </w:tblGrid>
@@ -7867,7 +7863,7 @@
         </w:tc>
         <w:tc>
           <w:tcPr>
-            <w:tcW w:w="2974" w:type="dxa"/>
+            <w:tcW w:w="4580" w:type="dxa"/>
             <w:shd w:val="clear" w:color="auto" w:fill="auto"/>
           </w:tcPr>
           <w:p>
@@ -8025,7 +8021,7 @@
         </w:tc>
         <w:tc>
           <w:tcPr>
-            <w:tcW w:w="2974" w:type="dxa"/>
+            <w:tcW w:w="4580" w:type="dxa"/>
           </w:tcPr>
           <w:p>
             <w:pPr>
@@ -8133,11 +8129,11 @@
         <w:topLinePunct w:val="0"/>
         <w:bidi w:val="0"/>
       </w:pPr>
-      <w:bookmarkStart w:id="91" w:name="bookmark55"/>
+      <w:bookmarkStart w:id="91" w:name="bookmark54"/>
       <w:bookmarkEnd w:id="91"/>
-      <w:bookmarkStart w:id="92" w:name="bookmark54"/>
+      <w:bookmarkStart w:id="92" w:name="bookmark55"/>
       <w:bookmarkEnd w:id="92"/>
-      <w:bookmarkStart w:id="93" w:name="_Toc20468"/>
+      <w:bookmarkStart w:id="93" w:name="_Toc9805"/>
       <w:r>
         <w:t>参与方</w:t>
       </w:r>
@@ -8181,11 +8177,11 @@
         <w:topLinePunct w:val="0"/>
         <w:bidi w:val="0"/>
       </w:pPr>
-      <w:bookmarkStart w:id="94" w:name="bookmark57"/>
+      <w:bookmarkStart w:id="94" w:name="bookmark56"/>
       <w:bookmarkEnd w:id="94"/>
-      <w:bookmarkStart w:id="95" w:name="bookmark56"/>
+      <w:bookmarkStart w:id="95" w:name="bookmark57"/>
       <w:bookmarkEnd w:id="95"/>
-      <w:bookmarkStart w:id="96" w:name="_Toc26794"/>
+      <w:bookmarkStart w:id="96" w:name="_Toc19270"/>
       <w:r>
         <w:t>发布管理</w:t>
       </w:r>
@@ -8203,11 +8199,11 @@
         <w:topLinePunct w:val="0"/>
         <w:bidi w:val="0"/>
       </w:pPr>
-      <w:bookmarkStart w:id="97" w:name="bookmark58"/>
+      <w:bookmarkStart w:id="97" w:name="bookmark59"/>
       <w:bookmarkEnd w:id="97"/>
-      <w:bookmarkStart w:id="98" w:name="bookmark59"/>
+      <w:bookmarkStart w:id="98" w:name="bookmark58"/>
       <w:bookmarkEnd w:id="98"/>
-      <w:bookmarkStart w:id="99" w:name="_Toc5397"/>
+      <w:bookmarkStart w:id="99" w:name="_Toc29614"/>
       <w:r>
         <w:t>管理范围</w:t>
       </w:r>
@@ -8241,11 +8237,11 @@
         <w:topLinePunct w:val="0"/>
         <w:bidi w:val="0"/>
       </w:pPr>
-      <w:bookmarkStart w:id="100" w:name="bookmark60"/>
+      <w:bookmarkStart w:id="100" w:name="bookmark61"/>
       <w:bookmarkEnd w:id="100"/>
-      <w:bookmarkStart w:id="101" w:name="bookmark61"/>
+      <w:bookmarkStart w:id="101" w:name="bookmark60"/>
       <w:bookmarkEnd w:id="101"/>
-      <w:bookmarkStart w:id="102" w:name="_Toc12253"/>
+      <w:bookmarkStart w:id="102" w:name="_Toc23211"/>
       <w:r>
         <w:t>管理目标</w:t>
       </w:r>
@@ -8283,16 +8279,21 @@
         <w:topLinePunct w:val="0"/>
         <w:bidi w:val="0"/>
       </w:pPr>
-      <w:bookmarkStart w:id="105" w:name="_Toc13405"/>
+      <w:bookmarkStart w:id="105" w:name="_Toc21127"/>
       <w:r>
         <w:t>关键绩效指标</w:t>
       </w:r>
       <w:bookmarkEnd w:id="105"/>
     </w:p>
+    <w:p>
+      <w:pPr>
+        <w:pStyle w:val="48"/>
+      </w:pPr>
+    </w:p>
     <w:tbl>
       <w:tblPr>
         <w:tblStyle w:val="45"/>
-        <w:tblW w:w="6801" w:type="dxa"/>
+        <w:tblW w:w="8192" w:type="dxa"/>
         <w:tblInd w:w="13" w:type="dxa"/>
         <w:tblBorders>
           <w:top w:val="single" w:color="000000" w:sz="4" w:space="0"/>
@@ -8312,7 +8313,7 @@
       </w:tblPr>
       <w:tblGrid>
         <w:gridCol w:w="1557"/>
-        <w:gridCol w:w="2974"/>
+        <w:gridCol w:w="4365"/>
         <w:gridCol w:w="991"/>
         <w:gridCol w:w="1279"/>
       </w:tblGrid>
@@ -8326,12 +8327,6 @@
             <w:insideH w:val="single" w:color="000000" w:sz="4" w:space="0"/>
             <w:insideV w:val="single" w:color="000000" w:sz="4" w:space="0"/>
           </w:tblBorders>
-          <w:tblCellMar>
-            <w:top w:w="0" w:type="dxa"/>
-            <w:left w:w="0" w:type="dxa"/>
-            <w:bottom w:w="0" w:type="dxa"/>
-            <w:right w:w="0" w:type="dxa"/>
-          </w:tblCellMar>
         </w:tblPrEx>
         <w:trPr>
           <w:trHeight w:val="525" w:hRule="atLeast"/>
@@ -8373,7 +8368,7 @@
         </w:tc>
         <w:tc>
           <w:tcPr>
-            <w:tcW w:w="2974" w:type="dxa"/>
+            <w:tcW w:w="4365" w:type="dxa"/>
             <w:shd w:val="clear" w:color="auto" w:fill="auto"/>
           </w:tcPr>
           <w:p>
@@ -8531,7 +8526,7 @@
         </w:tc>
         <w:tc>
           <w:tcPr>
-            <w:tcW w:w="2974" w:type="dxa"/>
+            <w:tcW w:w="4365" w:type="dxa"/>
           </w:tcPr>
           <w:p>
             <w:pPr>
@@ -8629,18 +8624,6 @@
     </w:tbl>
     <w:p>
       <w:pPr>
-        <w:keepNext w:val="0"/>
-        <w:keepLines w:val="0"/>
-        <w:pageBreakBefore w:val="0"/>
-        <w:widowControl w:val="0"/>
-        <w:wordWrap/>
-        <w:overflowPunct/>
-        <w:topLinePunct w:val="0"/>
-        <w:bidi w:val="0"/>
-      </w:pPr>
-    </w:p>
-    <w:p>
-      <w:pPr>
         <w:pStyle w:val="50"/>
         <w:keepNext w:val="0"/>
         <w:keepLines w:val="0"/>
@@ -8655,7 +8638,7 @@
       <w:bookmarkEnd w:id="106"/>
       <w:bookmarkStart w:id="107" w:name="bookmark64"/>
       <w:bookmarkEnd w:id="107"/>
-      <w:bookmarkStart w:id="108" w:name="_Toc18824"/>
+      <w:bookmarkStart w:id="108" w:name="_Toc15405"/>
       <w:r>
         <w:t>参与方</w:t>
       </w:r>
@@ -8699,11 +8682,11 @@
         <w:topLinePunct w:val="0"/>
         <w:bidi w:val="0"/>
       </w:pPr>
-      <w:bookmarkStart w:id="109" w:name="bookmark67"/>
+      <w:bookmarkStart w:id="109" w:name="bookmark66"/>
       <w:bookmarkEnd w:id="109"/>
-      <w:bookmarkStart w:id="110" w:name="bookmark66"/>
+      <w:bookmarkStart w:id="110" w:name="bookmark67"/>
       <w:bookmarkEnd w:id="110"/>
-      <w:bookmarkStart w:id="111" w:name="_Toc32371"/>
+      <w:bookmarkStart w:id="111" w:name="_Toc17533"/>
       <w:r>
         <w:t>配置管理</w:t>
       </w:r>
@@ -8725,7 +8708,7 @@
       <w:bookmarkEnd w:id="112"/>
       <w:bookmarkStart w:id="113" w:name="bookmark68"/>
       <w:bookmarkEnd w:id="113"/>
-      <w:bookmarkStart w:id="114" w:name="_Toc11551"/>
+      <w:bookmarkStart w:id="114" w:name="_Toc28914"/>
       <w:r>
         <w:t>管理范围</w:t>
       </w:r>
@@ -8759,11 +8742,11 @@
         <w:topLinePunct w:val="0"/>
         <w:bidi w:val="0"/>
       </w:pPr>
-      <w:bookmarkStart w:id="115" w:name="bookmark71"/>
+      <w:bookmarkStart w:id="115" w:name="bookmark70"/>
       <w:bookmarkEnd w:id="115"/>
-      <w:bookmarkStart w:id="116" w:name="bookmark70"/>
+      <w:bookmarkStart w:id="116" w:name="bookmark71"/>
       <w:bookmarkEnd w:id="116"/>
-      <w:bookmarkStart w:id="117" w:name="_Toc30910"/>
+      <w:bookmarkStart w:id="117" w:name="_Toc7122"/>
       <w:r>
         <w:t>管理目标</w:t>
       </w:r>
@@ -8797,11 +8780,11 @@
         <w:topLinePunct w:val="0"/>
         <w:bidi w:val="0"/>
       </w:pPr>
-      <w:bookmarkStart w:id="118" w:name="bookmark73"/>
+      <w:bookmarkStart w:id="118" w:name="bookmark72"/>
       <w:bookmarkEnd w:id="118"/>
-      <w:bookmarkStart w:id="119" w:name="bookmark72"/>
+      <w:bookmarkStart w:id="119" w:name="bookmark73"/>
       <w:bookmarkEnd w:id="119"/>
-      <w:bookmarkStart w:id="120" w:name="_Toc3884"/>
+      <w:bookmarkStart w:id="120" w:name="_Toc18723"/>
       <w:r>
         <w:t>关键绩效指标</w:t>
       </w:r>
@@ -9005,12 +8988,6 @@
             <w:insideH w:val="single" w:color="000000" w:sz="4" w:space="0"/>
             <w:insideV w:val="single" w:color="000000" w:sz="4" w:space="0"/>
           </w:tblBorders>
-          <w:tblCellMar>
-            <w:top w:w="0" w:type="dxa"/>
-            <w:left w:w="0" w:type="dxa"/>
-            <w:bottom w:w="0" w:type="dxa"/>
-            <w:right w:w="0" w:type="dxa"/>
-          </w:tblCellMar>
         </w:tblPrEx>
         <w:trPr>
           <w:trHeight w:val="585" w:hRule="atLeast"/>
@@ -9063,7 +9040,6 @@
               <w:topLinePunct w:val="0"/>
               <w:bidi w:val="0"/>
               <w:spacing w:before="208" w:line="220" w:lineRule="auto"/>
-              <w:ind w:left="144"/>
               <w:rPr>
                 <w:sz w:val="18"/>
                 <w:szCs w:val="18"/>
@@ -9161,7 +9137,7 @@
       <w:bookmarkEnd w:id="121"/>
       <w:bookmarkStart w:id="122" w:name="bookmark74"/>
       <w:bookmarkEnd w:id="122"/>
-      <w:bookmarkStart w:id="123" w:name="_Toc8053"/>
+      <w:bookmarkStart w:id="123" w:name="_Toc15185"/>
       <w:r>
         <w:t>参与方</w:t>
       </w:r>
@@ -9209,7 +9185,7 @@
       <w:bookmarkEnd w:id="124"/>
       <w:bookmarkStart w:id="125" w:name="bookmark76"/>
       <w:bookmarkEnd w:id="125"/>
-      <w:bookmarkStart w:id="126" w:name="_Toc30093"/>
+      <w:bookmarkStart w:id="126" w:name="_Toc10906"/>
       <w:r>
         <w:t>可用性和连续性管理</w:t>
       </w:r>
@@ -9231,7 +9207,7 @@
       <w:bookmarkEnd w:id="127"/>
       <w:bookmarkStart w:id="128" w:name="bookmark79"/>
       <w:bookmarkEnd w:id="128"/>
-      <w:bookmarkStart w:id="129" w:name="_Toc6495"/>
+      <w:bookmarkStart w:id="129" w:name="_Toc11960"/>
       <w:r>
         <w:t>管理范围</w:t>
       </w:r>
@@ -9269,7 +9245,7 @@
       <w:bookmarkEnd w:id="130"/>
       <w:bookmarkStart w:id="131" w:name="bookmark81"/>
       <w:bookmarkEnd w:id="131"/>
-      <w:bookmarkStart w:id="132" w:name="_Toc19145"/>
+      <w:bookmarkStart w:id="132" w:name="_Toc543"/>
       <w:r>
         <w:t>管理目标</w:t>
       </w:r>
@@ -9321,7 +9297,7 @@
       <w:bookmarkEnd w:id="133"/>
       <w:bookmarkStart w:id="134" w:name="bookmark83"/>
       <w:bookmarkEnd w:id="134"/>
-      <w:bookmarkStart w:id="135" w:name="_Toc29270"/>
+      <w:bookmarkStart w:id="135" w:name="_Toc10130"/>
       <w:r>
         <w:t>关键绩效指标</w:t>
       </w:r>
@@ -9330,7 +9306,7 @@
     <w:tbl>
       <w:tblPr>
         <w:tblStyle w:val="45"/>
-        <w:tblW w:w="6801" w:type="dxa"/>
+        <w:tblW w:w="8350" w:type="dxa"/>
         <w:tblInd w:w="13" w:type="dxa"/>
         <w:tblBorders>
           <w:top w:val="single" w:color="000000" w:sz="4" w:space="0"/>
@@ -9350,7 +9326,7 @@
       </w:tblPr>
       <w:tblGrid>
         <w:gridCol w:w="1557"/>
-        <w:gridCol w:w="2974"/>
+        <w:gridCol w:w="4523"/>
         <w:gridCol w:w="991"/>
         <w:gridCol w:w="1279"/>
       </w:tblGrid>
@@ -9411,7 +9387,7 @@
         </w:tc>
         <w:tc>
           <w:tcPr>
-            <w:tcW w:w="2974" w:type="dxa"/>
+            <w:tcW w:w="4523" w:type="dxa"/>
             <w:shd w:val="clear" w:color="auto" w:fill="auto"/>
           </w:tcPr>
           <w:p>
@@ -9579,7 +9555,7 @@
         </w:tc>
         <w:tc>
           <w:tcPr>
-            <w:tcW w:w="2974" w:type="dxa"/>
+            <w:tcW w:w="4523" w:type="dxa"/>
             <w:shd w:val="clear" w:color="auto" w:fill="auto"/>
             <w:vAlign w:val="center"/>
           </w:tcPr>
@@ -9763,7 +9739,7 @@
         </w:tc>
         <w:tc>
           <w:tcPr>
-            <w:tcW w:w="2974" w:type="dxa"/>
+            <w:tcW w:w="4523" w:type="dxa"/>
             <w:shd w:val="clear" w:color="auto" w:fill="auto"/>
             <w:vAlign w:val="center"/>
           </w:tcPr>
@@ -9936,7 +9912,7 @@
       <w:bookmarkEnd w:id="136"/>
       <w:bookmarkStart w:id="137" w:name="bookmark85"/>
       <w:bookmarkEnd w:id="137"/>
-      <w:bookmarkStart w:id="138" w:name="_Toc20735"/>
+      <w:bookmarkStart w:id="138" w:name="_Toc23413"/>
       <w:r>
         <w:t>参与方</w:t>
       </w:r>
@@ -9980,11 +9956,11 @@
         <w:topLinePunct w:val="0"/>
         <w:bidi w:val="0"/>
       </w:pPr>
-      <w:bookmarkStart w:id="139" w:name="bookmark88"/>
+      <w:bookmarkStart w:id="139" w:name="bookmark89"/>
       <w:bookmarkEnd w:id="139"/>
-      <w:bookmarkStart w:id="140" w:name="bookmark89"/>
+      <w:bookmarkStart w:id="140" w:name="bookmark88"/>
       <w:bookmarkEnd w:id="140"/>
-      <w:bookmarkStart w:id="141" w:name="_Toc23298"/>
+      <w:bookmarkStart w:id="141" w:name="_Toc2444"/>
       <w:r>
         <w:t>容量管理</w:t>
       </w:r>
@@ -10006,7 +9982,7 @@
       <w:bookmarkEnd w:id="142"/>
       <w:bookmarkStart w:id="143" w:name="bookmark91"/>
       <w:bookmarkEnd w:id="143"/>
-      <w:bookmarkStart w:id="144" w:name="_Toc6448"/>
+      <w:bookmarkStart w:id="144" w:name="_Toc16056"/>
       <w:r>
         <w:t>管理范围</w:t>
       </w:r>
@@ -10048,11 +10024,11 @@
         <w:topLinePunct w:val="0"/>
         <w:bidi w:val="0"/>
       </w:pPr>
-      <w:bookmarkStart w:id="145" w:name="bookmark95"/>
+      <w:bookmarkStart w:id="145" w:name="bookmark94"/>
       <w:bookmarkEnd w:id="145"/>
-      <w:bookmarkStart w:id="146" w:name="bookmark94"/>
+      <w:bookmarkStart w:id="146" w:name="bookmark95"/>
       <w:bookmarkEnd w:id="146"/>
-      <w:bookmarkStart w:id="147" w:name="_Toc8051"/>
+      <w:bookmarkStart w:id="147" w:name="_Toc19151"/>
       <w:r>
         <w:t>管理目标</w:t>
       </w:r>
@@ -10098,7 +10074,7 @@
       <w:bookmarkEnd w:id="148"/>
       <w:bookmarkStart w:id="149" w:name="bookmark97"/>
       <w:bookmarkEnd w:id="149"/>
-      <w:bookmarkStart w:id="150" w:name="_Toc2548"/>
+      <w:bookmarkStart w:id="150" w:name="_Toc9704"/>
       <w:r>
         <w:t>关键绩效指标</w:t>
       </w:r>
@@ -10107,7 +10083,7 @@
     <w:tbl>
       <w:tblPr>
         <w:tblStyle w:val="45"/>
-        <w:tblW w:w="6801" w:type="dxa"/>
+        <w:tblW w:w="8243" w:type="dxa"/>
         <w:tblInd w:w="13" w:type="dxa"/>
         <w:tblBorders>
           <w:top w:val="single" w:color="000000" w:sz="4" w:space="0"/>
@@ -10127,7 +10103,7 @@
       </w:tblPr>
       <w:tblGrid>
         <w:gridCol w:w="1557"/>
-        <w:gridCol w:w="2974"/>
+        <w:gridCol w:w="4416"/>
         <w:gridCol w:w="991"/>
         <w:gridCol w:w="1279"/>
       </w:tblGrid>
@@ -10149,7 +10125,7 @@
           </w:tblCellMar>
         </w:tblPrEx>
         <w:trPr>
-          <w:trHeight w:val="656" w:hRule="atLeast"/>
+          <w:trHeight w:val="322" w:hRule="atLeast"/>
         </w:trPr>
         <w:tc>
           <w:tcPr>
@@ -10188,7 +10164,7 @@
         </w:tc>
         <w:tc>
           <w:tcPr>
-            <w:tcW w:w="2974" w:type="dxa"/>
+            <w:tcW w:w="4416" w:type="dxa"/>
             <w:shd w:val="clear" w:color="auto" w:fill="auto"/>
           </w:tcPr>
           <w:p>
@@ -10320,17 +10296,16 @@
           </w:tcPr>
           <w:p>
             <w:pPr>
-              <w:pStyle w:val="44"/>
               <w:keepNext w:val="0"/>
               <w:keepLines w:val="0"/>
               <w:pageBreakBefore w:val="0"/>
               <w:widowControl w:val="0"/>
+              <w:suppressLineNumbers w:val="0"/>
               <w:wordWrap/>
               <w:overflowPunct/>
               <w:topLinePunct w:val="0"/>
               <w:bidi w:val="0"/>
-              <w:spacing w:line="160" w:lineRule="atLeast"/>
-              <w:ind w:left="24" w:leftChars="0" w:right="63" w:rightChars="0"/>
+              <w:jc w:val="left"/>
               <w:rPr>
                 <w:rFonts w:hint="default" w:ascii="宋体" w:hAnsi="宋体" w:eastAsia="宋体" w:cs="宋体"/>
                 <w:snapToGrid w:val="0"/>
@@ -10356,7 +10331,7 @@
         </w:tc>
         <w:tc>
           <w:tcPr>
-            <w:tcW w:w="2974" w:type="dxa"/>
+            <w:tcW w:w="4416" w:type="dxa"/>
             <w:shd w:val="clear" w:color="auto" w:fill="auto"/>
             <w:vAlign w:val="center"/>
           </w:tcPr>
@@ -10503,63 +10478,24 @@
     </w:tbl>
     <w:p>
       <w:pPr>
-        <w:keepNext w:val="0"/>
-        <w:keepLines w:val="0"/>
-        <w:pageBreakBefore w:val="0"/>
-        <w:widowControl w:val="0"/>
-        <w:kinsoku/>
-        <w:wordWrap/>
-        <w:overflowPunct/>
-        <w:topLinePunct w:val="0"/>
-        <w:autoSpaceDE/>
-        <w:autoSpaceDN/>
-        <w:bidi w:val="0"/>
-        <w:adjustRightInd/>
-        <w:snapToGrid/>
-        <w:spacing w:line="221" w:lineRule="auto"/>
-        <w:ind w:left="0" w:right="0"/>
-        <w:textAlignment w:val="auto"/>
-        <w:outlineLvl w:val="2"/>
-        <w:rPr>
-          <w:rFonts w:ascii="宋体" w:hAnsi="宋体" w:eastAsia="宋体" w:cs="宋体"/>
-          <w:sz w:val="24"/>
-          <w:szCs w:val="24"/>
-        </w:rPr>
-      </w:pPr>
-      <w:bookmarkStart w:id="151" w:name="bookmark100"/>
-      <w:bookmarkEnd w:id="151"/>
-      <w:bookmarkStart w:id="152" w:name="bookmark101"/>
-      <w:bookmarkEnd w:id="152"/>
-      <w:bookmarkStart w:id="153" w:name="_Toc21375"/>
-      <w:r>
-        <w:rPr>
-          <w:rFonts w:ascii="宋体" w:hAnsi="宋体" w:eastAsia="宋体" w:cs="宋体"/>
-          <w:b/>
-          <w:bCs/>
-          <w:spacing w:val="-3"/>
-          <w:sz w:val="24"/>
-          <w:szCs w:val="24"/>
-        </w:rPr>
-        <w:t>参与方</w:t>
-      </w:r>
-      <w:bookmarkEnd w:id="153"/>
-    </w:p>
-    <w:p>
-      <w:pPr>
         <w:pStyle w:val="48"/>
-        <w:keepNext w:val="0"/>
-        <w:keepLines w:val="0"/>
-        <w:pageBreakBefore w:val="0"/>
-        <w:widowControl w:val="0"/>
-        <w:wordWrap/>
-        <w:overflowPunct/>
-        <w:topLinePunct w:val="0"/>
         <w:bidi w:val="0"/>
         <w:rPr>
           <w:rFonts w:hint="eastAsia"/>
           <w:lang w:eastAsia="zh-CN"/>
         </w:rPr>
       </w:pPr>
+      <w:bookmarkStart w:id="151" w:name="bookmark101"/>
+      <w:bookmarkEnd w:id="151"/>
+      <w:bookmarkStart w:id="152" w:name="bookmark100"/>
+      <w:bookmarkEnd w:id="152"/>
+      <w:r>
+        <w:rPr>
+          <w:rFonts w:hint="eastAsia"/>
+          <w:lang w:val="en-US" w:eastAsia="zh-CN"/>
+        </w:rPr>
+        <w:t>参与方：</w:t>
+      </w:r>
       <w:r>
         <w:rPr>
           <w:rFonts w:hint="eastAsia"/>
@@ -10594,15 +10530,15 @@
         <w:topLinePunct w:val="0"/>
         <w:bidi w:val="0"/>
       </w:pPr>
-      <w:bookmarkStart w:id="154" w:name="bookmark104"/>
+      <w:bookmarkStart w:id="153" w:name="bookmark104"/>
+      <w:bookmarkEnd w:id="153"/>
+      <w:bookmarkStart w:id="154" w:name="bookmark103"/>
       <w:bookmarkEnd w:id="154"/>
-      <w:bookmarkStart w:id="155" w:name="bookmark103"/>
-      <w:bookmarkEnd w:id="155"/>
-      <w:bookmarkStart w:id="156" w:name="_Toc6374"/>
+      <w:bookmarkStart w:id="155" w:name="_Toc13204"/>
       <w:r>
         <w:t>信息安全管理</w:t>
       </w:r>
-      <w:bookmarkEnd w:id="156"/>
+      <w:bookmarkEnd w:id="155"/>
     </w:p>
     <w:p>
       <w:pPr>
@@ -10616,15 +10552,15 @@
         <w:topLinePunct w:val="0"/>
         <w:bidi w:val="0"/>
       </w:pPr>
+      <w:bookmarkStart w:id="156" w:name="bookmark107"/>
+      <w:bookmarkEnd w:id="156"/>
       <w:bookmarkStart w:id="157" w:name="bookmark106"/>
       <w:bookmarkEnd w:id="157"/>
-      <w:bookmarkStart w:id="158" w:name="bookmark107"/>
-      <w:bookmarkEnd w:id="158"/>
-      <w:bookmarkStart w:id="159" w:name="_Toc27403"/>
+      <w:bookmarkStart w:id="158" w:name="_Toc26721"/>
       <w:r>
         <w:t>管理范围</w:t>
       </w:r>
-      <w:bookmarkEnd w:id="159"/>
+      <w:bookmarkEnd w:id="158"/>
     </w:p>
     <w:p>
       <w:pPr>
@@ -10662,15 +10598,15 @@
         <w:topLinePunct w:val="0"/>
         <w:bidi w:val="0"/>
       </w:pPr>
-      <w:bookmarkStart w:id="160" w:name="bookmark110"/>
+      <w:bookmarkStart w:id="159" w:name="bookmark110"/>
+      <w:bookmarkEnd w:id="159"/>
+      <w:bookmarkStart w:id="160" w:name="bookmark109"/>
       <w:bookmarkEnd w:id="160"/>
-      <w:bookmarkStart w:id="161" w:name="bookmark109"/>
-      <w:bookmarkEnd w:id="161"/>
-      <w:bookmarkStart w:id="162" w:name="_Toc13375"/>
+      <w:bookmarkStart w:id="161" w:name="_Toc23548"/>
       <w:r>
         <w:t>管理目标</w:t>
       </w:r>
-      <w:bookmarkEnd w:id="162"/>
+      <w:bookmarkEnd w:id="161"/>
     </w:p>
     <w:p>
       <w:pPr>
@@ -10718,21 +10654,21 @@
         <w:topLinePunct w:val="0"/>
         <w:bidi w:val="0"/>
       </w:pPr>
-      <w:bookmarkStart w:id="163" w:name="bookmark113"/>
+      <w:bookmarkStart w:id="162" w:name="bookmark113"/>
+      <w:bookmarkEnd w:id="162"/>
+      <w:bookmarkStart w:id="163" w:name="bookmark112"/>
       <w:bookmarkEnd w:id="163"/>
-      <w:bookmarkStart w:id="164" w:name="bookmark112"/>
-      <w:bookmarkEnd w:id="164"/>
-      <w:bookmarkStart w:id="165" w:name="_Toc26028"/>
+      <w:bookmarkStart w:id="164" w:name="_Toc30617"/>
       <w:r>
         <w:t>关键绩效指标</w:t>
       </w:r>
-      <w:bookmarkEnd w:id="165"/>
+      <w:bookmarkEnd w:id="164"/>
     </w:p>
     <w:tbl>
       <w:tblPr>
         <w:tblStyle w:val="45"/>
-        <w:tblW w:w="6801" w:type="dxa"/>
-        <w:tblInd w:w="13" w:type="dxa"/>
+        <w:tblW w:w="8156" w:type="dxa"/>
+        <w:tblInd w:w="11" w:type="dxa"/>
         <w:tblBorders>
           <w:top w:val="single" w:color="000000" w:sz="4" w:space="0"/>
           <w:left w:val="single" w:color="000000" w:sz="4" w:space="0"/>
@@ -10750,8 +10686,8 @@
         </w:tblCellMar>
       </w:tblPr>
       <w:tblGrid>
-        <w:gridCol w:w="1557"/>
-        <w:gridCol w:w="2974"/>
+        <w:gridCol w:w="1638"/>
+        <w:gridCol w:w="4248"/>
         <w:gridCol w:w="991"/>
         <w:gridCol w:w="1279"/>
       </w:tblGrid>
@@ -10777,7 +10713,7 @@
         </w:trPr>
         <w:tc>
           <w:tcPr>
-            <w:tcW w:w="1557" w:type="dxa"/>
+            <w:tcW w:w="1638" w:type="dxa"/>
             <w:shd w:val="clear" w:color="auto" w:fill="auto"/>
           </w:tcPr>
           <w:p>
@@ -10812,7 +10748,7 @@
         </w:tc>
         <w:tc>
           <w:tcPr>
-            <w:tcW w:w="2974" w:type="dxa"/>
+            <w:tcW w:w="4248" w:type="dxa"/>
             <w:shd w:val="clear" w:color="auto" w:fill="auto"/>
           </w:tcPr>
           <w:p>
@@ -10934,11 +10870,12 @@
           </w:tblCellMar>
         </w:tblPrEx>
         <w:trPr>
-          <w:trHeight w:val="656" w:hRule="atLeast"/>
+          <w:trHeight w:val="658" w:hRule="atLeast"/>
         </w:trPr>
         <w:tc>
           <w:tcPr>
-            <w:tcW w:w="1557" w:type="dxa"/>
+            <w:tcW w:w="1638" w:type="dxa"/>
+            <w:vAlign w:val="center"/>
           </w:tcPr>
           <w:p>
             <w:pPr>
@@ -10952,7 +10889,7 @@
               <w:topLinePunct w:val="0"/>
               <w:bidi w:val="0"/>
               <w:spacing w:before="78" w:line="291" w:lineRule="auto"/>
-              <w:ind w:left="688" w:right="145" w:hanging="540"/>
+              <w:ind w:right="145"/>
               <w:rPr>
                 <w:sz w:val="18"/>
                 <w:szCs w:val="18"/>
@@ -10977,7 +10914,8 @@
         </w:tc>
         <w:tc>
           <w:tcPr>
-            <w:tcW w:w="2974" w:type="dxa"/>
+            <w:tcW w:w="4248" w:type="dxa"/>
+            <w:vAlign w:val="center"/>
           </w:tcPr>
           <w:p>
             <w:pPr>
@@ -10990,8 +10928,8 @@
               <w:overflowPunct/>
               <w:topLinePunct w:val="0"/>
               <w:bidi w:val="0"/>
-              <w:spacing w:before="241" w:line="220" w:lineRule="auto"/>
-              <w:ind w:left="140"/>
+              <w:spacing w:before="78" w:line="291" w:lineRule="auto"/>
+              <w:ind w:right="145"/>
               <w:rPr>
                 <w:sz w:val="18"/>
                 <w:szCs w:val="18"/>
@@ -10999,11 +10937,21 @@
             </w:pPr>
             <w:r>
               <w:rPr>
-                <w:spacing w:val="-1"/>
+                <w:spacing w:val="-2"/>
                 <w:sz w:val="18"/>
                 <w:szCs w:val="18"/>
               </w:rPr>
-              <w:t>我方人员造成信息安全事件的次数</w:t>
+              <w:t>我方人员造</w:t>
+            </w:r>
+            <w:bookmarkStart w:id="168" w:name="_GoBack"/>
+            <w:bookmarkEnd w:id="168"/>
+            <w:r>
+              <w:rPr>
+                <w:spacing w:val="-2"/>
+                <w:sz w:val="18"/>
+                <w:szCs w:val="18"/>
+              </w:rPr>
+              <w:t>成信息安全事件的次数</w:t>
             </w:r>
           </w:p>
         </w:tc>
@@ -11121,15 +11069,15 @@
         <w:topLinePunct w:val="0"/>
         <w:bidi w:val="0"/>
       </w:pPr>
-      <w:bookmarkStart w:id="166" w:name="bookmark116"/>
+      <w:bookmarkStart w:id="165" w:name="bookmark116"/>
+      <w:bookmarkEnd w:id="165"/>
+      <w:bookmarkStart w:id="166" w:name="bookmark115"/>
       <w:bookmarkEnd w:id="166"/>
-      <w:bookmarkStart w:id="167" w:name="bookmark115"/>
-      <w:bookmarkEnd w:id="167"/>
-      <w:bookmarkStart w:id="168" w:name="_Toc1658"/>
+      <w:bookmarkStart w:id="167" w:name="_Toc31780"/>
       <w:r>
         <w:t>参与方</w:t>
       </w:r>
-      <w:bookmarkEnd w:id="168"/>
+      <w:bookmarkEnd w:id="167"/>
     </w:p>
     <w:p>
       <w:pPr>
@@ -11169,7 +11117,6 @@
         <w:t>等部门。</w:t>
       </w:r>
     </w:p>
-    <w:bookmarkEnd w:id="169"/>
     <w:sectPr>
       <w:headerReference r:id="rId5" w:type="default"/>
       <w:footerReference r:id="rId6" w:type="default"/>

--- a/6-过程管理/运行记录类文件/060202-过程框架设计需求分析报告.docx
+++ b/6-过程管理/运行记录类文件/060202-过程框架设计需求分析报告.docx
@@ -18,7 +18,6 @@
           <w:lang w:val="en-US" w:eastAsia="zh-CN"/>
         </w:rPr>
       </w:pPr>
-      <w:bookmarkStart w:id="0" w:name="_Toc13859"/>
     </w:p>
     <w:p>
       <w:pPr>
@@ -53,6 +52,7 @@
           <w:lang w:val="en-US"/>
         </w:rPr>
       </w:pPr>
+      <w:bookmarkStart w:id="0" w:name="_Toc2104"/>
       <w:r>
         <w:rPr>
           <w:rFonts w:hint="eastAsia"/>
@@ -74,7 +74,7 @@
         <w:topLinePunct w:val="0"/>
         <w:bidi w:val="0"/>
       </w:pPr>
-      <w:bookmarkStart w:id="1" w:name="_Toc2939"/>
+      <w:bookmarkStart w:id="1" w:name="_Toc7280"/>
       <w:r>
         <w:t>甘肃国邦信息科技有限公司</w:t>
       </w:r>
@@ -212,7 +212,7 @@
           <w:szCs w:val="21"/>
         </w:rPr>
       </w:pPr>
-      <w:bookmarkStart w:id="2" w:name="_Toc30089"/>
+      <w:bookmarkStart w:id="2" w:name="_Toc18597"/>
       <w:r>
         <w:rPr>
           <w:rFonts w:ascii="宋体" w:hAnsi="宋体" w:eastAsia="宋体" w:cs="宋体"/>
@@ -1366,6 +1366,8 @@
               <w:tab w:val="right" w:leader="dot" w:pos="9082"/>
             </w:tabs>
           </w:pPr>
+          <w:bookmarkStart w:id="168" w:name="_GoBack"/>
+          <w:bookmarkEnd w:id="168"/>
           <w:r>
             <w:rPr>
               <w:rFonts w:hint="eastAsia" w:ascii="Microsoft JhengHei" w:hAnsi="Microsoft JhengHei" w:eastAsia="Microsoft JhengHei" w:cs="Microsoft JhengHei"/>
@@ -1402,7 +1404,7 @@
               <w:rFonts w:hint="eastAsia" w:ascii="Microsoft JhengHei" w:hAnsi="Microsoft JhengHei" w:eastAsia="Microsoft JhengHei" w:cs="Microsoft JhengHei"/>
               <w:szCs w:val="24"/>
             </w:rPr>
-            <w:instrText xml:space="preserve"> HYPERLINK \l _Toc13859 </w:instrText>
+            <w:instrText xml:space="preserve"> HYPERLINK \l _Toc2104 </w:instrText>
           </w:r>
           <w:r>
             <w:rPr>
@@ -1425,7 +1427,7 @@
             <w:fldChar w:fldCharType="begin"/>
           </w:r>
           <w:r>
-            <w:instrText xml:space="preserve"> PAGEREF _Toc13859 \h </w:instrText>
+            <w:instrText xml:space="preserve"> PAGEREF _Toc2104 \h </w:instrText>
           </w:r>
           <w:r>
             <w:fldChar w:fldCharType="separate"/>
@@ -1463,7 +1465,7 @@
               <w:rFonts w:hint="eastAsia" w:ascii="Microsoft JhengHei" w:hAnsi="Microsoft JhengHei" w:eastAsia="Microsoft JhengHei" w:cs="Microsoft JhengHei"/>
               <w:szCs w:val="24"/>
             </w:rPr>
-            <w:instrText xml:space="preserve"> HYPERLINK \l _Toc2939 </w:instrText>
+            <w:instrText xml:space="preserve"> HYPERLINK \l _Toc7280 </w:instrText>
           </w:r>
           <w:r>
             <w:rPr>
@@ -1482,7 +1484,7 @@
             <w:fldChar w:fldCharType="begin"/>
           </w:r>
           <w:r>
-            <w:instrText xml:space="preserve"> PAGEREF _Toc2939 \h </w:instrText>
+            <w:instrText xml:space="preserve"> PAGEREF _Toc7280 \h </w:instrText>
           </w:r>
           <w:r>
             <w:fldChar w:fldCharType="separate"/>
@@ -1520,7 +1522,7 @@
               <w:rFonts w:hint="eastAsia" w:ascii="Microsoft JhengHei" w:hAnsi="Microsoft JhengHei" w:eastAsia="Microsoft JhengHei" w:cs="Microsoft JhengHei"/>
               <w:szCs w:val="24"/>
             </w:rPr>
-            <w:instrText xml:space="preserve"> HYPERLINK \l _Toc30089 </w:instrText>
+            <w:instrText xml:space="preserve"> HYPERLINK \l _Toc18597 </w:instrText>
           </w:r>
           <w:r>
             <w:rPr>
@@ -1544,7 +1546,7 @@
             <w:fldChar w:fldCharType="begin"/>
           </w:r>
           <w:r>
-            <w:instrText xml:space="preserve"> PAGEREF _Toc30089 \h </w:instrText>
+            <w:instrText xml:space="preserve"> PAGEREF _Toc18597 \h </w:instrText>
           </w:r>
           <w:r>
             <w:fldChar w:fldCharType="separate"/>
@@ -1582,7 +1584,7 @@
               <w:rFonts w:hint="eastAsia" w:ascii="Microsoft JhengHei" w:hAnsi="Microsoft JhengHei" w:eastAsia="Microsoft JhengHei" w:cs="Microsoft JhengHei"/>
               <w:szCs w:val="24"/>
             </w:rPr>
-            <w:instrText xml:space="preserve"> HYPERLINK \l _Toc22737 </w:instrText>
+            <w:instrText xml:space="preserve"> HYPERLINK \l _Toc15068 </w:instrText>
           </w:r>
           <w:r>
             <w:rPr>
@@ -1607,7 +1609,7 @@
             <w:fldChar w:fldCharType="begin"/>
           </w:r>
           <w:r>
-            <w:instrText xml:space="preserve"> PAGEREF _Toc22737 \h </w:instrText>
+            <w:instrText xml:space="preserve"> PAGEREF _Toc15068 \h </w:instrText>
           </w:r>
           <w:r>
             <w:fldChar w:fldCharType="separate"/>
@@ -1645,7 +1647,7 @@
               <w:rFonts w:hint="eastAsia" w:ascii="Microsoft JhengHei" w:hAnsi="Microsoft JhengHei" w:eastAsia="Microsoft JhengHei" w:cs="Microsoft JhengHei"/>
               <w:szCs w:val="24"/>
             </w:rPr>
-            <w:instrText xml:space="preserve"> HYPERLINK \l _Toc27534 </w:instrText>
+            <w:instrText xml:space="preserve"> HYPERLINK \l _Toc11107 </w:instrText>
           </w:r>
           <w:r>
             <w:rPr>
@@ -1670,7 +1672,7 @@
             <w:fldChar w:fldCharType="begin"/>
           </w:r>
           <w:r>
-            <w:instrText xml:space="preserve"> PAGEREF _Toc27534 \h </w:instrText>
+            <w:instrText xml:space="preserve"> PAGEREF _Toc11107 \h </w:instrText>
           </w:r>
           <w:r>
             <w:fldChar w:fldCharType="separate"/>
@@ -1708,7 +1710,7 @@
               <w:rFonts w:hint="eastAsia" w:ascii="Microsoft JhengHei" w:hAnsi="Microsoft JhengHei" w:eastAsia="Microsoft JhengHei" w:cs="Microsoft JhengHei"/>
               <w:szCs w:val="24"/>
             </w:rPr>
-            <w:instrText xml:space="preserve"> HYPERLINK \l _Toc23239 </w:instrText>
+            <w:instrText xml:space="preserve"> HYPERLINK \l _Toc16702 </w:instrText>
           </w:r>
           <w:r>
             <w:rPr>
@@ -1733,7 +1735,7 @@
             <w:fldChar w:fldCharType="begin"/>
           </w:r>
           <w:r>
-            <w:instrText xml:space="preserve"> PAGEREF _Toc23239 \h </w:instrText>
+            <w:instrText xml:space="preserve"> PAGEREF _Toc16702 \h </w:instrText>
           </w:r>
           <w:r>
             <w:fldChar w:fldCharType="separate"/>
@@ -1771,7 +1773,7 @@
               <w:rFonts w:hint="eastAsia" w:ascii="Microsoft JhengHei" w:hAnsi="Microsoft JhengHei" w:eastAsia="Microsoft JhengHei" w:cs="Microsoft JhengHei"/>
               <w:szCs w:val="24"/>
             </w:rPr>
-            <w:instrText xml:space="preserve"> HYPERLINK \l _Toc16191 </w:instrText>
+            <w:instrText xml:space="preserve"> HYPERLINK \l _Toc21131 </w:instrText>
           </w:r>
           <w:r>
             <w:rPr>
@@ -1796,7 +1798,7 @@
             <w:fldChar w:fldCharType="begin"/>
           </w:r>
           <w:r>
-            <w:instrText xml:space="preserve"> PAGEREF _Toc16191 \h </w:instrText>
+            <w:instrText xml:space="preserve"> PAGEREF _Toc21131 \h </w:instrText>
           </w:r>
           <w:r>
             <w:fldChar w:fldCharType="separate"/>
@@ -1834,7 +1836,7 @@
               <w:rFonts w:hint="eastAsia" w:ascii="Microsoft JhengHei" w:hAnsi="Microsoft JhengHei" w:eastAsia="Microsoft JhengHei" w:cs="Microsoft JhengHei"/>
               <w:szCs w:val="24"/>
             </w:rPr>
-            <w:instrText xml:space="preserve"> HYPERLINK \l _Toc16927 </w:instrText>
+            <w:instrText xml:space="preserve"> HYPERLINK \l _Toc19064 </w:instrText>
           </w:r>
           <w:r>
             <w:rPr>
@@ -1859,7 +1861,7 @@
             <w:fldChar w:fldCharType="begin"/>
           </w:r>
           <w:r>
-            <w:instrText xml:space="preserve"> PAGEREF _Toc16927 \h </w:instrText>
+            <w:instrText xml:space="preserve"> PAGEREF _Toc19064 \h </w:instrText>
           </w:r>
           <w:r>
             <w:fldChar w:fldCharType="separate"/>
@@ -1897,7 +1899,7 @@
               <w:rFonts w:hint="eastAsia" w:ascii="Microsoft JhengHei" w:hAnsi="Microsoft JhengHei" w:eastAsia="Microsoft JhengHei" w:cs="Microsoft JhengHei"/>
               <w:szCs w:val="24"/>
             </w:rPr>
-            <w:instrText xml:space="preserve"> HYPERLINK \l _Toc5264 </w:instrText>
+            <w:instrText xml:space="preserve"> HYPERLINK \l _Toc12770 </w:instrText>
           </w:r>
           <w:r>
             <w:rPr>
@@ -1922,7 +1924,7 @@
             <w:fldChar w:fldCharType="begin"/>
           </w:r>
           <w:r>
-            <w:instrText xml:space="preserve"> PAGEREF _Toc5264 \h </w:instrText>
+            <w:instrText xml:space="preserve"> PAGEREF _Toc12770 \h </w:instrText>
           </w:r>
           <w:r>
             <w:fldChar w:fldCharType="separate"/>
@@ -1960,7 +1962,7 @@
               <w:rFonts w:hint="eastAsia" w:ascii="Microsoft JhengHei" w:hAnsi="Microsoft JhengHei" w:eastAsia="Microsoft JhengHei" w:cs="Microsoft JhengHei"/>
               <w:szCs w:val="24"/>
             </w:rPr>
-            <w:instrText xml:space="preserve"> HYPERLINK \l _Toc2106 </w:instrText>
+            <w:instrText xml:space="preserve"> HYPERLINK \l _Toc22018 </w:instrText>
           </w:r>
           <w:r>
             <w:rPr>
@@ -1985,7 +1987,7 @@
             <w:fldChar w:fldCharType="begin"/>
           </w:r>
           <w:r>
-            <w:instrText xml:space="preserve"> PAGEREF _Toc2106 \h </w:instrText>
+            <w:instrText xml:space="preserve"> PAGEREF _Toc22018 \h </w:instrText>
           </w:r>
           <w:r>
             <w:fldChar w:fldCharType="separate"/>
@@ -2023,7 +2025,7 @@
               <w:rFonts w:hint="eastAsia" w:ascii="Microsoft JhengHei" w:hAnsi="Microsoft JhengHei" w:eastAsia="Microsoft JhengHei" w:cs="Microsoft JhengHei"/>
               <w:szCs w:val="24"/>
             </w:rPr>
-            <w:instrText xml:space="preserve"> HYPERLINK \l _Toc14266 </w:instrText>
+            <w:instrText xml:space="preserve"> HYPERLINK \l _Toc17085 </w:instrText>
           </w:r>
           <w:r>
             <w:rPr>
@@ -2048,7 +2050,7 @@
             <w:fldChar w:fldCharType="begin"/>
           </w:r>
           <w:r>
-            <w:instrText xml:space="preserve"> PAGEREF _Toc14266 \h </w:instrText>
+            <w:instrText xml:space="preserve"> PAGEREF _Toc17085 \h </w:instrText>
           </w:r>
           <w:r>
             <w:fldChar w:fldCharType="separate"/>
@@ -2086,7 +2088,7 @@
               <w:rFonts w:hint="eastAsia" w:ascii="Microsoft JhengHei" w:hAnsi="Microsoft JhengHei" w:eastAsia="Microsoft JhengHei" w:cs="Microsoft JhengHei"/>
               <w:szCs w:val="24"/>
             </w:rPr>
-            <w:instrText xml:space="preserve"> HYPERLINK \l _Toc26486 </w:instrText>
+            <w:instrText xml:space="preserve"> HYPERLINK \l _Toc30890 </w:instrText>
           </w:r>
           <w:r>
             <w:rPr>
@@ -2119,7 +2121,7 @@
             <w:fldChar w:fldCharType="begin"/>
           </w:r>
           <w:r>
-            <w:instrText xml:space="preserve"> PAGEREF _Toc26486 \h </w:instrText>
+            <w:instrText xml:space="preserve"> PAGEREF _Toc30890 \h </w:instrText>
           </w:r>
           <w:r>
             <w:fldChar w:fldCharType="separate"/>
@@ -2157,7 +2159,7 @@
               <w:rFonts w:hint="eastAsia" w:ascii="Microsoft JhengHei" w:hAnsi="Microsoft JhengHei" w:eastAsia="Microsoft JhengHei" w:cs="Microsoft JhengHei"/>
               <w:szCs w:val="24"/>
             </w:rPr>
-            <w:instrText xml:space="preserve"> HYPERLINK \l _Toc17529 </w:instrText>
+            <w:instrText xml:space="preserve"> HYPERLINK \l _Toc3127 </w:instrText>
           </w:r>
           <w:r>
             <w:rPr>
@@ -2182,7 +2184,7 @@
             <w:fldChar w:fldCharType="begin"/>
           </w:r>
           <w:r>
-            <w:instrText xml:space="preserve"> PAGEREF _Toc17529 \h </w:instrText>
+            <w:instrText xml:space="preserve"> PAGEREF _Toc3127 \h </w:instrText>
           </w:r>
           <w:r>
             <w:fldChar w:fldCharType="separate"/>
@@ -2220,7 +2222,7 @@
               <w:rFonts w:hint="eastAsia" w:ascii="Microsoft JhengHei" w:hAnsi="Microsoft JhengHei" w:eastAsia="Microsoft JhengHei" w:cs="Microsoft JhengHei"/>
               <w:szCs w:val="24"/>
             </w:rPr>
-            <w:instrText xml:space="preserve"> HYPERLINK \l _Toc13302 </w:instrText>
+            <w:instrText xml:space="preserve"> HYPERLINK \l _Toc29828 </w:instrText>
           </w:r>
           <w:r>
             <w:rPr>
@@ -2245,7 +2247,7 @@
             <w:fldChar w:fldCharType="begin"/>
           </w:r>
           <w:r>
-            <w:instrText xml:space="preserve"> PAGEREF _Toc13302 \h </w:instrText>
+            <w:instrText xml:space="preserve"> PAGEREF _Toc29828 \h </w:instrText>
           </w:r>
           <w:r>
             <w:fldChar w:fldCharType="separate"/>
@@ -2283,7 +2285,7 @@
               <w:rFonts w:hint="eastAsia" w:ascii="Microsoft JhengHei" w:hAnsi="Microsoft JhengHei" w:eastAsia="Microsoft JhengHei" w:cs="Microsoft JhengHei"/>
               <w:szCs w:val="24"/>
             </w:rPr>
-            <w:instrText xml:space="preserve"> HYPERLINK \l _Toc12386 </w:instrText>
+            <w:instrText xml:space="preserve"> HYPERLINK \l _Toc18930 </w:instrText>
           </w:r>
           <w:r>
             <w:rPr>
@@ -2308,7 +2310,7 @@
             <w:fldChar w:fldCharType="begin"/>
           </w:r>
           <w:r>
-            <w:instrText xml:space="preserve"> PAGEREF _Toc12386 \h </w:instrText>
+            <w:instrText xml:space="preserve"> PAGEREF _Toc18930 \h </w:instrText>
           </w:r>
           <w:r>
             <w:fldChar w:fldCharType="separate"/>
@@ -2346,7 +2348,7 @@
               <w:rFonts w:hint="eastAsia" w:ascii="Microsoft JhengHei" w:hAnsi="Microsoft JhengHei" w:eastAsia="Microsoft JhengHei" w:cs="Microsoft JhengHei"/>
               <w:szCs w:val="24"/>
             </w:rPr>
-            <w:instrText xml:space="preserve"> HYPERLINK \l _Toc32554 </w:instrText>
+            <w:instrText xml:space="preserve"> HYPERLINK \l _Toc31003 </w:instrText>
           </w:r>
           <w:r>
             <w:rPr>
@@ -2371,7 +2373,7 @@
             <w:fldChar w:fldCharType="begin"/>
           </w:r>
           <w:r>
-            <w:instrText xml:space="preserve"> PAGEREF _Toc32554 \h </w:instrText>
+            <w:instrText xml:space="preserve"> PAGEREF _Toc31003 \h </w:instrText>
           </w:r>
           <w:r>
             <w:fldChar w:fldCharType="separate"/>
@@ -2409,7 +2411,7 @@
               <w:rFonts w:hint="eastAsia" w:ascii="Microsoft JhengHei" w:hAnsi="Microsoft JhengHei" w:eastAsia="Microsoft JhengHei" w:cs="Microsoft JhengHei"/>
               <w:szCs w:val="24"/>
             </w:rPr>
-            <w:instrText xml:space="preserve"> HYPERLINK \l _Toc6301 </w:instrText>
+            <w:instrText xml:space="preserve"> HYPERLINK \l _Toc3572 </w:instrText>
           </w:r>
           <w:r>
             <w:rPr>
@@ -2434,7 +2436,7 @@
             <w:fldChar w:fldCharType="begin"/>
           </w:r>
           <w:r>
-            <w:instrText xml:space="preserve"> PAGEREF _Toc6301 \h </w:instrText>
+            <w:instrText xml:space="preserve"> PAGEREF _Toc3572 \h </w:instrText>
           </w:r>
           <w:r>
             <w:fldChar w:fldCharType="separate"/>
@@ -2472,7 +2474,7 @@
               <w:rFonts w:hint="eastAsia" w:ascii="Microsoft JhengHei" w:hAnsi="Microsoft JhengHei" w:eastAsia="Microsoft JhengHei" w:cs="Microsoft JhengHei"/>
               <w:szCs w:val="24"/>
             </w:rPr>
-            <w:instrText xml:space="preserve"> HYPERLINK \l _Toc1294 </w:instrText>
+            <w:instrText xml:space="preserve"> HYPERLINK \l _Toc5729 </w:instrText>
           </w:r>
           <w:r>
             <w:rPr>
@@ -2497,7 +2499,7 @@
             <w:fldChar w:fldCharType="begin"/>
           </w:r>
           <w:r>
-            <w:instrText xml:space="preserve"> PAGEREF _Toc1294 \h </w:instrText>
+            <w:instrText xml:space="preserve"> PAGEREF _Toc5729 \h </w:instrText>
           </w:r>
           <w:r>
             <w:fldChar w:fldCharType="separate"/>
@@ -2535,7 +2537,7 @@
               <w:rFonts w:hint="eastAsia" w:ascii="Microsoft JhengHei" w:hAnsi="Microsoft JhengHei" w:eastAsia="Microsoft JhengHei" w:cs="Microsoft JhengHei"/>
               <w:szCs w:val="24"/>
             </w:rPr>
-            <w:instrText xml:space="preserve"> HYPERLINK \l _Toc30415 </w:instrText>
+            <w:instrText xml:space="preserve"> HYPERLINK \l _Toc24162 </w:instrText>
           </w:r>
           <w:r>
             <w:rPr>
@@ -2560,7 +2562,7 @@
             <w:fldChar w:fldCharType="begin"/>
           </w:r>
           <w:r>
-            <w:instrText xml:space="preserve"> PAGEREF _Toc30415 \h </w:instrText>
+            <w:instrText xml:space="preserve"> PAGEREF _Toc24162 \h </w:instrText>
           </w:r>
           <w:r>
             <w:fldChar w:fldCharType="separate"/>
@@ -2598,7 +2600,7 @@
               <w:rFonts w:hint="eastAsia" w:ascii="Microsoft JhengHei" w:hAnsi="Microsoft JhengHei" w:eastAsia="Microsoft JhengHei" w:cs="Microsoft JhengHei"/>
               <w:szCs w:val="24"/>
             </w:rPr>
-            <w:instrText xml:space="preserve"> HYPERLINK \l _Toc6144 </w:instrText>
+            <w:instrText xml:space="preserve"> HYPERLINK \l _Toc32757 </w:instrText>
           </w:r>
           <w:r>
             <w:rPr>
@@ -2623,7 +2625,7 @@
             <w:fldChar w:fldCharType="begin"/>
           </w:r>
           <w:r>
-            <w:instrText xml:space="preserve"> PAGEREF _Toc6144 \h </w:instrText>
+            <w:instrText xml:space="preserve"> PAGEREF _Toc32757 \h </w:instrText>
           </w:r>
           <w:r>
             <w:fldChar w:fldCharType="separate"/>
@@ -2661,7 +2663,7 @@
               <w:rFonts w:hint="eastAsia" w:ascii="Microsoft JhengHei" w:hAnsi="Microsoft JhengHei" w:eastAsia="Microsoft JhengHei" w:cs="Microsoft JhengHei"/>
               <w:szCs w:val="24"/>
             </w:rPr>
-            <w:instrText xml:space="preserve"> HYPERLINK \l _Toc15866 </w:instrText>
+            <w:instrText xml:space="preserve"> HYPERLINK \l _Toc5674 </w:instrText>
           </w:r>
           <w:r>
             <w:rPr>
@@ -2686,7 +2688,7 @@
             <w:fldChar w:fldCharType="begin"/>
           </w:r>
           <w:r>
-            <w:instrText xml:space="preserve"> PAGEREF _Toc15866 \h </w:instrText>
+            <w:instrText xml:space="preserve"> PAGEREF _Toc5674 \h </w:instrText>
           </w:r>
           <w:r>
             <w:fldChar w:fldCharType="separate"/>
@@ -2724,7 +2726,7 @@
               <w:rFonts w:hint="eastAsia" w:ascii="Microsoft JhengHei" w:hAnsi="Microsoft JhengHei" w:eastAsia="Microsoft JhengHei" w:cs="Microsoft JhengHei"/>
               <w:szCs w:val="24"/>
             </w:rPr>
-            <w:instrText xml:space="preserve"> HYPERLINK \l _Toc10392 </w:instrText>
+            <w:instrText xml:space="preserve"> HYPERLINK \l _Toc27568 </w:instrText>
           </w:r>
           <w:r>
             <w:rPr>
@@ -2749,7 +2751,7 @@
             <w:fldChar w:fldCharType="begin"/>
           </w:r>
           <w:r>
-            <w:instrText xml:space="preserve"> PAGEREF _Toc10392 \h </w:instrText>
+            <w:instrText xml:space="preserve"> PAGEREF _Toc27568 \h </w:instrText>
           </w:r>
           <w:r>
             <w:fldChar w:fldCharType="separate"/>
@@ -2787,7 +2789,7 @@
               <w:rFonts w:hint="eastAsia" w:ascii="Microsoft JhengHei" w:hAnsi="Microsoft JhengHei" w:eastAsia="Microsoft JhengHei" w:cs="Microsoft JhengHei"/>
               <w:szCs w:val="24"/>
             </w:rPr>
-            <w:instrText xml:space="preserve"> HYPERLINK \l _Toc10127 </w:instrText>
+            <w:instrText xml:space="preserve"> HYPERLINK \l _Toc18392 </w:instrText>
           </w:r>
           <w:r>
             <w:rPr>
@@ -2812,7 +2814,7 @@
             <w:fldChar w:fldCharType="begin"/>
           </w:r>
           <w:r>
-            <w:instrText xml:space="preserve"> PAGEREF _Toc10127 \h </w:instrText>
+            <w:instrText xml:space="preserve"> PAGEREF _Toc18392 \h </w:instrText>
           </w:r>
           <w:r>
             <w:fldChar w:fldCharType="separate"/>
@@ -2850,7 +2852,7 @@
               <w:rFonts w:hint="eastAsia" w:ascii="Microsoft JhengHei" w:hAnsi="Microsoft JhengHei" w:eastAsia="Microsoft JhengHei" w:cs="Microsoft JhengHei"/>
               <w:szCs w:val="24"/>
             </w:rPr>
-            <w:instrText xml:space="preserve"> HYPERLINK \l _Toc12518 </w:instrText>
+            <w:instrText xml:space="preserve"> HYPERLINK \l _Toc28068 </w:instrText>
           </w:r>
           <w:r>
             <w:rPr>
@@ -2875,7 +2877,7 @@
             <w:fldChar w:fldCharType="begin"/>
           </w:r>
           <w:r>
-            <w:instrText xml:space="preserve"> PAGEREF _Toc12518 \h </w:instrText>
+            <w:instrText xml:space="preserve"> PAGEREF _Toc28068 \h </w:instrText>
           </w:r>
           <w:r>
             <w:fldChar w:fldCharType="separate"/>
@@ -2913,7 +2915,7 @@
               <w:rFonts w:hint="eastAsia" w:ascii="Microsoft JhengHei" w:hAnsi="Microsoft JhengHei" w:eastAsia="Microsoft JhengHei" w:cs="Microsoft JhengHei"/>
               <w:szCs w:val="24"/>
             </w:rPr>
-            <w:instrText xml:space="preserve"> HYPERLINK \l _Toc31259 </w:instrText>
+            <w:instrText xml:space="preserve"> HYPERLINK \l _Toc7205 </w:instrText>
           </w:r>
           <w:r>
             <w:rPr>
@@ -2938,7 +2940,7 @@
             <w:fldChar w:fldCharType="begin"/>
           </w:r>
           <w:r>
-            <w:instrText xml:space="preserve"> PAGEREF _Toc31259 \h </w:instrText>
+            <w:instrText xml:space="preserve"> PAGEREF _Toc7205 \h </w:instrText>
           </w:r>
           <w:r>
             <w:fldChar w:fldCharType="separate"/>
@@ -2976,7 +2978,7 @@
               <w:rFonts w:hint="eastAsia" w:ascii="Microsoft JhengHei" w:hAnsi="Microsoft JhengHei" w:eastAsia="Microsoft JhengHei" w:cs="Microsoft JhengHei"/>
               <w:szCs w:val="24"/>
             </w:rPr>
-            <w:instrText xml:space="preserve"> HYPERLINK \l _Toc18179 </w:instrText>
+            <w:instrText xml:space="preserve"> HYPERLINK \l _Toc1254 </w:instrText>
           </w:r>
           <w:r>
             <w:rPr>
@@ -3001,7 +3003,7 @@
             <w:fldChar w:fldCharType="begin"/>
           </w:r>
           <w:r>
-            <w:instrText xml:space="preserve"> PAGEREF _Toc18179 \h </w:instrText>
+            <w:instrText xml:space="preserve"> PAGEREF _Toc1254 \h </w:instrText>
           </w:r>
           <w:r>
             <w:fldChar w:fldCharType="separate"/>
@@ -3039,7 +3041,7 @@
               <w:rFonts w:hint="eastAsia" w:ascii="Microsoft JhengHei" w:hAnsi="Microsoft JhengHei" w:eastAsia="Microsoft JhengHei" w:cs="Microsoft JhengHei"/>
               <w:szCs w:val="24"/>
             </w:rPr>
-            <w:instrText xml:space="preserve"> HYPERLINK \l _Toc7716 </w:instrText>
+            <w:instrText xml:space="preserve"> HYPERLINK \l _Toc12809 </w:instrText>
           </w:r>
           <w:r>
             <w:rPr>
@@ -3064,7 +3066,7 @@
             <w:fldChar w:fldCharType="begin"/>
           </w:r>
           <w:r>
-            <w:instrText xml:space="preserve"> PAGEREF _Toc7716 \h </w:instrText>
+            <w:instrText xml:space="preserve"> PAGEREF _Toc12809 \h </w:instrText>
           </w:r>
           <w:r>
             <w:fldChar w:fldCharType="separate"/>
@@ -3102,7 +3104,7 @@
               <w:rFonts w:hint="eastAsia" w:ascii="Microsoft JhengHei" w:hAnsi="Microsoft JhengHei" w:eastAsia="Microsoft JhengHei" w:cs="Microsoft JhengHei"/>
               <w:szCs w:val="24"/>
             </w:rPr>
-            <w:instrText xml:space="preserve"> HYPERLINK \l _Toc30945 </w:instrText>
+            <w:instrText xml:space="preserve"> HYPERLINK \l _Toc26590 </w:instrText>
           </w:r>
           <w:r>
             <w:rPr>
@@ -3127,7 +3129,7 @@
             <w:fldChar w:fldCharType="begin"/>
           </w:r>
           <w:r>
-            <w:instrText xml:space="preserve"> PAGEREF _Toc30945 \h </w:instrText>
+            <w:instrText xml:space="preserve"> PAGEREF _Toc26590 \h </w:instrText>
           </w:r>
           <w:r>
             <w:fldChar w:fldCharType="separate"/>
@@ -3165,7 +3167,7 @@
               <w:rFonts w:hint="eastAsia" w:ascii="Microsoft JhengHei" w:hAnsi="Microsoft JhengHei" w:eastAsia="Microsoft JhengHei" w:cs="Microsoft JhengHei"/>
               <w:szCs w:val="24"/>
             </w:rPr>
-            <w:instrText xml:space="preserve"> HYPERLINK \l _Toc15164 </w:instrText>
+            <w:instrText xml:space="preserve"> HYPERLINK \l _Toc29782 </w:instrText>
           </w:r>
           <w:r>
             <w:rPr>
@@ -3190,7 +3192,7 @@
             <w:fldChar w:fldCharType="begin"/>
           </w:r>
           <w:r>
-            <w:instrText xml:space="preserve"> PAGEREF _Toc15164 \h </w:instrText>
+            <w:instrText xml:space="preserve"> PAGEREF _Toc29782 \h </w:instrText>
           </w:r>
           <w:r>
             <w:fldChar w:fldCharType="separate"/>
@@ -3228,7 +3230,7 @@
               <w:rFonts w:hint="eastAsia" w:ascii="Microsoft JhengHei" w:hAnsi="Microsoft JhengHei" w:eastAsia="Microsoft JhengHei" w:cs="Microsoft JhengHei"/>
               <w:szCs w:val="24"/>
             </w:rPr>
-            <w:instrText xml:space="preserve"> HYPERLINK \l _Toc25515 </w:instrText>
+            <w:instrText xml:space="preserve"> HYPERLINK \l _Toc21495 </w:instrText>
           </w:r>
           <w:r>
             <w:rPr>
@@ -3253,7 +3255,7 @@
             <w:fldChar w:fldCharType="begin"/>
           </w:r>
           <w:r>
-            <w:instrText xml:space="preserve"> PAGEREF _Toc25515 \h </w:instrText>
+            <w:instrText xml:space="preserve"> PAGEREF _Toc21495 \h </w:instrText>
           </w:r>
           <w:r>
             <w:fldChar w:fldCharType="separate"/>
@@ -3291,7 +3293,7 @@
               <w:rFonts w:hint="eastAsia" w:ascii="Microsoft JhengHei" w:hAnsi="Microsoft JhengHei" w:eastAsia="Microsoft JhengHei" w:cs="Microsoft JhengHei"/>
               <w:szCs w:val="24"/>
             </w:rPr>
-            <w:instrText xml:space="preserve"> HYPERLINK \l _Toc9805 </w:instrText>
+            <w:instrText xml:space="preserve"> HYPERLINK \l _Toc14628 </w:instrText>
           </w:r>
           <w:r>
             <w:rPr>
@@ -3316,7 +3318,7 @@
             <w:fldChar w:fldCharType="begin"/>
           </w:r>
           <w:r>
-            <w:instrText xml:space="preserve"> PAGEREF _Toc9805 \h </w:instrText>
+            <w:instrText xml:space="preserve"> PAGEREF _Toc14628 \h </w:instrText>
           </w:r>
           <w:r>
             <w:fldChar w:fldCharType="separate"/>
@@ -3354,7 +3356,7 @@
               <w:rFonts w:hint="eastAsia" w:ascii="Microsoft JhengHei" w:hAnsi="Microsoft JhengHei" w:eastAsia="Microsoft JhengHei" w:cs="Microsoft JhengHei"/>
               <w:szCs w:val="24"/>
             </w:rPr>
-            <w:instrText xml:space="preserve"> HYPERLINK \l _Toc19270 </w:instrText>
+            <w:instrText xml:space="preserve"> HYPERLINK \l _Toc992 </w:instrText>
           </w:r>
           <w:r>
             <w:rPr>
@@ -3379,7 +3381,7 @@
             <w:fldChar w:fldCharType="begin"/>
           </w:r>
           <w:r>
-            <w:instrText xml:space="preserve"> PAGEREF _Toc19270 \h </w:instrText>
+            <w:instrText xml:space="preserve"> PAGEREF _Toc992 \h </w:instrText>
           </w:r>
           <w:r>
             <w:fldChar w:fldCharType="separate"/>
@@ -3417,7 +3419,7 @@
               <w:rFonts w:hint="eastAsia" w:ascii="Microsoft JhengHei" w:hAnsi="Microsoft JhengHei" w:eastAsia="Microsoft JhengHei" w:cs="Microsoft JhengHei"/>
               <w:szCs w:val="24"/>
             </w:rPr>
-            <w:instrText xml:space="preserve"> HYPERLINK \l _Toc29614 </w:instrText>
+            <w:instrText xml:space="preserve"> HYPERLINK \l _Toc24977 </w:instrText>
           </w:r>
           <w:r>
             <w:rPr>
@@ -3442,7 +3444,7 @@
             <w:fldChar w:fldCharType="begin"/>
           </w:r>
           <w:r>
-            <w:instrText xml:space="preserve"> PAGEREF _Toc29614 \h </w:instrText>
+            <w:instrText xml:space="preserve"> PAGEREF _Toc24977 \h </w:instrText>
           </w:r>
           <w:r>
             <w:fldChar w:fldCharType="separate"/>
@@ -3480,7 +3482,7 @@
               <w:rFonts w:hint="eastAsia" w:ascii="Microsoft JhengHei" w:hAnsi="Microsoft JhengHei" w:eastAsia="Microsoft JhengHei" w:cs="Microsoft JhengHei"/>
               <w:szCs w:val="24"/>
             </w:rPr>
-            <w:instrText xml:space="preserve"> HYPERLINK \l _Toc23211 </w:instrText>
+            <w:instrText xml:space="preserve"> HYPERLINK \l _Toc18622 </w:instrText>
           </w:r>
           <w:r>
             <w:rPr>
@@ -3505,7 +3507,7 @@
             <w:fldChar w:fldCharType="begin"/>
           </w:r>
           <w:r>
-            <w:instrText xml:space="preserve"> PAGEREF _Toc23211 \h </w:instrText>
+            <w:instrText xml:space="preserve"> PAGEREF _Toc18622 \h </w:instrText>
           </w:r>
           <w:r>
             <w:fldChar w:fldCharType="separate"/>
@@ -3543,7 +3545,7 @@
               <w:rFonts w:hint="eastAsia" w:ascii="Microsoft JhengHei" w:hAnsi="Microsoft JhengHei" w:eastAsia="Microsoft JhengHei" w:cs="Microsoft JhengHei"/>
               <w:szCs w:val="24"/>
             </w:rPr>
-            <w:instrText xml:space="preserve"> HYPERLINK \l _Toc21127 </w:instrText>
+            <w:instrText xml:space="preserve"> HYPERLINK \l _Toc9386 </w:instrText>
           </w:r>
           <w:r>
             <w:rPr>
@@ -3568,7 +3570,7 @@
             <w:fldChar w:fldCharType="begin"/>
           </w:r>
           <w:r>
-            <w:instrText xml:space="preserve"> PAGEREF _Toc21127 \h </w:instrText>
+            <w:instrText xml:space="preserve"> PAGEREF _Toc9386 \h </w:instrText>
           </w:r>
           <w:r>
             <w:fldChar w:fldCharType="separate"/>
@@ -3606,7 +3608,7 @@
               <w:rFonts w:hint="eastAsia" w:ascii="Microsoft JhengHei" w:hAnsi="Microsoft JhengHei" w:eastAsia="Microsoft JhengHei" w:cs="Microsoft JhengHei"/>
               <w:szCs w:val="24"/>
             </w:rPr>
-            <w:instrText xml:space="preserve"> HYPERLINK \l _Toc15405 </w:instrText>
+            <w:instrText xml:space="preserve"> HYPERLINK \l _Toc26107 </w:instrText>
           </w:r>
           <w:r>
             <w:rPr>
@@ -3631,7 +3633,7 @@
             <w:fldChar w:fldCharType="begin"/>
           </w:r>
           <w:r>
-            <w:instrText xml:space="preserve"> PAGEREF _Toc15405 \h </w:instrText>
+            <w:instrText xml:space="preserve"> PAGEREF _Toc26107 \h </w:instrText>
           </w:r>
           <w:r>
             <w:fldChar w:fldCharType="separate"/>
@@ -3669,7 +3671,7 @@
               <w:rFonts w:hint="eastAsia" w:ascii="Microsoft JhengHei" w:hAnsi="Microsoft JhengHei" w:eastAsia="Microsoft JhengHei" w:cs="Microsoft JhengHei"/>
               <w:szCs w:val="24"/>
             </w:rPr>
-            <w:instrText xml:space="preserve"> HYPERLINK \l _Toc17533 </w:instrText>
+            <w:instrText xml:space="preserve"> HYPERLINK \l _Toc18041 </w:instrText>
           </w:r>
           <w:r>
             <w:rPr>
@@ -3694,7 +3696,7 @@
             <w:fldChar w:fldCharType="begin"/>
           </w:r>
           <w:r>
-            <w:instrText xml:space="preserve"> PAGEREF _Toc17533 \h </w:instrText>
+            <w:instrText xml:space="preserve"> PAGEREF _Toc18041 \h </w:instrText>
           </w:r>
           <w:r>
             <w:fldChar w:fldCharType="separate"/>
@@ -3732,7 +3734,7 @@
               <w:rFonts w:hint="eastAsia" w:ascii="Microsoft JhengHei" w:hAnsi="Microsoft JhengHei" w:eastAsia="Microsoft JhengHei" w:cs="Microsoft JhengHei"/>
               <w:szCs w:val="24"/>
             </w:rPr>
-            <w:instrText xml:space="preserve"> HYPERLINK \l _Toc28914 </w:instrText>
+            <w:instrText xml:space="preserve"> HYPERLINK \l _Toc3231 </w:instrText>
           </w:r>
           <w:r>
             <w:rPr>
@@ -3757,7 +3759,7 @@
             <w:fldChar w:fldCharType="begin"/>
           </w:r>
           <w:r>
-            <w:instrText xml:space="preserve"> PAGEREF _Toc28914 \h </w:instrText>
+            <w:instrText xml:space="preserve"> PAGEREF _Toc3231 \h </w:instrText>
           </w:r>
           <w:r>
             <w:fldChar w:fldCharType="separate"/>
@@ -3795,7 +3797,7 @@
               <w:rFonts w:hint="eastAsia" w:ascii="Microsoft JhengHei" w:hAnsi="Microsoft JhengHei" w:eastAsia="Microsoft JhengHei" w:cs="Microsoft JhengHei"/>
               <w:szCs w:val="24"/>
             </w:rPr>
-            <w:instrText xml:space="preserve"> HYPERLINK \l _Toc7122 </w:instrText>
+            <w:instrText xml:space="preserve"> HYPERLINK \l _Toc17536 </w:instrText>
           </w:r>
           <w:r>
             <w:rPr>
@@ -3820,7 +3822,7 @@
             <w:fldChar w:fldCharType="begin"/>
           </w:r>
           <w:r>
-            <w:instrText xml:space="preserve"> PAGEREF _Toc7122 \h </w:instrText>
+            <w:instrText xml:space="preserve"> PAGEREF _Toc17536 \h </w:instrText>
           </w:r>
           <w:r>
             <w:fldChar w:fldCharType="separate"/>
@@ -3858,7 +3860,7 @@
               <w:rFonts w:hint="eastAsia" w:ascii="Microsoft JhengHei" w:hAnsi="Microsoft JhengHei" w:eastAsia="Microsoft JhengHei" w:cs="Microsoft JhengHei"/>
               <w:szCs w:val="24"/>
             </w:rPr>
-            <w:instrText xml:space="preserve"> HYPERLINK \l _Toc18723 </w:instrText>
+            <w:instrText xml:space="preserve"> HYPERLINK \l _Toc31312 </w:instrText>
           </w:r>
           <w:r>
             <w:rPr>
@@ -3883,7 +3885,7 @@
             <w:fldChar w:fldCharType="begin"/>
           </w:r>
           <w:r>
-            <w:instrText xml:space="preserve"> PAGEREF _Toc18723 \h </w:instrText>
+            <w:instrText xml:space="preserve"> PAGEREF _Toc31312 \h </w:instrText>
           </w:r>
           <w:r>
             <w:fldChar w:fldCharType="separate"/>
@@ -3921,7 +3923,7 @@
               <w:rFonts w:hint="eastAsia" w:ascii="Microsoft JhengHei" w:hAnsi="Microsoft JhengHei" w:eastAsia="Microsoft JhengHei" w:cs="Microsoft JhengHei"/>
               <w:szCs w:val="24"/>
             </w:rPr>
-            <w:instrText xml:space="preserve"> HYPERLINK \l _Toc15185 </w:instrText>
+            <w:instrText xml:space="preserve"> HYPERLINK \l _Toc2872 </w:instrText>
           </w:r>
           <w:r>
             <w:rPr>
@@ -3946,7 +3948,7 @@
             <w:fldChar w:fldCharType="begin"/>
           </w:r>
           <w:r>
-            <w:instrText xml:space="preserve"> PAGEREF _Toc15185 \h </w:instrText>
+            <w:instrText xml:space="preserve"> PAGEREF _Toc2872 \h </w:instrText>
           </w:r>
           <w:r>
             <w:fldChar w:fldCharType="separate"/>
@@ -3984,7 +3986,7 @@
               <w:rFonts w:hint="eastAsia" w:ascii="Microsoft JhengHei" w:hAnsi="Microsoft JhengHei" w:eastAsia="Microsoft JhengHei" w:cs="Microsoft JhengHei"/>
               <w:szCs w:val="24"/>
             </w:rPr>
-            <w:instrText xml:space="preserve"> HYPERLINK \l _Toc10906 </w:instrText>
+            <w:instrText xml:space="preserve"> HYPERLINK \l _Toc8555 </w:instrText>
           </w:r>
           <w:r>
             <w:rPr>
@@ -4009,7 +4011,7 @@
             <w:fldChar w:fldCharType="begin"/>
           </w:r>
           <w:r>
-            <w:instrText xml:space="preserve"> PAGEREF _Toc10906 \h </w:instrText>
+            <w:instrText xml:space="preserve"> PAGEREF _Toc8555 \h </w:instrText>
           </w:r>
           <w:r>
             <w:fldChar w:fldCharType="separate"/>
@@ -4047,7 +4049,7 @@
               <w:rFonts w:hint="eastAsia" w:ascii="Microsoft JhengHei" w:hAnsi="Microsoft JhengHei" w:eastAsia="Microsoft JhengHei" w:cs="Microsoft JhengHei"/>
               <w:szCs w:val="24"/>
             </w:rPr>
-            <w:instrText xml:space="preserve"> HYPERLINK \l _Toc11960 </w:instrText>
+            <w:instrText xml:space="preserve"> HYPERLINK \l _Toc9283 </w:instrText>
           </w:r>
           <w:r>
             <w:rPr>
@@ -4072,7 +4074,7 @@
             <w:fldChar w:fldCharType="begin"/>
           </w:r>
           <w:r>
-            <w:instrText xml:space="preserve"> PAGEREF _Toc11960 \h </w:instrText>
+            <w:instrText xml:space="preserve"> PAGEREF _Toc9283 \h </w:instrText>
           </w:r>
           <w:r>
             <w:fldChar w:fldCharType="separate"/>
@@ -4110,7 +4112,7 @@
               <w:rFonts w:hint="eastAsia" w:ascii="Microsoft JhengHei" w:hAnsi="Microsoft JhengHei" w:eastAsia="Microsoft JhengHei" w:cs="Microsoft JhengHei"/>
               <w:szCs w:val="24"/>
             </w:rPr>
-            <w:instrText xml:space="preserve"> HYPERLINK \l _Toc543 </w:instrText>
+            <w:instrText xml:space="preserve"> HYPERLINK \l _Toc10968 </w:instrText>
           </w:r>
           <w:r>
             <w:rPr>
@@ -4135,13 +4137,13 @@
             <w:fldChar w:fldCharType="begin"/>
           </w:r>
           <w:r>
-            <w:instrText xml:space="preserve"> PAGEREF _Toc543 \h </w:instrText>
+            <w:instrText xml:space="preserve"> PAGEREF _Toc10968 \h </w:instrText>
           </w:r>
           <w:r>
             <w:fldChar w:fldCharType="separate"/>
           </w:r>
           <w:r>
-            <w:t>10</w:t>
+            <w:t>9</w:t>
           </w:r>
           <w:r>
             <w:fldChar w:fldCharType="end"/>
@@ -4173,7 +4175,7 @@
               <w:rFonts w:hint="eastAsia" w:ascii="Microsoft JhengHei" w:hAnsi="Microsoft JhengHei" w:eastAsia="Microsoft JhengHei" w:cs="Microsoft JhengHei"/>
               <w:szCs w:val="24"/>
             </w:rPr>
-            <w:instrText xml:space="preserve"> HYPERLINK \l _Toc10130 </w:instrText>
+            <w:instrText xml:space="preserve"> HYPERLINK \l _Toc2931 </w:instrText>
           </w:r>
           <w:r>
             <w:rPr>
@@ -4198,7 +4200,7 @@
             <w:fldChar w:fldCharType="begin"/>
           </w:r>
           <w:r>
-            <w:instrText xml:space="preserve"> PAGEREF _Toc10130 \h </w:instrText>
+            <w:instrText xml:space="preserve"> PAGEREF _Toc2931 \h </w:instrText>
           </w:r>
           <w:r>
             <w:fldChar w:fldCharType="separate"/>
@@ -4236,7 +4238,7 @@
               <w:rFonts w:hint="eastAsia" w:ascii="Microsoft JhengHei" w:hAnsi="Microsoft JhengHei" w:eastAsia="Microsoft JhengHei" w:cs="Microsoft JhengHei"/>
               <w:szCs w:val="24"/>
             </w:rPr>
-            <w:instrText xml:space="preserve"> HYPERLINK \l _Toc23413 </w:instrText>
+            <w:instrText xml:space="preserve"> HYPERLINK \l _Toc26499 </w:instrText>
           </w:r>
           <w:r>
             <w:rPr>
@@ -4261,7 +4263,7 @@
             <w:fldChar w:fldCharType="begin"/>
           </w:r>
           <w:r>
-            <w:instrText xml:space="preserve"> PAGEREF _Toc23413 \h </w:instrText>
+            <w:instrText xml:space="preserve"> PAGEREF _Toc26499 \h </w:instrText>
           </w:r>
           <w:r>
             <w:fldChar w:fldCharType="separate"/>
@@ -4299,7 +4301,7 @@
               <w:rFonts w:hint="eastAsia" w:ascii="Microsoft JhengHei" w:hAnsi="Microsoft JhengHei" w:eastAsia="Microsoft JhengHei" w:cs="Microsoft JhengHei"/>
               <w:szCs w:val="24"/>
             </w:rPr>
-            <w:instrText xml:space="preserve"> HYPERLINK \l _Toc2444 </w:instrText>
+            <w:instrText xml:space="preserve"> HYPERLINK \l _Toc2267 </w:instrText>
           </w:r>
           <w:r>
             <w:rPr>
@@ -4324,7 +4326,7 @@
             <w:fldChar w:fldCharType="begin"/>
           </w:r>
           <w:r>
-            <w:instrText xml:space="preserve"> PAGEREF _Toc2444 \h </w:instrText>
+            <w:instrText xml:space="preserve"> PAGEREF _Toc2267 \h </w:instrText>
           </w:r>
           <w:r>
             <w:fldChar w:fldCharType="separate"/>
@@ -4362,7 +4364,7 @@
               <w:rFonts w:hint="eastAsia" w:ascii="Microsoft JhengHei" w:hAnsi="Microsoft JhengHei" w:eastAsia="Microsoft JhengHei" w:cs="Microsoft JhengHei"/>
               <w:szCs w:val="24"/>
             </w:rPr>
-            <w:instrText xml:space="preserve"> HYPERLINK \l _Toc16056 </w:instrText>
+            <w:instrText xml:space="preserve"> HYPERLINK \l _Toc13991 </w:instrText>
           </w:r>
           <w:r>
             <w:rPr>
@@ -4387,7 +4389,7 @@
             <w:fldChar w:fldCharType="begin"/>
           </w:r>
           <w:r>
-            <w:instrText xml:space="preserve"> PAGEREF _Toc16056 \h </w:instrText>
+            <w:instrText xml:space="preserve"> PAGEREF _Toc13991 \h </w:instrText>
           </w:r>
           <w:r>
             <w:fldChar w:fldCharType="separate"/>
@@ -4425,7 +4427,7 @@
               <w:rFonts w:hint="eastAsia" w:ascii="Microsoft JhengHei" w:hAnsi="Microsoft JhengHei" w:eastAsia="Microsoft JhengHei" w:cs="Microsoft JhengHei"/>
               <w:szCs w:val="24"/>
             </w:rPr>
-            <w:instrText xml:space="preserve"> HYPERLINK \l _Toc19151 </w:instrText>
+            <w:instrText xml:space="preserve"> HYPERLINK \l _Toc8316 </w:instrText>
           </w:r>
           <w:r>
             <w:rPr>
@@ -4450,7 +4452,7 @@
             <w:fldChar w:fldCharType="begin"/>
           </w:r>
           <w:r>
-            <w:instrText xml:space="preserve"> PAGEREF _Toc19151 \h </w:instrText>
+            <w:instrText xml:space="preserve"> PAGEREF _Toc8316 \h </w:instrText>
           </w:r>
           <w:r>
             <w:fldChar w:fldCharType="separate"/>
@@ -4488,7 +4490,7 @@
               <w:rFonts w:hint="eastAsia" w:ascii="Microsoft JhengHei" w:hAnsi="Microsoft JhengHei" w:eastAsia="Microsoft JhengHei" w:cs="Microsoft JhengHei"/>
               <w:szCs w:val="24"/>
             </w:rPr>
-            <w:instrText xml:space="preserve"> HYPERLINK \l _Toc9704 </w:instrText>
+            <w:instrText xml:space="preserve"> HYPERLINK \l _Toc20289 </w:instrText>
           </w:r>
           <w:r>
             <w:rPr>
@@ -4513,7 +4515,70 @@
             <w:fldChar w:fldCharType="begin"/>
           </w:r>
           <w:r>
-            <w:instrText xml:space="preserve"> PAGEREF _Toc9704 \h </w:instrText>
+            <w:instrText xml:space="preserve"> PAGEREF _Toc20289 \h </w:instrText>
+          </w:r>
+          <w:r>
+            <w:fldChar w:fldCharType="separate"/>
+          </w:r>
+          <w:r>
+            <w:t>10</w:t>
+          </w:r>
+          <w:r>
+            <w:fldChar w:fldCharType="end"/>
+          </w:r>
+          <w:r>
+            <w:rPr>
+              <w:rFonts w:hint="eastAsia" w:ascii="Microsoft JhengHei" w:hAnsi="Microsoft JhengHei" w:eastAsia="Microsoft JhengHei" w:cs="Microsoft JhengHei"/>
+              <w:szCs w:val="24"/>
+            </w:rPr>
+            <w:fldChar w:fldCharType="end"/>
+          </w:r>
+        </w:p>
+        <w:p>
+          <w:pPr>
+            <w:pStyle w:val="26"/>
+            <w:tabs>
+              <w:tab w:val="right" w:leader="dot" w:pos="9082"/>
+            </w:tabs>
+          </w:pPr>
+          <w:r>
+            <w:rPr>
+              <w:rFonts w:hint="eastAsia" w:ascii="Microsoft JhengHei" w:hAnsi="Microsoft JhengHei" w:eastAsia="Microsoft JhengHei" w:cs="Microsoft JhengHei"/>
+              <w:szCs w:val="24"/>
+            </w:rPr>
+            <w:fldChar w:fldCharType="begin"/>
+          </w:r>
+          <w:r>
+            <w:rPr>
+              <w:rFonts w:hint="eastAsia" w:ascii="Microsoft JhengHei" w:hAnsi="Microsoft JhengHei" w:eastAsia="Microsoft JhengHei" w:cs="Microsoft JhengHei"/>
+              <w:szCs w:val="24"/>
+            </w:rPr>
+            <w:instrText xml:space="preserve"> HYPERLINK \l _Toc27731 </w:instrText>
+          </w:r>
+          <w:r>
+            <w:rPr>
+              <w:rFonts w:hint="eastAsia" w:ascii="Microsoft JhengHei" w:hAnsi="Microsoft JhengHei" w:eastAsia="Microsoft JhengHei" w:cs="Microsoft JhengHei"/>
+              <w:szCs w:val="24"/>
+            </w:rPr>
+            <w:fldChar w:fldCharType="separate"/>
+          </w:r>
+          <w:r>
+            <w:rPr>
+              <w:rFonts w:hint="default"/>
+            </w:rPr>
+            <w:t xml:space="preserve">3.10. </w:t>
+          </w:r>
+          <w:r>
+            <w:t>信息安全管理</w:t>
+          </w:r>
+          <w:r>
+            <w:tab/>
+          </w:r>
+          <w:r>
+            <w:fldChar w:fldCharType="begin"/>
+          </w:r>
+          <w:r>
+            <w:instrText xml:space="preserve"> PAGEREF _Toc27731 \h </w:instrText>
           </w:r>
           <w:r>
             <w:fldChar w:fldCharType="separate"/>
@@ -4551,7 +4616,7 @@
               <w:rFonts w:hint="eastAsia" w:ascii="Microsoft JhengHei" w:hAnsi="Microsoft JhengHei" w:eastAsia="Microsoft JhengHei" w:cs="Microsoft JhengHei"/>
               <w:szCs w:val="24"/>
             </w:rPr>
-            <w:instrText xml:space="preserve"> HYPERLINK \l _Toc20464 </w:instrText>
+            <w:instrText xml:space="preserve"> HYPERLINK \l _Toc3697 </w:instrText>
           </w:r>
           <w:r>
             <w:rPr>
@@ -4562,12 +4627,12 @@
           </w:r>
           <w:r>
             <w:rPr>
-              <w:rFonts w:ascii="宋体" w:hAnsi="宋体" w:eastAsia="宋体" w:cs="宋体"/>
-              <w:bCs/>
-              <w:spacing w:val="-3"/>
-              <w:szCs w:val="24"/>
-            </w:rPr>
-            <w:t>参与方</w:t>
+              <w:rFonts w:hint="default"/>
+            </w:rPr>
+            <w:t xml:space="preserve">3.10.1. </w:t>
+          </w:r>
+          <w:r>
+            <w:t>管理范围</w:t>
           </w:r>
           <w:r>
             <w:tab/>
@@ -4576,70 +4641,7 @@
             <w:fldChar w:fldCharType="begin"/>
           </w:r>
           <w:r>
-            <w:instrText xml:space="preserve"> PAGEREF _Toc20464 \h </w:instrText>
-          </w:r>
-          <w:r>
-            <w:fldChar w:fldCharType="separate"/>
-          </w:r>
-          <w:r>
-            <w:t>10</w:t>
-          </w:r>
-          <w:r>
-            <w:fldChar w:fldCharType="end"/>
-          </w:r>
-          <w:r>
-            <w:rPr>
-              <w:rFonts w:hint="eastAsia" w:ascii="Microsoft JhengHei" w:hAnsi="Microsoft JhengHei" w:eastAsia="Microsoft JhengHei" w:cs="Microsoft JhengHei"/>
-              <w:szCs w:val="24"/>
-            </w:rPr>
-            <w:fldChar w:fldCharType="end"/>
-          </w:r>
-        </w:p>
-        <w:p>
-          <w:pPr>
-            <w:pStyle w:val="26"/>
-            <w:tabs>
-              <w:tab w:val="right" w:leader="dot" w:pos="9082"/>
-            </w:tabs>
-          </w:pPr>
-          <w:r>
-            <w:rPr>
-              <w:rFonts w:hint="eastAsia" w:ascii="Microsoft JhengHei" w:hAnsi="Microsoft JhengHei" w:eastAsia="Microsoft JhengHei" w:cs="Microsoft JhengHei"/>
-              <w:szCs w:val="24"/>
-            </w:rPr>
-            <w:fldChar w:fldCharType="begin"/>
-          </w:r>
-          <w:r>
-            <w:rPr>
-              <w:rFonts w:hint="eastAsia" w:ascii="Microsoft JhengHei" w:hAnsi="Microsoft JhengHei" w:eastAsia="Microsoft JhengHei" w:cs="Microsoft JhengHei"/>
-              <w:szCs w:val="24"/>
-            </w:rPr>
-            <w:instrText xml:space="preserve"> HYPERLINK \l _Toc13204 </w:instrText>
-          </w:r>
-          <w:r>
-            <w:rPr>
-              <w:rFonts w:hint="eastAsia" w:ascii="Microsoft JhengHei" w:hAnsi="Microsoft JhengHei" w:eastAsia="Microsoft JhengHei" w:cs="Microsoft JhengHei"/>
-              <w:szCs w:val="24"/>
-            </w:rPr>
-            <w:fldChar w:fldCharType="separate"/>
-          </w:r>
-          <w:r>
-            <w:rPr>
-              <w:rFonts w:hint="default"/>
-            </w:rPr>
-            <w:t xml:space="preserve">3.10. </w:t>
-          </w:r>
-          <w:r>
-            <w:t>信息安全管理</w:t>
-          </w:r>
-          <w:r>
-            <w:tab/>
-          </w:r>
-          <w:r>
-            <w:fldChar w:fldCharType="begin"/>
-          </w:r>
-          <w:r>
-            <w:instrText xml:space="preserve"> PAGEREF _Toc13204 \h </w:instrText>
+            <w:instrText xml:space="preserve"> PAGEREF _Toc3697 \h </w:instrText>
           </w:r>
           <w:r>
             <w:fldChar w:fldCharType="separate"/>
@@ -4677,7 +4679,7 @@
               <w:rFonts w:hint="eastAsia" w:ascii="Microsoft JhengHei" w:hAnsi="Microsoft JhengHei" w:eastAsia="Microsoft JhengHei" w:cs="Microsoft JhengHei"/>
               <w:szCs w:val="24"/>
             </w:rPr>
-            <w:instrText xml:space="preserve"> HYPERLINK \l _Toc26721 </w:instrText>
+            <w:instrText xml:space="preserve"> HYPERLINK \l _Toc7114 </w:instrText>
           </w:r>
           <w:r>
             <w:rPr>
@@ -4690,10 +4692,10 @@
             <w:rPr>
               <w:rFonts w:hint="default"/>
             </w:rPr>
-            <w:t xml:space="preserve">3.10.1. </w:t>
-          </w:r>
-          <w:r>
-            <w:t>管理范围</w:t>
+            <w:t xml:space="preserve">3.10.2. </w:t>
+          </w:r>
+          <w:r>
+            <w:t>管理目标</w:t>
           </w:r>
           <w:r>
             <w:tab/>
@@ -4702,7 +4704,7 @@
             <w:fldChar w:fldCharType="begin"/>
           </w:r>
           <w:r>
-            <w:instrText xml:space="preserve"> PAGEREF _Toc26721 \h </w:instrText>
+            <w:instrText xml:space="preserve"> PAGEREF _Toc7114 \h </w:instrText>
           </w:r>
           <w:r>
             <w:fldChar w:fldCharType="separate"/>
@@ -4740,7 +4742,7 @@
               <w:rFonts w:hint="eastAsia" w:ascii="Microsoft JhengHei" w:hAnsi="Microsoft JhengHei" w:eastAsia="Microsoft JhengHei" w:cs="Microsoft JhengHei"/>
               <w:szCs w:val="24"/>
             </w:rPr>
-            <w:instrText xml:space="preserve"> HYPERLINK \l _Toc23548 </w:instrText>
+            <w:instrText xml:space="preserve"> HYPERLINK \l _Toc14739 </w:instrText>
           </w:r>
           <w:r>
             <w:rPr>
@@ -4753,10 +4755,10 @@
             <w:rPr>
               <w:rFonts w:hint="default"/>
             </w:rPr>
-            <w:t xml:space="preserve">3.10.2. </w:t>
-          </w:r>
-          <w:r>
-            <w:t>管理目标</w:t>
+            <w:t xml:space="preserve">3.10.3. </w:t>
+          </w:r>
+          <w:r>
+            <w:t>关键绩效指标</w:t>
           </w:r>
           <w:r>
             <w:tab/>
@@ -4765,7 +4767,7 @@
             <w:fldChar w:fldCharType="begin"/>
           </w:r>
           <w:r>
-            <w:instrText xml:space="preserve"> PAGEREF _Toc23548 \h </w:instrText>
+            <w:instrText xml:space="preserve"> PAGEREF _Toc14739 \h </w:instrText>
           </w:r>
           <w:r>
             <w:fldChar w:fldCharType="separate"/>
@@ -4803,7 +4805,7 @@
               <w:rFonts w:hint="eastAsia" w:ascii="Microsoft JhengHei" w:hAnsi="Microsoft JhengHei" w:eastAsia="Microsoft JhengHei" w:cs="Microsoft JhengHei"/>
               <w:szCs w:val="24"/>
             </w:rPr>
-            <w:instrText xml:space="preserve"> HYPERLINK \l _Toc30617 </w:instrText>
+            <w:instrText xml:space="preserve"> HYPERLINK \l _Toc27623 </w:instrText>
           </w:r>
           <w:r>
             <w:rPr>
@@ -4816,10 +4818,10 @@
             <w:rPr>
               <w:rFonts w:hint="default"/>
             </w:rPr>
-            <w:t xml:space="preserve">3.10.3. </w:t>
-          </w:r>
-          <w:r>
-            <w:t>关键绩效指标</w:t>
+            <w:t xml:space="preserve">3.10.4. </w:t>
+          </w:r>
+          <w:r>
+            <w:t>参与方</w:t>
           </w:r>
           <w:r>
             <w:tab/>
@@ -4828,70 +4830,7 @@
             <w:fldChar w:fldCharType="begin"/>
           </w:r>
           <w:r>
-            <w:instrText xml:space="preserve"> PAGEREF _Toc30617 \h </w:instrText>
-          </w:r>
-          <w:r>
-            <w:fldChar w:fldCharType="separate"/>
-          </w:r>
-          <w:r>
-            <w:t>11</w:t>
-          </w:r>
-          <w:r>
-            <w:fldChar w:fldCharType="end"/>
-          </w:r>
-          <w:r>
-            <w:rPr>
-              <w:rFonts w:hint="eastAsia" w:ascii="Microsoft JhengHei" w:hAnsi="Microsoft JhengHei" w:eastAsia="Microsoft JhengHei" w:cs="Microsoft JhengHei"/>
-              <w:szCs w:val="24"/>
-            </w:rPr>
-            <w:fldChar w:fldCharType="end"/>
-          </w:r>
-        </w:p>
-        <w:p>
-          <w:pPr>
-            <w:pStyle w:val="16"/>
-            <w:tabs>
-              <w:tab w:val="right" w:leader="dot" w:pos="9082"/>
-            </w:tabs>
-          </w:pPr>
-          <w:r>
-            <w:rPr>
-              <w:rFonts w:hint="eastAsia" w:ascii="Microsoft JhengHei" w:hAnsi="Microsoft JhengHei" w:eastAsia="Microsoft JhengHei" w:cs="Microsoft JhengHei"/>
-              <w:szCs w:val="24"/>
-            </w:rPr>
-            <w:fldChar w:fldCharType="begin"/>
-          </w:r>
-          <w:r>
-            <w:rPr>
-              <w:rFonts w:hint="eastAsia" w:ascii="Microsoft JhengHei" w:hAnsi="Microsoft JhengHei" w:eastAsia="Microsoft JhengHei" w:cs="Microsoft JhengHei"/>
-              <w:szCs w:val="24"/>
-            </w:rPr>
-            <w:instrText xml:space="preserve"> HYPERLINK \l _Toc31780 </w:instrText>
-          </w:r>
-          <w:r>
-            <w:rPr>
-              <w:rFonts w:hint="eastAsia" w:ascii="Microsoft JhengHei" w:hAnsi="Microsoft JhengHei" w:eastAsia="Microsoft JhengHei" w:cs="Microsoft JhengHei"/>
-              <w:szCs w:val="24"/>
-            </w:rPr>
-            <w:fldChar w:fldCharType="separate"/>
-          </w:r>
-          <w:r>
-            <w:rPr>
-              <w:rFonts w:hint="default"/>
-            </w:rPr>
-            <w:t xml:space="preserve">3.10.4. </w:t>
-          </w:r>
-          <w:r>
-            <w:t>参与方</w:t>
-          </w:r>
-          <w:r>
-            <w:tab/>
-          </w:r>
-          <w:r>
-            <w:fldChar w:fldCharType="begin"/>
-          </w:r>
-          <w:r>
-            <w:instrText xml:space="preserve"> PAGEREF _Toc31780 \h </w:instrText>
+            <w:instrText xml:space="preserve"> PAGEREF _Toc27623 \h </w:instrText>
           </w:r>
           <w:r>
             <w:fldChar w:fldCharType="separate"/>
@@ -4978,7 +4917,7 @@
         <w:topLinePunct w:val="0"/>
         <w:bidi w:val="0"/>
       </w:pPr>
-      <w:bookmarkStart w:id="3" w:name="_Toc22737"/>
+      <w:bookmarkStart w:id="3" w:name="_Toc15068"/>
       <w:r>
         <w:t>目的</w:t>
       </w:r>
@@ -5016,7 +4955,7 @@
       <w:bookmarkEnd w:id="4"/>
       <w:bookmarkStart w:id="5" w:name="bookmark4"/>
       <w:bookmarkEnd w:id="5"/>
-      <w:bookmarkStart w:id="6" w:name="_Toc27534"/>
+      <w:bookmarkStart w:id="6" w:name="_Toc11107"/>
       <w:r>
         <w:t>.适用范围</w:t>
       </w:r>
@@ -5052,13 +4991,13 @@
       </w:pPr>
       <w:bookmarkStart w:id="7" w:name="bookmark6"/>
       <w:bookmarkEnd w:id="7"/>
-      <w:bookmarkStart w:id="8" w:name="bookmark7"/>
+      <w:bookmarkStart w:id="8" w:name="bookmark9"/>
       <w:bookmarkEnd w:id="8"/>
-      <w:bookmarkStart w:id="9" w:name="bookmark9"/>
+      <w:bookmarkStart w:id="9" w:name="bookmark7"/>
       <w:bookmarkEnd w:id="9"/>
       <w:bookmarkStart w:id="10" w:name="bookmark8"/>
       <w:bookmarkEnd w:id="10"/>
-      <w:bookmarkStart w:id="11" w:name="_Toc23239"/>
+      <w:bookmarkStart w:id="11" w:name="_Toc16702"/>
       <w:r>
         <w:t>具体需求</w:t>
       </w:r>
@@ -5078,7 +5017,7 @@
       </w:pPr>
       <w:bookmarkStart w:id="12" w:name="bookmark117"/>
       <w:bookmarkEnd w:id="12"/>
-      <w:bookmarkStart w:id="13" w:name="_Toc16191"/>
+      <w:bookmarkStart w:id="13" w:name="_Toc21131"/>
       <w:r>
         <w:t>服务级别管理</w:t>
       </w:r>
@@ -5096,11 +5035,11 @@
         <w:topLinePunct w:val="0"/>
         <w:bidi w:val="0"/>
       </w:pPr>
-      <w:bookmarkStart w:id="14" w:name="bookmark10"/>
+      <w:bookmarkStart w:id="14" w:name="bookmark11"/>
       <w:bookmarkEnd w:id="14"/>
-      <w:bookmarkStart w:id="15" w:name="bookmark11"/>
+      <w:bookmarkStart w:id="15" w:name="bookmark10"/>
       <w:bookmarkEnd w:id="15"/>
-      <w:bookmarkStart w:id="16" w:name="_Toc16927"/>
+      <w:bookmarkStart w:id="16" w:name="_Toc19064"/>
       <w:r>
         <w:t>管理范围</w:t>
       </w:r>
@@ -5134,11 +5073,11 @@
         <w:topLinePunct w:val="0"/>
         <w:bidi w:val="0"/>
       </w:pPr>
-      <w:bookmarkStart w:id="17" w:name="bookmark12"/>
+      <w:bookmarkStart w:id="17" w:name="bookmark13"/>
       <w:bookmarkEnd w:id="17"/>
-      <w:bookmarkStart w:id="18" w:name="bookmark13"/>
+      <w:bookmarkStart w:id="18" w:name="bookmark12"/>
       <w:bookmarkEnd w:id="18"/>
-      <w:bookmarkStart w:id="19" w:name="_Toc5264"/>
+      <w:bookmarkStart w:id="19" w:name="_Toc12770"/>
       <w:r>
         <w:t>管理目标</w:t>
       </w:r>
@@ -5296,7 +5235,7 @@
       <w:bookmarkEnd w:id="20"/>
       <w:bookmarkStart w:id="21" w:name="bookmark15"/>
       <w:bookmarkEnd w:id="21"/>
-      <w:bookmarkStart w:id="22" w:name="_Toc2106"/>
+      <w:bookmarkStart w:id="22" w:name="_Toc22018"/>
       <w:r>
         <w:t>关键绩效指标</w:t>
       </w:r>
@@ -5672,7 +5611,7 @@
         <w:topLinePunct w:val="0"/>
         <w:bidi w:val="0"/>
       </w:pPr>
-      <w:bookmarkStart w:id="25" w:name="_Toc14266"/>
+      <w:bookmarkStart w:id="25" w:name="_Toc17085"/>
       <w:r>
         <w:t>参与方</w:t>
       </w:r>
@@ -5720,11 +5659,11 @@
           <w:lang w:eastAsia="zh-CN"/>
         </w:rPr>
       </w:pPr>
-      <w:bookmarkStart w:id="26" w:name="bookmark18"/>
+      <w:bookmarkStart w:id="26" w:name="bookmark19"/>
       <w:bookmarkEnd w:id="26"/>
-      <w:bookmarkStart w:id="27" w:name="bookmark19"/>
+      <w:bookmarkStart w:id="27" w:name="bookmark18"/>
       <w:bookmarkEnd w:id="27"/>
-      <w:bookmarkStart w:id="28" w:name="_Toc26486"/>
+      <w:bookmarkStart w:id="28" w:name="_Toc30890"/>
       <w:r>
         <w:t>服务</w:t>
       </w:r>
@@ -5749,7 +5688,7 @@
         <w:topLinePunct w:val="0"/>
         <w:bidi w:val="0"/>
       </w:pPr>
-      <w:bookmarkStart w:id="29" w:name="_Toc17529"/>
+      <w:bookmarkStart w:id="29" w:name="_Toc3127"/>
       <w:r>
         <w:t>管理范围</w:t>
       </w:r>
@@ -5787,7 +5726,7 @@
       <w:bookmarkEnd w:id="30"/>
       <w:bookmarkStart w:id="31" w:name="bookmark21"/>
       <w:bookmarkEnd w:id="31"/>
-      <w:bookmarkStart w:id="32" w:name="_Toc13302"/>
+      <w:bookmarkStart w:id="32" w:name="_Toc29828"/>
       <w:r>
         <w:t>管理目标</w:t>
       </w:r>
@@ -5821,11 +5760,11 @@
         <w:topLinePunct w:val="0"/>
         <w:bidi w:val="0"/>
       </w:pPr>
-      <w:bookmarkStart w:id="33" w:name="bookmark22"/>
+      <w:bookmarkStart w:id="33" w:name="bookmark23"/>
       <w:bookmarkEnd w:id="33"/>
-      <w:bookmarkStart w:id="34" w:name="bookmark23"/>
+      <w:bookmarkStart w:id="34" w:name="bookmark22"/>
       <w:bookmarkEnd w:id="34"/>
-      <w:bookmarkStart w:id="35" w:name="_Toc12386"/>
+      <w:bookmarkStart w:id="35" w:name="_Toc18930"/>
       <w:r>
         <w:t>关键绩效指标</w:t>
       </w:r>
@@ -6239,11 +6178,11 @@
         <w:topLinePunct w:val="0"/>
         <w:bidi w:val="0"/>
       </w:pPr>
-      <w:bookmarkStart w:id="36" w:name="bookmark25"/>
+      <w:bookmarkStart w:id="36" w:name="bookmark24"/>
       <w:bookmarkEnd w:id="36"/>
-      <w:bookmarkStart w:id="37" w:name="bookmark24"/>
+      <w:bookmarkStart w:id="37" w:name="bookmark25"/>
       <w:bookmarkEnd w:id="37"/>
-      <w:bookmarkStart w:id="38" w:name="_Toc32554"/>
+      <w:bookmarkStart w:id="38" w:name="_Toc31003"/>
       <w:r>
         <w:t>参与方</w:t>
       </w:r>
@@ -6287,11 +6226,11 @@
         <w:topLinePunct w:val="0"/>
         <w:bidi w:val="0"/>
       </w:pPr>
-      <w:bookmarkStart w:id="39" w:name="bookmark27"/>
+      <w:bookmarkStart w:id="39" w:name="bookmark26"/>
       <w:bookmarkEnd w:id="39"/>
-      <w:bookmarkStart w:id="40" w:name="bookmark26"/>
+      <w:bookmarkStart w:id="40" w:name="bookmark27"/>
       <w:bookmarkEnd w:id="40"/>
-      <w:bookmarkStart w:id="41" w:name="_Toc6301"/>
+      <w:bookmarkStart w:id="41" w:name="_Toc3572"/>
       <w:r>
         <w:t>事件管理</w:t>
       </w:r>
@@ -6313,7 +6252,7 @@
       <w:bookmarkEnd w:id="42"/>
       <w:bookmarkStart w:id="43" w:name="bookmark29"/>
       <w:bookmarkEnd w:id="43"/>
-      <w:bookmarkStart w:id="44" w:name="_Toc1294"/>
+      <w:bookmarkStart w:id="44" w:name="_Toc5729"/>
       <w:r>
         <w:t>管理范围</w:t>
       </w:r>
@@ -6347,11 +6286,11 @@
         <w:topLinePunct w:val="0"/>
         <w:bidi w:val="0"/>
       </w:pPr>
-      <w:bookmarkStart w:id="45" w:name="bookmark30"/>
+      <w:bookmarkStart w:id="45" w:name="bookmark31"/>
       <w:bookmarkEnd w:id="45"/>
-      <w:bookmarkStart w:id="46" w:name="bookmark31"/>
+      <w:bookmarkStart w:id="46" w:name="bookmark30"/>
       <w:bookmarkEnd w:id="46"/>
-      <w:bookmarkStart w:id="47" w:name="_Toc30415"/>
+      <w:bookmarkStart w:id="47" w:name="_Toc24162"/>
       <w:r>
         <w:t>管理目标</w:t>
       </w:r>
@@ -6389,7 +6328,7 @@
       <w:bookmarkEnd w:id="48"/>
       <w:bookmarkStart w:id="49" w:name="bookmark33"/>
       <w:bookmarkEnd w:id="49"/>
-      <w:bookmarkStart w:id="50" w:name="_Toc6144"/>
+      <w:bookmarkStart w:id="50" w:name="_Toc32757"/>
       <w:r>
         <w:t>关键绩效指标</w:t>
       </w:r>
@@ -6757,17 +6696,7 @@
                 <w:szCs w:val="18"/>
                 <w:lang w:val="en-US" w:eastAsia="zh-CN"/>
               </w:rPr>
-              <w:t>≥9</w:t>
-            </w:r>
-            <w:r>
-              <w:rPr>
-                <w:rFonts w:hint="eastAsia"/>
-                <w:spacing w:val="-5"/>
-                <w:sz w:val="18"/>
-                <w:szCs w:val="18"/>
-                <w:lang w:val="en-US" w:eastAsia="zh-CN"/>
-              </w:rPr>
-              <w:t>5%</w:t>
+              <w:t>≥95%</w:t>
             </w:r>
           </w:p>
         </w:tc>
@@ -6930,17 +6859,7 @@
                 <w:szCs w:val="18"/>
                 <w:lang w:val="en-US" w:eastAsia="zh-CN"/>
               </w:rPr>
-              <w:t>≥9</w:t>
-            </w:r>
-            <w:r>
-              <w:rPr>
-                <w:rFonts w:hint="eastAsia"/>
-                <w:spacing w:val="-5"/>
-                <w:sz w:val="18"/>
-                <w:szCs w:val="18"/>
-                <w:lang w:val="en-US" w:eastAsia="zh-CN"/>
-              </w:rPr>
-              <w:t>5%</w:t>
+              <w:t>≥95%</w:t>
             </w:r>
           </w:p>
         </w:tc>
@@ -7149,7 +7068,7 @@
       <w:bookmarkEnd w:id="51"/>
       <w:bookmarkStart w:id="52" w:name="bookmark35"/>
       <w:bookmarkEnd w:id="52"/>
-      <w:bookmarkStart w:id="53" w:name="_Toc15866"/>
+      <w:bookmarkStart w:id="53" w:name="_Toc5674"/>
       <w:r>
         <w:t>参与方</w:t>
       </w:r>
@@ -7193,11 +7112,11 @@
         <w:topLinePunct w:val="0"/>
         <w:bidi w:val="0"/>
       </w:pPr>
-      <w:bookmarkStart w:id="54" w:name="bookmark37"/>
+      <w:bookmarkStart w:id="54" w:name="bookmark36"/>
       <w:bookmarkEnd w:id="54"/>
-      <w:bookmarkStart w:id="55" w:name="bookmark36"/>
+      <w:bookmarkStart w:id="55" w:name="bookmark37"/>
       <w:bookmarkEnd w:id="55"/>
-      <w:bookmarkStart w:id="56" w:name="_Toc10392"/>
+      <w:bookmarkStart w:id="56" w:name="_Toc27568"/>
       <w:r>
         <w:t>问题管理</w:t>
       </w:r>
@@ -7215,31 +7134,31 @@
         <w:topLinePunct w:val="0"/>
         <w:bidi w:val="0"/>
       </w:pPr>
-      <w:bookmarkStart w:id="57" w:name="bookmark99"/>
+      <w:bookmarkStart w:id="57" w:name="bookmark96"/>
       <w:bookmarkEnd w:id="57"/>
-      <w:bookmarkStart w:id="58" w:name="bookmark96"/>
+      <w:bookmarkStart w:id="58" w:name="bookmark99"/>
       <w:bookmarkEnd w:id="58"/>
       <w:bookmarkStart w:id="59" w:name="bookmark93"/>
       <w:bookmarkEnd w:id="59"/>
-      <w:bookmarkStart w:id="60" w:name="bookmark108"/>
+      <w:bookmarkStart w:id="60" w:name="bookmark102"/>
       <w:bookmarkEnd w:id="60"/>
-      <w:bookmarkStart w:id="61" w:name="bookmark38"/>
+      <w:bookmarkStart w:id="61" w:name="bookmark105"/>
       <w:bookmarkEnd w:id="61"/>
-      <w:bookmarkStart w:id="62" w:name="bookmark87"/>
+      <w:bookmarkStart w:id="62" w:name="bookmark39"/>
       <w:bookmarkEnd w:id="62"/>
-      <w:bookmarkStart w:id="63" w:name="bookmark90"/>
+      <w:bookmarkStart w:id="63" w:name="bookmark114"/>
       <w:bookmarkEnd w:id="63"/>
-      <w:bookmarkStart w:id="64" w:name="bookmark105"/>
+      <w:bookmarkStart w:id="64" w:name="bookmark108"/>
       <w:bookmarkEnd w:id="64"/>
-      <w:bookmarkStart w:id="65" w:name="bookmark111"/>
+      <w:bookmarkStart w:id="65" w:name="bookmark38"/>
       <w:bookmarkEnd w:id="65"/>
-      <w:bookmarkStart w:id="66" w:name="bookmark114"/>
+      <w:bookmarkStart w:id="66" w:name="bookmark111"/>
       <w:bookmarkEnd w:id="66"/>
-      <w:bookmarkStart w:id="67" w:name="bookmark102"/>
+      <w:bookmarkStart w:id="67" w:name="bookmark90"/>
       <w:bookmarkEnd w:id="67"/>
-      <w:bookmarkStart w:id="68" w:name="bookmark39"/>
+      <w:bookmarkStart w:id="68" w:name="bookmark87"/>
       <w:bookmarkEnd w:id="68"/>
-      <w:bookmarkStart w:id="69" w:name="_Toc10127"/>
+      <w:bookmarkStart w:id="69" w:name="_Toc18392"/>
       <w:r>
         <w:t>管理范围</w:t>
       </w:r>
@@ -7273,11 +7192,11 @@
         <w:topLinePunct w:val="0"/>
         <w:bidi w:val="0"/>
       </w:pPr>
-      <w:bookmarkStart w:id="70" w:name="bookmark40"/>
+      <w:bookmarkStart w:id="70" w:name="bookmark41"/>
       <w:bookmarkEnd w:id="70"/>
-      <w:bookmarkStart w:id="71" w:name="bookmark41"/>
+      <w:bookmarkStart w:id="71" w:name="bookmark40"/>
       <w:bookmarkEnd w:id="71"/>
-      <w:bookmarkStart w:id="72" w:name="_Toc12518"/>
+      <w:bookmarkStart w:id="72" w:name="_Toc28068"/>
       <w:r>
         <w:t>管理目标</w:t>
       </w:r>
@@ -7315,7 +7234,7 @@
       <w:bookmarkEnd w:id="73"/>
       <w:bookmarkStart w:id="74" w:name="bookmark42"/>
       <w:bookmarkEnd w:id="74"/>
-      <w:bookmarkStart w:id="75" w:name="_Toc31259"/>
+      <w:bookmarkStart w:id="75" w:name="_Toc7205"/>
       <w:r>
         <w:t>关键绩效指标</w:t>
       </w:r>
@@ -7627,7 +7546,7 @@
       <w:bookmarkEnd w:id="76"/>
       <w:bookmarkStart w:id="77" w:name="bookmark44"/>
       <w:bookmarkEnd w:id="77"/>
-      <w:bookmarkStart w:id="78" w:name="_Toc18179"/>
+      <w:bookmarkStart w:id="78" w:name="_Toc1254"/>
       <w:r>
         <w:t>参与方</w:t>
       </w:r>
@@ -7671,11 +7590,11 @@
         <w:topLinePunct w:val="0"/>
         <w:bidi w:val="0"/>
       </w:pPr>
-      <w:bookmarkStart w:id="79" w:name="bookmark47"/>
+      <w:bookmarkStart w:id="79" w:name="bookmark46"/>
       <w:bookmarkEnd w:id="79"/>
-      <w:bookmarkStart w:id="80" w:name="bookmark46"/>
+      <w:bookmarkStart w:id="80" w:name="bookmark47"/>
       <w:bookmarkEnd w:id="80"/>
-      <w:bookmarkStart w:id="81" w:name="_Toc7716"/>
+      <w:bookmarkStart w:id="81" w:name="_Toc12809"/>
       <w:r>
         <w:t>变更管理</w:t>
       </w:r>
@@ -7697,7 +7616,7 @@
       <w:bookmarkEnd w:id="82"/>
       <w:bookmarkStart w:id="83" w:name="bookmark48"/>
       <w:bookmarkEnd w:id="83"/>
-      <w:bookmarkStart w:id="84" w:name="_Toc30945"/>
+      <w:bookmarkStart w:id="84" w:name="_Toc26590"/>
       <w:r>
         <w:t>管理范围</w:t>
       </w:r>
@@ -7731,11 +7650,11 @@
         <w:topLinePunct w:val="0"/>
         <w:bidi w:val="0"/>
       </w:pPr>
-      <w:bookmarkStart w:id="85" w:name="bookmark50"/>
+      <w:bookmarkStart w:id="85" w:name="bookmark51"/>
       <w:bookmarkEnd w:id="85"/>
-      <w:bookmarkStart w:id="86" w:name="bookmark51"/>
+      <w:bookmarkStart w:id="86" w:name="bookmark50"/>
       <w:bookmarkEnd w:id="86"/>
-      <w:bookmarkStart w:id="87" w:name="_Toc15164"/>
+      <w:bookmarkStart w:id="87" w:name="_Toc29782"/>
       <w:r>
         <w:t>管理目标</w:t>
       </w:r>
@@ -7773,7 +7692,7 @@
       <w:bookmarkEnd w:id="88"/>
       <w:bookmarkStart w:id="89" w:name="bookmark53"/>
       <w:bookmarkEnd w:id="89"/>
-      <w:bookmarkStart w:id="90" w:name="_Toc25515"/>
+      <w:bookmarkStart w:id="90" w:name="_Toc21495"/>
       <w:r>
         <w:t>关键绩效指标</w:t>
       </w:r>
@@ -7977,12 +7896,6 @@
             <w:insideH w:val="single" w:color="000000" w:sz="4" w:space="0"/>
             <w:insideV w:val="single" w:color="000000" w:sz="4" w:space="0"/>
           </w:tblBorders>
-          <w:tblCellMar>
-            <w:top w:w="0" w:type="dxa"/>
-            <w:left w:w="0" w:type="dxa"/>
-            <w:bottom w:w="0" w:type="dxa"/>
-            <w:right w:w="0" w:type="dxa"/>
-          </w:tblCellMar>
         </w:tblPrEx>
         <w:trPr>
           <w:trHeight w:val="540" w:hRule="atLeast"/>
@@ -8129,11 +8042,11 @@
         <w:topLinePunct w:val="0"/>
         <w:bidi w:val="0"/>
       </w:pPr>
-      <w:bookmarkStart w:id="91" w:name="bookmark54"/>
+      <w:bookmarkStart w:id="91" w:name="bookmark55"/>
       <w:bookmarkEnd w:id="91"/>
-      <w:bookmarkStart w:id="92" w:name="bookmark55"/>
+      <w:bookmarkStart w:id="92" w:name="bookmark54"/>
       <w:bookmarkEnd w:id="92"/>
-      <w:bookmarkStart w:id="93" w:name="_Toc9805"/>
+      <w:bookmarkStart w:id="93" w:name="_Toc14628"/>
       <w:r>
         <w:t>参与方</w:t>
       </w:r>
@@ -8177,11 +8090,11 @@
         <w:topLinePunct w:val="0"/>
         <w:bidi w:val="0"/>
       </w:pPr>
-      <w:bookmarkStart w:id="94" w:name="bookmark56"/>
+      <w:bookmarkStart w:id="94" w:name="bookmark57"/>
       <w:bookmarkEnd w:id="94"/>
-      <w:bookmarkStart w:id="95" w:name="bookmark57"/>
+      <w:bookmarkStart w:id="95" w:name="bookmark56"/>
       <w:bookmarkEnd w:id="95"/>
-      <w:bookmarkStart w:id="96" w:name="_Toc19270"/>
+      <w:bookmarkStart w:id="96" w:name="_Toc992"/>
       <w:r>
         <w:t>发布管理</w:t>
       </w:r>
@@ -8199,11 +8112,11 @@
         <w:topLinePunct w:val="0"/>
         <w:bidi w:val="0"/>
       </w:pPr>
-      <w:bookmarkStart w:id="97" w:name="bookmark59"/>
+      <w:bookmarkStart w:id="97" w:name="bookmark58"/>
       <w:bookmarkEnd w:id="97"/>
-      <w:bookmarkStart w:id="98" w:name="bookmark58"/>
+      <w:bookmarkStart w:id="98" w:name="bookmark59"/>
       <w:bookmarkEnd w:id="98"/>
-      <w:bookmarkStart w:id="99" w:name="_Toc29614"/>
+      <w:bookmarkStart w:id="99" w:name="_Toc24977"/>
       <w:r>
         <w:t>管理范围</w:t>
       </w:r>
@@ -8241,7 +8154,7 @@
       <w:bookmarkEnd w:id="100"/>
       <w:bookmarkStart w:id="101" w:name="bookmark60"/>
       <w:bookmarkEnd w:id="101"/>
-      <w:bookmarkStart w:id="102" w:name="_Toc23211"/>
+      <w:bookmarkStart w:id="102" w:name="_Toc18622"/>
       <w:r>
         <w:t>管理目标</w:t>
       </w:r>
@@ -8262,9 +8175,9 @@
       <w:r>
         <w:t>发布管理流程的目标确保正确的、经过测试的软硬件才能导入实际运行环境，确认发布流程安全可靠的。</w:t>
       </w:r>
-      <w:bookmarkStart w:id="103" w:name="bookmark63"/>
+      <w:bookmarkStart w:id="103" w:name="bookmark62"/>
       <w:bookmarkEnd w:id="103"/>
-      <w:bookmarkStart w:id="104" w:name="bookmark62"/>
+      <w:bookmarkStart w:id="104" w:name="bookmark63"/>
       <w:bookmarkEnd w:id="104"/>
     </w:p>
     <w:p>
@@ -8279,7 +8192,7 @@
         <w:topLinePunct w:val="0"/>
         <w:bidi w:val="0"/>
       </w:pPr>
-      <w:bookmarkStart w:id="105" w:name="_Toc21127"/>
+      <w:bookmarkStart w:id="105" w:name="_Toc9386"/>
       <w:r>
         <w:t>关键绩效指标</w:t>
       </w:r>
@@ -8327,6 +8240,12 @@
             <w:insideH w:val="single" w:color="000000" w:sz="4" w:space="0"/>
             <w:insideV w:val="single" w:color="000000" w:sz="4" w:space="0"/>
           </w:tblBorders>
+          <w:tblCellMar>
+            <w:top w:w="0" w:type="dxa"/>
+            <w:left w:w="0" w:type="dxa"/>
+            <w:bottom w:w="0" w:type="dxa"/>
+            <w:right w:w="0" w:type="dxa"/>
+          </w:tblCellMar>
         </w:tblPrEx>
         <w:trPr>
           <w:trHeight w:val="525" w:hRule="atLeast"/>
@@ -8638,7 +8557,7 @@
       <w:bookmarkEnd w:id="106"/>
       <w:bookmarkStart w:id="107" w:name="bookmark64"/>
       <w:bookmarkEnd w:id="107"/>
-      <w:bookmarkStart w:id="108" w:name="_Toc15405"/>
+      <w:bookmarkStart w:id="108" w:name="_Toc26107"/>
       <w:r>
         <w:t>参与方</w:t>
       </w:r>
@@ -8686,7 +8605,7 @@
       <w:bookmarkEnd w:id="109"/>
       <w:bookmarkStart w:id="110" w:name="bookmark67"/>
       <w:bookmarkEnd w:id="110"/>
-      <w:bookmarkStart w:id="111" w:name="_Toc17533"/>
+      <w:bookmarkStart w:id="111" w:name="_Toc18041"/>
       <w:r>
         <w:t>配置管理</w:t>
       </w:r>
@@ -8708,7 +8627,7 @@
       <w:bookmarkEnd w:id="112"/>
       <w:bookmarkStart w:id="113" w:name="bookmark68"/>
       <w:bookmarkEnd w:id="113"/>
-      <w:bookmarkStart w:id="114" w:name="_Toc28914"/>
+      <w:bookmarkStart w:id="114" w:name="_Toc3231"/>
       <w:r>
         <w:t>管理范围</w:t>
       </w:r>
@@ -8746,7 +8665,7 @@
       <w:bookmarkEnd w:id="115"/>
       <w:bookmarkStart w:id="116" w:name="bookmark71"/>
       <w:bookmarkEnd w:id="116"/>
-      <w:bookmarkStart w:id="117" w:name="_Toc7122"/>
+      <w:bookmarkStart w:id="117" w:name="_Toc17536"/>
       <w:r>
         <w:t>管理目标</w:t>
       </w:r>
@@ -8780,11 +8699,11 @@
         <w:topLinePunct w:val="0"/>
         <w:bidi w:val="0"/>
       </w:pPr>
-      <w:bookmarkStart w:id="118" w:name="bookmark72"/>
+      <w:bookmarkStart w:id="118" w:name="bookmark73"/>
       <w:bookmarkEnd w:id="118"/>
-      <w:bookmarkStart w:id="119" w:name="bookmark73"/>
+      <w:bookmarkStart w:id="119" w:name="bookmark72"/>
       <w:bookmarkEnd w:id="119"/>
-      <w:bookmarkStart w:id="120" w:name="_Toc18723"/>
+      <w:bookmarkStart w:id="120" w:name="_Toc31312"/>
       <w:r>
         <w:t>关键绩效指标</w:t>
       </w:r>
@@ -8988,6 +8907,12 @@
             <w:insideH w:val="single" w:color="000000" w:sz="4" w:space="0"/>
             <w:insideV w:val="single" w:color="000000" w:sz="4" w:space="0"/>
           </w:tblBorders>
+          <w:tblCellMar>
+            <w:top w:w="0" w:type="dxa"/>
+            <w:left w:w="0" w:type="dxa"/>
+            <w:bottom w:w="0" w:type="dxa"/>
+            <w:right w:w="0" w:type="dxa"/>
+          </w:tblCellMar>
         </w:tblPrEx>
         <w:trPr>
           <w:trHeight w:val="585" w:hRule="atLeast"/>
@@ -9137,7 +9062,7 @@
       <w:bookmarkEnd w:id="121"/>
       <w:bookmarkStart w:id="122" w:name="bookmark74"/>
       <w:bookmarkEnd w:id="122"/>
-      <w:bookmarkStart w:id="123" w:name="_Toc15185"/>
+      <w:bookmarkStart w:id="123" w:name="_Toc2872"/>
       <w:r>
         <w:t>参与方</w:t>
       </w:r>
@@ -9185,7 +9110,7 @@
       <w:bookmarkEnd w:id="124"/>
       <w:bookmarkStart w:id="125" w:name="bookmark76"/>
       <w:bookmarkEnd w:id="125"/>
-      <w:bookmarkStart w:id="126" w:name="_Toc10906"/>
+      <w:bookmarkStart w:id="126" w:name="_Toc8555"/>
       <w:r>
         <w:t>可用性和连续性管理</w:t>
       </w:r>
@@ -9207,7 +9132,7 @@
       <w:bookmarkEnd w:id="127"/>
       <w:bookmarkStart w:id="128" w:name="bookmark79"/>
       <w:bookmarkEnd w:id="128"/>
-      <w:bookmarkStart w:id="129" w:name="_Toc11960"/>
+      <w:bookmarkStart w:id="129" w:name="_Toc9283"/>
       <w:r>
         <w:t>管理范围</w:t>
       </w:r>
@@ -9241,11 +9166,11 @@
         <w:topLinePunct w:val="0"/>
         <w:bidi w:val="0"/>
       </w:pPr>
-      <w:bookmarkStart w:id="130" w:name="bookmark80"/>
+      <w:bookmarkStart w:id="130" w:name="bookmark81"/>
       <w:bookmarkEnd w:id="130"/>
-      <w:bookmarkStart w:id="131" w:name="bookmark81"/>
+      <w:bookmarkStart w:id="131" w:name="bookmark80"/>
       <w:bookmarkEnd w:id="131"/>
-      <w:bookmarkStart w:id="132" w:name="_Toc543"/>
+      <w:bookmarkStart w:id="132" w:name="_Toc10968"/>
       <w:r>
         <w:t>管理目标</w:t>
       </w:r>
@@ -9293,11 +9218,11 @@
         <w:topLinePunct w:val="0"/>
         <w:bidi w:val="0"/>
       </w:pPr>
-      <w:bookmarkStart w:id="133" w:name="bookmark82"/>
+      <w:bookmarkStart w:id="133" w:name="bookmark83"/>
       <w:bookmarkEnd w:id="133"/>
-      <w:bookmarkStart w:id="134" w:name="bookmark83"/>
+      <w:bookmarkStart w:id="134" w:name="bookmark82"/>
       <w:bookmarkEnd w:id="134"/>
-      <w:bookmarkStart w:id="135" w:name="_Toc10130"/>
+      <w:bookmarkStart w:id="135" w:name="_Toc2931"/>
       <w:r>
         <w:t>关键绩效指标</w:t>
       </w:r>
@@ -9912,7 +9837,7 @@
       <w:bookmarkEnd w:id="136"/>
       <w:bookmarkStart w:id="137" w:name="bookmark85"/>
       <w:bookmarkEnd w:id="137"/>
-      <w:bookmarkStart w:id="138" w:name="_Toc23413"/>
+      <w:bookmarkStart w:id="138" w:name="_Toc26499"/>
       <w:r>
         <w:t>参与方</w:t>
       </w:r>
@@ -9960,7 +9885,7 @@
       <w:bookmarkEnd w:id="139"/>
       <w:bookmarkStart w:id="140" w:name="bookmark88"/>
       <w:bookmarkEnd w:id="140"/>
-      <w:bookmarkStart w:id="141" w:name="_Toc2444"/>
+      <w:bookmarkStart w:id="141" w:name="_Toc2267"/>
       <w:r>
         <w:t>容量管理</w:t>
       </w:r>
@@ -9982,7 +9907,7 @@
       <w:bookmarkEnd w:id="142"/>
       <w:bookmarkStart w:id="143" w:name="bookmark91"/>
       <w:bookmarkEnd w:id="143"/>
-      <w:bookmarkStart w:id="144" w:name="_Toc16056"/>
+      <w:bookmarkStart w:id="144" w:name="_Toc13991"/>
       <w:r>
         <w:t>管理范围</w:t>
       </w:r>
@@ -10024,11 +9949,11 @@
         <w:topLinePunct w:val="0"/>
         <w:bidi w:val="0"/>
       </w:pPr>
-      <w:bookmarkStart w:id="145" w:name="bookmark94"/>
+      <w:bookmarkStart w:id="145" w:name="bookmark95"/>
       <w:bookmarkEnd w:id="145"/>
-      <w:bookmarkStart w:id="146" w:name="bookmark95"/>
+      <w:bookmarkStart w:id="146" w:name="bookmark94"/>
       <w:bookmarkEnd w:id="146"/>
-      <w:bookmarkStart w:id="147" w:name="_Toc19151"/>
+      <w:bookmarkStart w:id="147" w:name="_Toc8316"/>
       <w:r>
         <w:t>管理目标</w:t>
       </w:r>
@@ -10074,7 +9999,7 @@
       <w:bookmarkEnd w:id="148"/>
       <w:bookmarkStart w:id="149" w:name="bookmark97"/>
       <w:bookmarkEnd w:id="149"/>
-      <w:bookmarkStart w:id="150" w:name="_Toc9704"/>
+      <w:bookmarkStart w:id="150" w:name="_Toc20289"/>
       <w:r>
         <w:t>关键绩效指标</w:t>
       </w:r>
@@ -10485,9 +10410,9 @@
           <w:lang w:eastAsia="zh-CN"/>
         </w:rPr>
       </w:pPr>
-      <w:bookmarkStart w:id="151" w:name="bookmark101"/>
+      <w:bookmarkStart w:id="151" w:name="bookmark100"/>
       <w:bookmarkEnd w:id="151"/>
-      <w:bookmarkStart w:id="152" w:name="bookmark100"/>
+      <w:bookmarkStart w:id="152" w:name="bookmark101"/>
       <w:bookmarkEnd w:id="152"/>
       <w:r>
         <w:rPr>
@@ -10530,11 +10455,11 @@
         <w:topLinePunct w:val="0"/>
         <w:bidi w:val="0"/>
       </w:pPr>
-      <w:bookmarkStart w:id="153" w:name="bookmark104"/>
+      <w:bookmarkStart w:id="153" w:name="bookmark103"/>
       <w:bookmarkEnd w:id="153"/>
-      <w:bookmarkStart w:id="154" w:name="bookmark103"/>
+      <w:bookmarkStart w:id="154" w:name="bookmark104"/>
       <w:bookmarkEnd w:id="154"/>
-      <w:bookmarkStart w:id="155" w:name="_Toc13204"/>
+      <w:bookmarkStart w:id="155" w:name="_Toc27731"/>
       <w:r>
         <w:t>信息安全管理</w:t>
       </w:r>
@@ -10556,7 +10481,7 @@
       <w:bookmarkEnd w:id="156"/>
       <w:bookmarkStart w:id="157" w:name="bookmark106"/>
       <w:bookmarkEnd w:id="157"/>
-      <w:bookmarkStart w:id="158" w:name="_Toc26721"/>
+      <w:bookmarkStart w:id="158" w:name="_Toc3697"/>
       <w:r>
         <w:t>管理范围</w:t>
       </w:r>
@@ -10602,7 +10527,7 @@
       <w:bookmarkEnd w:id="159"/>
       <w:bookmarkStart w:id="160" w:name="bookmark109"/>
       <w:bookmarkEnd w:id="160"/>
-      <w:bookmarkStart w:id="161" w:name="_Toc23548"/>
+      <w:bookmarkStart w:id="161" w:name="_Toc7114"/>
       <w:r>
         <w:t>管理目标</w:t>
       </w:r>
@@ -10658,7 +10583,7 @@
       <w:bookmarkEnd w:id="162"/>
       <w:bookmarkStart w:id="163" w:name="bookmark112"/>
       <w:bookmarkEnd w:id="163"/>
-      <w:bookmarkStart w:id="164" w:name="_Toc30617"/>
+      <w:bookmarkStart w:id="164" w:name="_Toc14739"/>
       <w:r>
         <w:t>关键绩效指标</w:t>
       </w:r>
@@ -10941,17 +10866,7 @@
                 <w:sz w:val="18"/>
                 <w:szCs w:val="18"/>
               </w:rPr>
-              <w:t>我方人员造</w:t>
-            </w:r>
-            <w:bookmarkStart w:id="168" w:name="_GoBack"/>
-            <w:bookmarkEnd w:id="168"/>
-            <w:r>
-              <w:rPr>
-                <w:spacing w:val="-2"/>
-                <w:sz w:val="18"/>
-                <w:szCs w:val="18"/>
-              </w:rPr>
-              <w:t>成信息安全事件的次数</w:t>
+              <w:t>我方人员造成信息安全事件的次数</w:t>
             </w:r>
           </w:p>
         </w:tc>
@@ -11069,11 +10984,11 @@
         <w:topLinePunct w:val="0"/>
         <w:bidi w:val="0"/>
       </w:pPr>
-      <w:bookmarkStart w:id="165" w:name="bookmark116"/>
+      <w:bookmarkStart w:id="165" w:name="bookmark115"/>
       <w:bookmarkEnd w:id="165"/>
-      <w:bookmarkStart w:id="166" w:name="bookmark115"/>
+      <w:bookmarkStart w:id="166" w:name="bookmark116"/>
       <w:bookmarkEnd w:id="166"/>
-      <w:bookmarkStart w:id="167" w:name="_Toc31780"/>
+      <w:bookmarkStart w:id="167" w:name="_Toc27623"/>
       <w:r>
         <w:t>参与方</w:t>
       </w:r>
